--- a/reports/docx/Guide_pas_a_pas_FR.docx
+++ b/reports/docx/Guide_pas_a_pas_FR.docx
@@ -36,13 +36,13 @@
         </w:p>
       </w:sdtContent>
     </w:sdt>
-    <w:bookmarkStart w:id="55" w:name="X6c5241eb95470b61143886842fe01ddb054d052"/>
+    <w:bookmarkStart w:id="59" w:name="Xebc394a717a3f4aaf80cd6f449e3e481bc261e4"/>
     <w:p>
       <w:pPr>
         <w:pStyle w:val="Heading1"/>
       </w:pPr>
       <w:r>
-        <w:t xml:space="preserve">Guide pas à pas — comprendre et justifier l'analyse</w:t>
+        <w:t xml:space="preserve">Guide pas à pas — tout expliquer, très simplement</w:t>
       </w:r>
     </w:p>
     <w:p>
@@ -54,21 +54,21 @@
           <w:bCs/>
           <w:b/>
         </w:rPr>
-        <w:t xml:space="preserve">Mémoire HEC Lausanne · « Alternatives à la poche obligataire dans un portefeuille suisse »</w:t>
-      </w:r>
-      <w:r>
-        <w:rPr>
-          <w:bCs/>
-          <w:b/>
-        </w:rPr>
-        <w:t xml:space="preserve"> </w:t>
-      </w:r>
-      <w:r>
-        <w:rPr>
-          <w:bCs/>
-          <w:b/>
-        </w:rPr>
-        <w:t xml:space="preserve">· VZ AP5 · CHF, mensuel, net de frais · 2008–2026</w:t>
+        <w:t xml:space="preserve">Mémoire HEC Lausanne · « Alternatives aux obligations » · mandat VZ AP5 · CHF, mensuel, net de</w:t>
+      </w:r>
+      <w:r>
+        <w:rPr>
+          <w:bCs/>
+          <w:b/>
+        </w:rPr>
+        <w:t xml:space="preserve"> </w:t>
+      </w:r>
+      <w:r>
+        <w:rPr>
+          <w:bCs/>
+          <w:b/>
+        </w:rPr>
+        <w:t xml:space="preserve">frais · février 2008 – juin 2026</w:t>
       </w:r>
     </w:p>
     <w:p>
@@ -76,50 +76,62 @@
         <w:pStyle w:val="BlockText"/>
       </w:pPr>
       <w:r>
-        <w:t xml:space="preserve">But de ce document : expliquer</w:t>
-      </w:r>
-      <w:r>
-        <w:t xml:space="preserve"> </w:t>
-      </w:r>
-      <w:r>
-        <w:rPr>
-          <w:bCs/>
-          <w:b/>
-        </w:rPr>
-        <w:t xml:space="preserve">simplement et une étape à la fois</w:t>
-      </w:r>
-      <w:r>
-        <w:t xml:space="preserve"> </w:t>
-      </w:r>
-      <w:r>
-        <w:t xml:space="preserve">ce qui a été fait, et</w:t>
-      </w:r>
-      <w:r>
-        <w:t xml:space="preserve"> </w:t>
-      </w:r>
-      <w:r>
-        <w:t xml:space="preserve">pourquoi, pour que chaque décision puisse être justifiée. Aucun jargon n'est utilisé sans être</w:t>
-      </w:r>
-      <w:r>
-        <w:t xml:space="preserve"> </w:t>
-      </w:r>
-      <w:r>
-        <w:t xml:space="preserve">expliqué en une phrase. Les chiffres cités sont ceux du fichier de résultats officiel</w:t>
-      </w:r>
-      <w:r>
-        <w:t xml:space="preserve"> </w:t>
-      </w:r>
-      <w:r>
-        <w:t xml:space="preserve">(</w:t>
-      </w:r>
-      <w:r>
-        <w:rPr>
-          <w:rStyle w:val="VerbatimChar"/>
-        </w:rPr>
-        <w:t xml:space="preserve">analysis/results_manifest.json</w:t>
-      </w:r>
-      <w:r>
-        <w:t xml:space="preserve">).</w:t>
+        <w:t xml:space="preserve">À quoi sert ce document. Il explique</w:t>
+      </w:r>
+      <w:r>
+        <w:t xml:space="preserve"> </w:t>
+      </w:r>
+      <w:r>
+        <w:rPr>
+          <w:bCs/>
+          <w:b/>
+        </w:rPr>
+        <w:t xml:space="preserve">absolument tout</w:t>
+      </w:r>
+      <w:r>
+        <w:t xml:space="preserve"> </w:t>
+      </w:r>
+      <w:r>
+        <w:t xml:space="preserve">ce qui a été fait,</w:t>
+      </w:r>
+      <w:r>
+        <w:t xml:space="preserve"> </w:t>
+      </w:r>
+      <w:r>
+        <w:rPr>
+          <w:bCs/>
+          <w:b/>
+        </w:rPr>
+        <w:t xml:space="preserve">une étape à la</w:t>
+      </w:r>
+      <w:r>
+        <w:rPr>
+          <w:bCs/>
+          <w:b/>
+        </w:rPr>
+        <w:t xml:space="preserve"> </w:t>
+      </w:r>
+      <w:r>
+        <w:rPr>
+          <w:bCs/>
+          <w:b/>
+        </w:rPr>
+        <w:t xml:space="preserve">fois</w:t>
+      </w:r>
+      <w:r>
+        <w:t xml:space="preserve">, dans un langage très simple — comme si on l'expliquait à quelqu'un qui n'a jamais fait</w:t>
+      </w:r>
+      <w:r>
+        <w:t xml:space="preserve"> </w:t>
+      </w:r>
+      <w:r>
+        <w:t xml:space="preserve">de finance. Chaque mot compliqué est expliqué. Chaque décision est justifiée. L'objectif est que</w:t>
+      </w:r>
+      <w:r>
+        <w:t xml:space="preserve"> </w:t>
+      </w:r>
+      <w:r>
+        <w:t xml:space="preserve">tu puisses tout comprendre et tout réexpliquer à quelqu'un d'autre.</w:t>
       </w:r>
     </w:p>
     <w:p>
@@ -129,13 +141,13 @@
         </w:pict>
       </w:r>
     </w:p>
-    <w:bookmarkStart w:id="20" w:name="X7679dc1fa062517319dc7fabf994bd370df2d34"/>
+    <w:bookmarkStart w:id="20" w:name="X47e61bbd7649bb4fb8c4d2dcddc05737613331f"/>
     <w:p>
       <w:pPr>
         <w:pStyle w:val="Heading2"/>
       </w:pPr>
       <w:r>
-        <w:t xml:space="preserve">1. L'objectif, en une phrase</w:t>
+        <w:t xml:space="preserve">PARTIE 0 — Le vocabulaire de base (à lire en premier)</w:t>
       </w:r>
     </w:p>
     <w:p>
@@ -143,141 +155,7 @@
         <w:pStyle w:val="FirstParagraph"/>
       </w:pPr>
       <w:r>
-        <w:t xml:space="preserve">Savoir si l'on peut</w:t>
-      </w:r>
-      <w:r>
-        <w:t xml:space="preserve"> </w:t>
-      </w:r>
-      <w:r>
-        <w:rPr>
-          <w:bCs/>
-          <w:b/>
-        </w:rPr>
-        <w:t xml:space="preserve">remplacer la poche obligataire (42 %)</w:t>
-      </w:r>
-      <w:r>
-        <w:t xml:space="preserve"> </w:t>
-      </w:r>
-      <w:r>
-        <w:t xml:space="preserve">du portefeuille VZ</w:t>
-      </w:r>
-      <w:r>
-        <w:t xml:space="preserve"> </w:t>
-      </w:r>
-      <w:r>
-        <w:rPr>
-          <w:bCs/>
-          <w:b/>
-        </w:rPr>
-        <w:t xml:space="preserve">AP5</w:t>
-      </w:r>
-      <w:r>
-        <w:t xml:space="preserve"> </w:t>
-      </w:r>
-      <w:r>
-        <w:t xml:space="preserve">par</w:t>
-      </w:r>
-      <w:r>
-        <w:t xml:space="preserve"> </w:t>
-      </w:r>
-      <w:r>
-        <w:t xml:space="preserve">d'autres actifs (or, matières premières, infrastructures, etc.), et</w:t>
-      </w:r>
-      <w:r>
-        <w:t xml:space="preserve"> </w:t>
-      </w:r>
-      <w:r>
-        <w:rPr>
-          <w:bCs/>
-          <w:b/>
-        </w:rPr>
-        <w:t xml:space="preserve">à quel prix en termes de</w:t>
-      </w:r>
-      <w:r>
-        <w:rPr>
-          <w:bCs/>
-          <w:b/>
-        </w:rPr>
-        <w:t xml:space="preserve"> </w:t>
-      </w:r>
-      <w:r>
-        <w:rPr>
-          <w:bCs/>
-          <w:b/>
-        </w:rPr>
-        <w:t xml:space="preserve">risque</w:t>
-      </w:r>
-      <w:r>
-        <w:t xml:space="preserve"> </w:t>
-      </w:r>
-      <w:r>
-        <w:t xml:space="preserve">— sur toute la période 2008–2026 et selon l'environnement de taux d'intérêt.</w:t>
-      </w:r>
-    </w:p>
-    <w:p>
-      <w:pPr>
-        <w:pStyle w:val="BodyText"/>
-      </w:pPr>
-      <w:r>
-        <w:t xml:space="preserve">Autrement dit :</w:t>
-      </w:r>
-      <w:r>
-        <w:t xml:space="preserve"> </w:t>
-      </w:r>
-      <w:r>
-        <w:rPr>
-          <w:iCs/>
-          <w:i/>
-        </w:rPr>
-        <w:t xml:space="preserve">les obligations posent problème quand les taux montent ; peut-on faire mieux</w:t>
-      </w:r>
-      <w:r>
-        <w:rPr>
-          <w:iCs/>
-          <w:i/>
-        </w:rPr>
-        <w:t xml:space="preserve"> </w:t>
-      </w:r>
-      <w:r>
-        <w:rPr>
-          <w:iCs/>
-          <w:i/>
-        </w:rPr>
-        <w:t xml:space="preserve">avec autre chose, sans prendre trop de risque ?</w:t>
-      </w:r>
-    </w:p>
-    <w:bookmarkEnd w:id="20"/>
-    <w:bookmarkStart w:id="21" w:name="X5b6b5dd57ffb0cc9778864d5e0a52b7f5feaece"/>
-    <w:p>
-      <w:pPr>
-        <w:pStyle w:val="Heading2"/>
-      </w:pPr>
-      <w:r>
-        <w:t xml:space="preserve">2. Les trois questions (au lieu de cinq hypothèses)</w:t>
-      </w:r>
-    </w:p>
-    <w:p>
-      <w:pPr>
-        <w:pStyle w:val="FirstParagraph"/>
-      </w:pPr>
-      <w:r>
-        <w:t xml:space="preserve">Toute l'analyse tient en</w:t>
-      </w:r>
-      <w:r>
-        <w:t xml:space="preserve"> </w:t>
-      </w:r>
-      <w:r>
-        <w:rPr>
-          <w:bCs/>
-          <w:b/>
-        </w:rPr>
-        <w:t xml:space="preserve">trois questions simples</w:t>
-      </w:r>
-      <w:r>
-        <w:t xml:space="preserve"> </w:t>
-      </w:r>
-      <w:r>
-        <w:t xml:space="preserve">:</w:t>
+        <w:t xml:space="preserve">Avant de parler de l'étude, voici les mots essentiels, avec des images simples.</w:t>
       </w:r>
     </w:p>
     <w:p>
@@ -293,29 +171,16 @@
           <w:bCs/>
           <w:b/>
         </w:rPr>
-        <w:t xml:space="preserve">Rendement</w:t>
-      </w:r>
-      <w:r>
-        <w:t xml:space="preserve"> </w:t>
-      </w:r>
-      <w:r>
-        <w:t xml:space="preserve">— remplacer les obligations change-t-il le</w:t>
-      </w:r>
-      <w:r>
-        <w:t xml:space="preserve"> </w:t>
-      </w:r>
-      <w:r>
-        <w:rPr>
-          <w:bCs/>
-          <w:b/>
-        </w:rPr>
-        <w:t xml:space="preserve">rendement</w:t>
-      </w:r>
-      <w:r>
-        <w:t xml:space="preserve"> </w:t>
-      </w:r>
-      <w:r>
-        <w:t xml:space="preserve">à long terme ?</w:t>
+        <w:t xml:space="preserve">Un portefeuille</w:t>
+      </w:r>
+      <w:r>
+        <w:t xml:space="preserve">, c'est un panier de placements. On met dedans différents « ingrédients »</w:t>
+      </w:r>
+      <w:r>
+        <w:t xml:space="preserve"> </w:t>
+      </w:r>
+      <w:r>
+        <w:t xml:space="preserve">(actions, obligations, or…) dans certaines proportions.</w:t>
       </w:r>
     </w:p>
     <w:p>
@@ -331,32 +196,16 @@
           <w:bCs/>
           <w:b/>
         </w:rPr>
-        <w:t xml:space="preserve">Risque</w:t>
-      </w:r>
-      <w:r>
-        <w:t xml:space="preserve"> </w:t>
-      </w:r>
-      <w:r>
-        <w:t xml:space="preserve">— cela change-t-il le</w:t>
-      </w:r>
-      <w:r>
-        <w:t xml:space="preserve"> </w:t>
-      </w:r>
-      <w:r>
-        <w:rPr>
-          <w:bCs/>
-          <w:b/>
-        </w:rPr>
-        <w:t xml:space="preserve">risque</w:t>
-      </w:r>
-      <w:r>
-        <w:t xml:space="preserve">, surtout les grosses pertes (les baisses profondes</w:t>
-      </w:r>
-      <w:r>
-        <w:t xml:space="preserve"> </w:t>
-      </w:r>
-      <w:r>
-        <w:t xml:space="preserve">et les pertes extrêmes) ?</w:t>
+        <w:t xml:space="preserve">Une action</w:t>
+      </w:r>
+      <w:r>
+        <w:t xml:space="preserve">, c'est une part d'entreprise. Ça rapporte beaucoup sur le long terme mais ça</w:t>
+      </w:r>
+      <w:r>
+        <w:t xml:space="preserve"> </w:t>
+      </w:r>
+      <w:r>
+        <w:t xml:space="preserve">monte et descend fort (risqué).</w:t>
       </w:r>
     </w:p>
     <w:p>
@@ -372,34 +221,214 @@
           <w:bCs/>
           <w:b/>
         </w:rPr>
-        <w:t xml:space="preserve">Régime</w:t>
-      </w:r>
-      <w:r>
-        <w:t xml:space="preserve"> </w:t>
-      </w:r>
-      <w:r>
-        <w:t xml:space="preserve">— la réponse dépend-elle de l'</w:t>
-      </w:r>
-      <w:r>
-        <w:rPr>
-          <w:bCs/>
-          <w:b/>
-        </w:rPr>
-        <w:t xml:space="preserve">environnement de taux</w:t>
-      </w:r>
-      <w:r>
-        <w:t xml:space="preserve"> </w:t>
-      </w:r>
-      <w:r>
-        <w:t xml:space="preserve">(la politique de la BNS) ?</w:t>
-      </w:r>
-    </w:p>
-    <w:p>
-      <w:pPr>
-        <w:pStyle w:val="BlockText"/>
-      </w:pPr>
-      <w:r>
-        <w:t xml:space="preserve">La question « vaut-il mieux remplacer</w:t>
+        <w:t xml:space="preserve">Une obligation</w:t>
+      </w:r>
+      <w:r>
+        <w:t xml:space="preserve">, c'est un</w:t>
+      </w:r>
+      <w:r>
+        <w:t xml:space="preserve"> </w:t>
+      </w:r>
+      <w:r>
+        <w:rPr>
+          <w:bCs/>
+          <w:b/>
+        </w:rPr>
+        <w:t xml:space="preserve">prêt</w:t>
+      </w:r>
+      <w:r>
+        <w:t xml:space="preserve">. Tu prêtes de l'argent à un État ou une entreprise, et en</w:t>
+      </w:r>
+      <w:r>
+        <w:t xml:space="preserve"> </w:t>
+      </w:r>
+      <w:r>
+        <w:t xml:space="preserve">échange on te verse un petit intérêt régulier, puis on te rend ton argent à la fin. C'est</w:t>
+      </w:r>
+      <w:r>
+        <w:t xml:space="preserve"> </w:t>
+      </w:r>
+      <w:r>
+        <w:rPr>
+          <w:bCs/>
+          <w:b/>
+        </w:rPr>
+        <w:t xml:space="preserve">moins risqué</w:t>
+      </w:r>
+      <w:r>
+        <w:t xml:space="preserve"> </w:t>
+      </w:r>
+      <w:r>
+        <w:t xml:space="preserve">que les actions, mais ça rapporte peu.</w:t>
+      </w:r>
+    </w:p>
+    <w:p>
+      <w:pPr>
+        <w:numPr>
+          <w:ilvl w:val="0"/>
+          <w:numId w:val="1001"/>
+        </w:numPr>
+        <w:pStyle w:val="Compact"/>
+      </w:pPr>
+      <w:r>
+        <w:rPr>
+          <w:bCs/>
+          <w:b/>
+        </w:rPr>
+        <w:t xml:space="preserve">VZ AP5</w:t>
+      </w:r>
+      <w:r>
+        <w:t xml:space="preserve">, c'est le portefeuille étudié : un produit réel de la société suisse VZ, « profil 5 »</w:t>
+      </w:r>
+      <w:r>
+        <w:t xml:space="preserve"> </w:t>
+      </w:r>
+      <w:r>
+        <w:t xml:space="preserve">(assez dynamique). Il contient à peu près</w:t>
+      </w:r>
+      <w:r>
+        <w:t xml:space="preserve"> </w:t>
+      </w:r>
+      <w:r>
+        <w:rPr>
+          <w:bCs/>
+          <w:b/>
+        </w:rPr>
+        <w:t xml:space="preserve">50 % d'actions, 42 % d'obligations, 5 %</w:t>
+      </w:r>
+      <w:r>
+        <w:rPr>
+          <w:bCs/>
+          <w:b/>
+        </w:rPr>
+        <w:t xml:space="preserve"> </w:t>
+      </w:r>
+      <w:r>
+        <w:rPr>
+          <w:bCs/>
+          <w:b/>
+        </w:rPr>
+        <w:t xml:space="preserve">d'immobilier, 3 % de liquidités</w:t>
+      </w:r>
+      <w:r>
+        <w:t xml:space="preserve">.</w:t>
+      </w:r>
+    </w:p>
+    <w:p>
+      <w:pPr>
+        <w:numPr>
+          <w:ilvl w:val="0"/>
+          <w:numId w:val="1001"/>
+        </w:numPr>
+        <w:pStyle w:val="Compact"/>
+      </w:pPr>
+      <w:r>
+        <w:rPr>
+          <w:bCs/>
+          <w:b/>
+        </w:rPr>
+        <w:t xml:space="preserve">Les « 42 % obligations »</w:t>
+      </w:r>
+      <w:r>
+        <w:t xml:space="preserve">, c'est le gros bloc de prêts du portefeuille. C'est</w:t>
+      </w:r>
+      <w:r>
+        <w:t xml:space="preserve"> </w:t>
+      </w:r>
+      <w:r>
+        <w:rPr>
+          <w:bCs/>
+          <w:b/>
+        </w:rPr>
+        <w:t xml:space="preserve">lui</w:t>
+      </w:r>
+      <w:r>
+        <w:t xml:space="preserve"> </w:t>
+      </w:r>
+      <w:r>
+        <w:t xml:space="preserve">que la</w:t>
+      </w:r>
+      <w:r>
+        <w:t xml:space="preserve"> </w:t>
+      </w:r>
+      <w:r>
+        <w:t xml:space="preserve">thèse veut peut-être remplacer.</w:t>
+      </w:r>
+    </w:p>
+    <w:p>
+      <w:pPr>
+        <w:numPr>
+          <w:ilvl w:val="0"/>
+          <w:numId w:val="1001"/>
+        </w:numPr>
+        <w:pStyle w:val="Compact"/>
+      </w:pPr>
+      <w:r>
+        <w:rPr>
+          <w:bCs/>
+          <w:b/>
+        </w:rPr>
+        <w:t xml:space="preserve">Le rendement</w:t>
+      </w:r>
+      <w:r>
+        <w:t xml:space="preserve">, c'est ce que ça rapporte, en général exprimé en</w:t>
+      </w:r>
+      <w:r>
+        <w:t xml:space="preserve"> </w:t>
+      </w:r>
+      <w:r>
+        <w:rPr>
+          <w:bCs/>
+          <w:b/>
+        </w:rPr>
+        <w:t xml:space="preserve">% par an</w:t>
+      </w:r>
+      <w:r>
+        <w:t xml:space="preserve">.</w:t>
+      </w:r>
+    </w:p>
+    <w:p>
+      <w:pPr>
+        <w:numPr>
+          <w:ilvl w:val="0"/>
+          <w:numId w:val="1001"/>
+        </w:numPr>
+        <w:pStyle w:val="Compact"/>
+      </w:pPr>
+      <w:r>
+        <w:rPr>
+          <w:bCs/>
+          <w:b/>
+        </w:rPr>
+        <w:t xml:space="preserve">Le risque</w:t>
+      </w:r>
+      <w:r>
+        <w:t xml:space="preserve">, c'est à quel point ça bouge et à quel point on peut perdre. On le mesure de</w:t>
+      </w:r>
+      <w:r>
+        <w:t xml:space="preserve"> </w:t>
+      </w:r>
+      <w:r>
+        <w:t xml:space="preserve">plusieurs façons (voir Partie 3).</w:t>
+      </w:r>
+    </w:p>
+    <w:p>
+      <w:pPr>
+        <w:numPr>
+          <w:ilvl w:val="0"/>
+          <w:numId w:val="1001"/>
+        </w:numPr>
+        <w:pStyle w:val="Compact"/>
+      </w:pPr>
+      <w:r>
+        <w:rPr>
+          <w:bCs/>
+          <w:b/>
+        </w:rPr>
+        <w:t xml:space="preserve">« Net de frais »</w:t>
+      </w:r>
+      <w:r>
+        <w:t xml:space="preserve">, ça veut dire</w:t>
       </w:r>
       <w:r>
         <w:t xml:space="preserve"> </w:t>
@@ -409,13 +438,81 @@
           <w:iCs/>
           <w:i/>
         </w:rPr>
-        <w:t xml:space="preserve">un peu</w:t>
-      </w:r>
-      <w:r>
-        <w:t xml:space="preserve"> </w:t>
-      </w:r>
-      <w:r>
-        <w:t xml:space="preserve">ou</w:t>
+        <w:t xml:space="preserve">après avoir enlevé les frais</w:t>
+      </w:r>
+      <w:r>
+        <w:t xml:space="preserve"> </w:t>
+      </w:r>
+      <w:r>
+        <w:t xml:space="preserve">(la banque prend une</w:t>
+      </w:r>
+      <w:r>
+        <w:t xml:space="preserve"> </w:t>
+      </w:r>
+      <w:r>
+        <w:t xml:space="preserve">commission ; on la retire pour être réaliste).</w:t>
+      </w:r>
+    </w:p>
+    <w:p>
+      <w:pPr>
+        <w:pStyle w:val="FirstParagraph"/>
+      </w:pPr>
+      <w:r>
+        <w:rPr>
+          <w:bCs/>
+          <w:b/>
+        </w:rPr>
+        <w:t xml:space="preserve">Le problème de départ, en une phrase.</w:t>
+      </w:r>
+      <w:r>
+        <w:t xml:space="preserve"> </w:t>
+      </w:r>
+      <w:r>
+        <w:t xml:space="preserve">Les obligations rapportent très peu depuis des années</w:t>
+      </w:r>
+      <w:r>
+        <w:t xml:space="preserve"> </w:t>
+      </w:r>
+      <w:r>
+        <w:t xml:space="preserve">(taux d'intérêt bas), et quand les taux</w:t>
+      </w:r>
+      <w:r>
+        <w:t xml:space="preserve"> </w:t>
+      </w:r>
+      <w:r>
+        <w:rPr>
+          <w:bCs/>
+          <w:b/>
+        </w:rPr>
+        <w:t xml:space="preserve">remontent</w:t>
+      </w:r>
+      <w:r>
+        <w:t xml:space="preserve"> </w:t>
+      </w:r>
+      <w:r>
+        <w:t xml:space="preserve">(comme en 2022), elles</w:t>
+      </w:r>
+      <w:r>
+        <w:t xml:space="preserve"> </w:t>
+      </w:r>
+      <w:r>
+        <w:rPr>
+          <w:bCs/>
+          <w:b/>
+        </w:rPr>
+        <w:t xml:space="preserve">perdent</w:t>
+      </w:r>
+      <w:r>
+        <w:t xml:space="preserve"> </w:t>
+      </w:r>
+      <w:r>
+        <w:t xml:space="preserve">de la</w:t>
+      </w:r>
+      <w:r>
+        <w:t xml:space="preserve"> </w:t>
+      </w:r>
+      <w:r>
+        <w:t xml:space="preserve">valeur. Donc on se demande :</w:t>
       </w:r>
       <w:r>
         <w:t xml:space="preserve"> </w:t>
@@ -425,67 +522,317 @@
           <w:iCs/>
           <w:i/>
         </w:rPr>
-        <w:t xml:space="preserve">tout</w:t>
-      </w:r>
-      <w:r>
-        <w:t xml:space="preserve"> </w:t>
-      </w:r>
-      <w:r>
-        <w:t xml:space="preserve">? » n'est</w:t>
-      </w:r>
-      <w:r>
-        <w:t xml:space="preserve"> </w:t>
-      </w:r>
-      <w:r>
-        <w:rPr>
-          <w:bCs/>
-          <w:b/>
-        </w:rPr>
-        <w:t xml:space="preserve">pas</w:t>
-      </w:r>
-      <w:r>
-        <w:t xml:space="preserve"> </w:t>
-      </w:r>
-      <w:r>
-        <w:t xml:space="preserve">une quatrième</w:t>
-      </w:r>
-      <w:r>
-        <w:t xml:space="preserve"> </w:t>
-      </w:r>
-      <w:r>
-        <w:t xml:space="preserve">hypothèse : c'est une</w:t>
-      </w:r>
-      <w:r>
-        <w:t xml:space="preserve"> </w:t>
-      </w:r>
-      <w:r>
-        <w:rPr>
-          <w:bCs/>
-          <w:b/>
-        </w:rPr>
-        <w:t xml:space="preserve">recommandation</w:t>
-      </w:r>
-      <w:r>
-        <w:t xml:space="preserve"> </w:t>
-      </w:r>
-      <w:r>
-        <w:t xml:space="preserve">que l'on tire à la fin, une fois les trois questions</w:t>
-      </w:r>
-      <w:r>
-        <w:t xml:space="preserve"> </w:t>
-      </w:r>
-      <w:r>
-        <w:t xml:space="preserve">répondues.</w:t>
+        <w:t xml:space="preserve">peut-on remplacer une partie de ces obligations par autre chose de</w:t>
+      </w:r>
+      <w:r>
+        <w:rPr>
+          <w:iCs/>
+          <w:i/>
+        </w:rPr>
+        <w:t xml:space="preserve"> </w:t>
+      </w:r>
+      <w:r>
+        <w:rPr>
+          <w:iCs/>
+          <w:i/>
+        </w:rPr>
+        <w:t xml:space="preserve">mieux ?</w:t>
+      </w:r>
+      <w:r>
+        <w:t xml:space="preserve"> </w:t>
+      </w:r>
+      <w:r>
+        <w:t xml:space="preserve">C'est toute la thèse.</w:t>
+      </w:r>
+    </w:p>
+    <w:bookmarkEnd w:id="20"/>
+    <w:bookmarkStart w:id="21" w:name="X02e823af8684f35d9ffb2ae2e9f9da88cb429ea"/>
+    <w:p>
+      <w:pPr>
+        <w:pStyle w:val="Heading2"/>
+      </w:pPr>
+      <w:r>
+        <w:t xml:space="preserve">PARTIE 1 — L'objectif et les trois questions</w:t>
+      </w:r>
+    </w:p>
+    <w:p>
+      <w:pPr>
+        <w:pStyle w:val="FirstParagraph"/>
+      </w:pPr>
+      <w:r>
+        <w:rPr>
+          <w:bCs/>
+          <w:b/>
+        </w:rPr>
+        <w:t xml:space="preserve">L'objectif, en une phrase.</w:t>
+      </w:r>
+      <w:r>
+        <w:t xml:space="preserve"> </w:t>
+      </w:r>
+      <w:r>
+        <w:t xml:space="preserve">Savoir si l'on peut remplacer les</w:t>
+      </w:r>
+      <w:r>
+        <w:t xml:space="preserve"> </w:t>
+      </w:r>
+      <w:r>
+        <w:rPr>
+          <w:bCs/>
+          <w:b/>
+        </w:rPr>
+        <w:t xml:space="preserve">42 % d'obligations</w:t>
+      </w:r>
+      <w:r>
+        <w:t xml:space="preserve"> </w:t>
+      </w:r>
+      <w:r>
+        <w:t xml:space="preserve">du</w:t>
+      </w:r>
+      <w:r>
+        <w:t xml:space="preserve"> </w:t>
+      </w:r>
+      <w:r>
+        <w:t xml:space="preserve">portefeuille AP5 par d'autres placements,</w:t>
+      </w:r>
+      <w:r>
+        <w:t xml:space="preserve"> </w:t>
+      </w:r>
+      <w:r>
+        <w:rPr>
+          <w:bCs/>
+          <w:b/>
+        </w:rPr>
+        <w:t xml:space="preserve">et à quel prix en risque</w:t>
+      </w:r>
+      <w:r>
+        <w:t xml:space="preserve">, sur la période 2008–2026.</w:t>
+      </w:r>
+    </w:p>
+    <w:p>
+      <w:pPr>
+        <w:pStyle w:val="BodyText"/>
+      </w:pPr>
+      <w:r>
+        <w:t xml:space="preserve">On répond à</w:t>
+      </w:r>
+      <w:r>
+        <w:t xml:space="preserve"> </w:t>
+      </w:r>
+      <w:r>
+        <w:rPr>
+          <w:bCs/>
+          <w:b/>
+        </w:rPr>
+        <w:t xml:space="preserve">trois questions simples</w:t>
+      </w:r>
+      <w:r>
+        <w:t xml:space="preserve"> </w:t>
+      </w:r>
+      <w:r>
+        <w:t xml:space="preserve">:</w:t>
+      </w:r>
+    </w:p>
+    <w:p>
+      <w:pPr>
+        <w:numPr>
+          <w:ilvl w:val="0"/>
+          <w:numId w:val="1002"/>
+        </w:numPr>
+        <w:pStyle w:val="Compact"/>
+      </w:pPr>
+      <w:r>
+        <w:rPr>
+          <w:bCs/>
+          <w:b/>
+        </w:rPr>
+        <w:t xml:space="preserve">Rendement</w:t>
+      </w:r>
+      <w:r>
+        <w:t xml:space="preserve"> </w:t>
+      </w:r>
+      <w:r>
+        <w:t xml:space="preserve">— remplacer les obligations, est-ce que ça</w:t>
+      </w:r>
+      <w:r>
+        <w:t xml:space="preserve"> </w:t>
+      </w:r>
+      <w:r>
+        <w:rPr>
+          <w:bCs/>
+          <w:b/>
+        </w:rPr>
+        <w:t xml:space="preserve">rapporte plus</w:t>
+      </w:r>
+      <w:r>
+        <w:t xml:space="preserve"> </w:t>
+      </w:r>
+      <w:r>
+        <w:t xml:space="preserve">?</w:t>
+      </w:r>
+    </w:p>
+    <w:p>
+      <w:pPr>
+        <w:numPr>
+          <w:ilvl w:val="0"/>
+          <w:numId w:val="1002"/>
+        </w:numPr>
+        <w:pStyle w:val="Compact"/>
+      </w:pPr>
+      <w:r>
+        <w:rPr>
+          <w:bCs/>
+          <w:b/>
+        </w:rPr>
+        <w:t xml:space="preserve">Risque</w:t>
+      </w:r>
+      <w:r>
+        <w:t xml:space="preserve"> </w:t>
+      </w:r>
+      <w:r>
+        <w:t xml:space="preserve">— est-ce que ça</w:t>
+      </w:r>
+      <w:r>
+        <w:t xml:space="preserve"> </w:t>
+      </w:r>
+      <w:r>
+        <w:rPr>
+          <w:bCs/>
+          <w:b/>
+        </w:rPr>
+        <w:t xml:space="preserve">augmente le risque</w:t>
+      </w:r>
+      <w:r>
+        <w:t xml:space="preserve">, surtout les grosses pertes ?</w:t>
+      </w:r>
+    </w:p>
+    <w:p>
+      <w:pPr>
+        <w:numPr>
+          <w:ilvl w:val="0"/>
+          <w:numId w:val="1002"/>
+        </w:numPr>
+        <w:pStyle w:val="Compact"/>
+      </w:pPr>
+      <w:r>
+        <w:rPr>
+          <w:bCs/>
+          <w:b/>
+        </w:rPr>
+        <w:t xml:space="preserve">Régime</w:t>
+      </w:r>
+      <w:r>
+        <w:t xml:space="preserve"> </w:t>
+      </w:r>
+      <w:r>
+        <w:t xml:space="preserve">— est-ce que la réponse</w:t>
+      </w:r>
+      <w:r>
+        <w:t xml:space="preserve"> </w:t>
+      </w:r>
+      <w:r>
+        <w:rPr>
+          <w:bCs/>
+          <w:b/>
+        </w:rPr>
+        <w:t xml:space="preserve">change selon l'époque</w:t>
+      </w:r>
+      <w:r>
+        <w:t xml:space="preserve"> </w:t>
+      </w:r>
+      <w:r>
+        <w:t xml:space="preserve">(taux qui montent ou qui</w:t>
+      </w:r>
+      <w:r>
+        <w:t xml:space="preserve"> </w:t>
+      </w:r>
+      <w:r>
+        <w:t xml:space="preserve">descendent) ?</w:t>
+      </w:r>
+    </w:p>
+    <w:p>
+      <w:pPr>
+        <w:pStyle w:val="FirstParagraph"/>
+      </w:pPr>
+      <w:r>
+        <w:t xml:space="preserve">C'est tout. Trois questions. On ne cherche pas</w:t>
+      </w:r>
+      <w:r>
+        <w:t xml:space="preserve"> </w:t>
+      </w:r>
+      <w:r>
+        <w:rPr>
+          <w:iCs/>
+          <w:i/>
+        </w:rPr>
+        <w:t xml:space="preserve">le</w:t>
+      </w:r>
+      <w:r>
+        <w:t xml:space="preserve"> </w:t>
+      </w:r>
+      <w:r>
+        <w:t xml:space="preserve">pourcentage magique ; on cherche à comprendre</w:t>
+      </w:r>
+      <w:r>
+        <w:t xml:space="preserve"> </w:t>
+      </w:r>
+      <w:r>
+        <w:t xml:space="preserve">le</w:t>
+      </w:r>
+      <w:r>
+        <w:t xml:space="preserve"> </w:t>
+      </w:r>
+      <w:r>
+        <w:rPr>
+          <w:bCs/>
+          <w:b/>
+        </w:rPr>
+        <w:t xml:space="preserve">compromis</w:t>
+      </w:r>
+      <w:r>
+        <w:t xml:space="preserve"> </w:t>
+      </w:r>
+      <w:r>
+        <w:t xml:space="preserve">entre rendement et risque.</w:t>
       </w:r>
     </w:p>
     <w:bookmarkEnd w:id="21"/>
-    <w:bookmarkStart w:id="22" w:name="X85b7d8b7c7de108d220063f4d9d8532b121d4e8"/>
+    <w:bookmarkStart w:id="22" w:name="Xe5a0eba989c4ac8cd0f9bac300efc51cca26aaf"/>
     <w:p>
       <w:pPr>
         <w:pStyle w:val="Heading2"/>
       </w:pPr>
       <w:r>
-        <w:t xml:space="preserve">3. Quelques mots à connaître (une phrase chacun)</w:t>
+        <w:t xml:space="preserve">PARTIE 2 — Les « ingrédients » de remplacement testés</w:t>
+      </w:r>
+    </w:p>
+    <w:p>
+      <w:pPr>
+        <w:pStyle w:val="FirstParagraph"/>
+      </w:pPr>
+      <w:r>
+        <w:t xml:space="preserve">On teste</w:t>
+      </w:r>
+      <w:r>
+        <w:t xml:space="preserve"> </w:t>
+      </w:r>
+      <w:r>
+        <w:rPr>
+          <w:bCs/>
+          <w:b/>
+        </w:rPr>
+        <w:t xml:space="preserve">six</w:t>
+      </w:r>
+      <w:r>
+        <w:t xml:space="preserve"> </w:t>
+      </w:r>
+      <w:r>
+        <w:t xml:space="preserve">placements alternatifs qui existent vraiment, qu'on peut acheter, et qui ont un</w:t>
+      </w:r>
+      <w:r>
+        <w:t xml:space="preserve"> </w:t>
+      </w:r>
+      <w:r>
+        <w:t xml:space="preserve">historique depuis 2008 :</w:t>
       </w:r>
     </w:p>
     <w:tbl>
@@ -511,7 +858,7 @@
               <w:jc w:val="left"/>
             </w:pPr>
             <w:r>
-              <w:t xml:space="preserve">Mot</w:t>
+              <w:t xml:space="preserve">Alternative</w:t>
             </w:r>
           </w:p>
         </w:tc>
@@ -523,7 +870,7 @@
               <w:jc w:val="left"/>
             </w:pPr>
             <w:r>
-              <w:t xml:space="preserve">Ce que ça veut dire, simplement</w:t>
+              <w:t xml:space="preserve">En une phrase</w:t>
             </w:r>
           </w:p>
         </w:tc>
@@ -541,7 +888,7 @@
                 <w:bCs/>
                 <w:b/>
               </w:rPr>
-              <w:t xml:space="preserve">AP5 / VVIA</w:t>
+              <w:t xml:space="preserve">Or</w:t>
             </w:r>
           </w:p>
         </w:tc>
@@ -553,7 +900,7 @@
               <w:jc w:val="left"/>
             </w:pPr>
             <w:r>
-              <w:t xml:space="preserve">Le profil de placement n°5 de VZ (≈50 % actions, 42 % obligations, immobilier, liquidités).</w:t>
+              <w:t xml:space="preserve">Métal précieux, valeur refuge en cas de crise. Ne verse aucun intérêt.</w:t>
             </w:r>
           </w:p>
         </w:tc>
@@ -571,7 +918,7 @@
                 <w:bCs/>
                 <w:b/>
               </w:rPr>
-              <w:t xml:space="preserve">Poche obligataire (42 %)</w:t>
+              <w:t xml:space="preserve">Haut rendement (HY)</w:t>
             </w:r>
           </w:p>
         </w:tc>
@@ -583,7 +930,7 @@
               <w:jc w:val="left"/>
             </w:pPr>
             <w:r>
-              <w:t xml:space="preserve">La partie « obligations » du portefeuille : obligations suisses (16,8 %) + mondiales (25,2 %).</w:t>
+              <w:t xml:space="preserve">Obligations d'entreprises plus risquées, qui paient plus d'intérêt.</w:t>
             </w:r>
           </w:p>
         </w:tc>
@@ -601,7 +948,7 @@
                 <w:bCs/>
                 <w:b/>
               </w:rPr>
-              <w:t xml:space="preserve">Rendement (CAGR)</w:t>
+              <w:t xml:space="preserve">Dette émergente (EM)</w:t>
             </w:r>
           </w:p>
         </w:tc>
@@ -613,7 +960,7 @@
               <w:jc w:val="left"/>
             </w:pPr>
             <w:r>
-              <w:t xml:space="preserve">Le gain moyen par an sur toute la période.</w:t>
+              <w:t xml:space="preserve">Obligations de pays en développement, plus d'intérêt, plus de risque.</w:t>
             </w:r>
           </w:p>
         </w:tc>
@@ -631,7 +978,7 @@
                 <w:bCs/>
                 <w:b/>
               </w:rPr>
-              <w:t xml:space="preserve">Volatilité</w:t>
+              <w:t xml:space="preserve">Infrastructures</w:t>
             </w:r>
           </w:p>
         </w:tc>
@@ -643,7 +990,7 @@
               <w:jc w:val="left"/>
             </w:pPr>
             <w:r>
-              <w:t xml:space="preserve">À quel point la valeur bouge : plus c'est haut, plus ça monte et descend fort.</w:t>
+              <w:t xml:space="preserve">Actions d'entreprises d'autoroutes, d'énergie, etc. Verse des revenus.</w:t>
             </w:r>
           </w:p>
         </w:tc>
@@ -661,7 +1008,7 @@
                 <w:bCs/>
                 <w:b/>
               </w:rPr>
-              <w:t xml:space="preserve">Drawdown (max)</w:t>
+              <w:t xml:space="preserve">Managed futures</w:t>
             </w:r>
           </w:p>
         </w:tc>
@@ -673,7 +1020,7 @@
               <w:jc w:val="left"/>
             </w:pPr>
             <w:r>
-              <w:t xml:space="preserve">La pire baisse depuis un sommet : « combien on a perdu au pire moment ».</w:t>
+              <w:t xml:space="preserve">Fonds « suiveurs de tendance » automatiques. Censés aider en crise.</w:t>
             </w:r>
           </w:p>
         </w:tc>
@@ -691,7 +1038,7 @@
                 <w:bCs/>
                 <w:b/>
               </w:rPr>
-              <w:t xml:space="preserve">Perte extrême (CVaR)</w:t>
+              <w:t xml:space="preserve">Matières premières</w:t>
             </w:r>
           </w:p>
         </w:tc>
@@ -703,112 +1050,141 @@
               <w:jc w:val="left"/>
             </w:pPr>
             <w:r>
-              <w:t xml:space="preserve">La perte moyenne dans les</w:t>
-            </w:r>
-            <w:r>
-              <w:t xml:space="preserve"> </w:t>
-            </w:r>
-            <w:r>
-              <w:rPr>
-                <w:bCs/>
-                <w:b/>
-              </w:rPr>
-              <w:t xml:space="preserve">pires</w:t>
-            </w:r>
-            <w:r>
-              <w:t xml:space="preserve"> </w:t>
-            </w:r>
-            <w:r>
-              <w:t xml:space="preserve">mois (les 5 % de mois les plus mauvais).</w:t>
-            </w:r>
-          </w:p>
-        </w:tc>
-      </w:tr>
-      <w:tr>
-        <w:tc>
-          <w:tcPr/>
-          <w:p>
-            <w:pPr>
-              <w:pStyle w:val="Compact"/>
-              <w:jc w:val="left"/>
-            </w:pPr>
-            <w:r>
-              <w:rPr>
-                <w:bCs/>
-                <w:b/>
-              </w:rPr>
-              <w:t xml:space="preserve">Sharpe</w:t>
-            </w:r>
-          </w:p>
-        </w:tc>
-        <w:tc>
-          <w:tcPr/>
-          <w:p>
-            <w:pPr>
-              <w:pStyle w:val="Compact"/>
-              <w:jc w:val="left"/>
-            </w:pPr>
-            <w:r>
-              <w:t xml:space="preserve">Le rendement</w:t>
-            </w:r>
-            <w:r>
-              <w:t xml:space="preserve"> </w:t>
-            </w:r>
-            <w:r>
-              <w:rPr>
-                <w:bCs/>
-                <w:b/>
-              </w:rPr>
-              <w:t xml:space="preserve">rapporté au risque</w:t>
-            </w:r>
-            <w:r>
-              <w:t xml:space="preserve"> </w:t>
-            </w:r>
-            <w:r>
-              <w:t xml:space="preserve">: « combien de rendement par unité de risque ». Plus haut = mieux.</w:t>
-            </w:r>
-          </w:p>
-        </w:tc>
-      </w:tr>
-      <w:tr>
-        <w:tc>
-          <w:tcPr/>
-          <w:p>
-            <w:pPr>
-              <w:pStyle w:val="Compact"/>
-              <w:jc w:val="left"/>
-            </w:pPr>
-            <w:r>
-              <w:rPr>
-                <w:bCs/>
-                <w:b/>
-              </w:rPr>
-              <w:t xml:space="preserve">Net de frais</w:t>
-            </w:r>
-          </w:p>
-        </w:tc>
-        <w:tc>
-          <w:tcPr/>
-          <w:p>
-            <w:pPr>
-              <w:pStyle w:val="Compact"/>
-              <w:jc w:val="left"/>
-            </w:pPr>
-            <w:r>
-              <w:t xml:space="preserve">Après avoir enlevé les frais (voir étape 5).</w:t>
+              <w:t xml:space="preserve">Pétrole, métaux, blé… Censé protéger contre l'inflation.</w:t>
             </w:r>
           </w:p>
         </w:tc>
       </w:tr>
     </w:tbl>
+    <w:p>
+      <w:pPr>
+        <w:pStyle w:val="BodyText"/>
+      </w:pPr>
+      <w:r>
+        <w:t xml:space="preserve">On a aussi</w:t>
+      </w:r>
+      <w:r>
+        <w:t xml:space="preserve"> </w:t>
+      </w:r>
+      <w:r>
+        <w:rPr>
+          <w:bCs/>
+          <w:b/>
+        </w:rPr>
+        <w:t xml:space="preserve">considéré puis écarté</w:t>
+      </w:r>
+      <w:r>
+        <w:t xml:space="preserve"> </w:t>
+      </w:r>
+      <w:r>
+        <w:t xml:space="preserve">d'autres candidats, avec des raisons claires : les</w:t>
+      </w:r>
+      <w:r>
+        <w:t xml:space="preserve"> </w:t>
+      </w:r>
+      <w:r>
+        <w:rPr>
+          <w:bCs/>
+          <w:b/>
+        </w:rPr>
+        <w:t xml:space="preserve">convertibles</w:t>
+      </w:r>
+      <w:r>
+        <w:t xml:space="preserve"> </w:t>
+      </w:r>
+      <w:r>
+        <w:t xml:space="preserve">(trop proches des actions), les</w:t>
+      </w:r>
+      <w:r>
+        <w:t xml:space="preserve"> </w:t>
+      </w:r>
+      <w:r>
+        <w:rPr>
+          <w:bCs/>
+          <w:b/>
+        </w:rPr>
+        <w:t xml:space="preserve">CLO</w:t>
+      </w:r>
+      <w:r>
+        <w:t xml:space="preserve"> </w:t>
+      </w:r>
+      <w:r>
+        <w:t xml:space="preserve">(pas de données propres), les</w:t>
+      </w:r>
+      <w:r>
+        <w:t xml:space="preserve"> </w:t>
+      </w:r>
+      <w:r>
+        <w:rPr>
+          <w:bCs/>
+          <w:b/>
+        </w:rPr>
+        <w:t xml:space="preserve">ILS /</w:t>
+      </w:r>
+      <w:r>
+        <w:rPr>
+          <w:bCs/>
+          <w:b/>
+        </w:rPr>
+        <w:t xml:space="preserve"> </w:t>
+      </w:r>
+      <w:r>
+        <w:rPr>
+          <w:bCs/>
+          <w:b/>
+        </w:rPr>
+        <w:t xml:space="preserve">obligations catastrophe</w:t>
+      </w:r>
+      <w:r>
+        <w:t xml:space="preserve"> </w:t>
+      </w:r>
+      <w:r>
+        <w:t xml:space="preserve">et le</w:t>
+      </w:r>
+      <w:r>
+        <w:t xml:space="preserve"> </w:t>
+      </w:r>
+      <w:r>
+        <w:rPr>
+          <w:bCs/>
+          <w:b/>
+        </w:rPr>
+        <w:t xml:space="preserve">private credit</w:t>
+      </w:r>
+      <w:r>
+        <w:t xml:space="preserve"> </w:t>
+      </w:r>
+      <w:r>
+        <w:t xml:space="preserve">(pas assez liquides, pas de bon historique).</w:t>
+      </w:r>
+      <w:r>
+        <w:t xml:space="preserve"> </w:t>
+      </w:r>
+      <w:r>
+        <w:t xml:space="preserve">On le dit dans la thèse pour montrer qu'on ne les a pas oubliés — on les a exclus</w:t>
+      </w:r>
+      <w:r>
+        <w:t xml:space="preserve"> </w:t>
+      </w:r>
+      <w:r>
+        <w:rPr>
+          <w:bCs/>
+          <w:b/>
+        </w:rPr>
+        <w:t xml:space="preserve">exprès</w:t>
+      </w:r>
+      <w:r>
+        <w:t xml:space="preserve">.</w:t>
+      </w:r>
+    </w:p>
     <w:bookmarkEnd w:id="22"/>
-    <w:bookmarkStart w:id="34" w:name="X1bddadb26ab351b55d7ac56d32d966cc3cf518f"/>
+    <w:bookmarkStart w:id="23" w:name="Xa986ef29c5bef9612e076d22b0e14e64bbc2c40"/>
     <w:p>
       <w:pPr>
         <w:pStyle w:val="Heading2"/>
       </w:pPr>
       <w:r>
-        <w:t xml:space="preserve">4. Les étapes de l'analyse, une par une</w:t>
+        <w:t xml:space="preserve">PARTIE 3 — Comment on mesure (les chiffres à connaître)</w:t>
       </w:r>
     </w:p>
     <w:p>
@@ -816,162 +1192,13 @@
         <w:pStyle w:val="FirstParagraph"/>
       </w:pPr>
       <w:r>
-        <w:t xml:space="preserve">Chaque étape dit</w:t>
-      </w:r>
-      <w:r>
-        <w:t xml:space="preserve"> </w:t>
-      </w:r>
-      <w:r>
-        <w:rPr>
-          <w:bCs/>
-          <w:b/>
-        </w:rPr>
-        <w:t xml:space="preserve">ce qu'on a fait</w:t>
-      </w:r>
-      <w:r>
-        <w:t xml:space="preserve">,</w:t>
-      </w:r>
-      <w:r>
-        <w:t xml:space="preserve"> </w:t>
-      </w:r>
-      <w:r>
-        <w:rPr>
-          <w:bCs/>
-          <w:b/>
-        </w:rPr>
-        <w:t xml:space="preserve">pourquoi</w:t>
-      </w:r>
-      <w:r>
-        <w:t xml:space="preserve">, et</w:t>
-      </w:r>
-      <w:r>
-        <w:t xml:space="preserve"> </w:t>
-      </w:r>
-      <w:r>
-        <w:rPr>
-          <w:bCs/>
-          <w:b/>
-        </w:rPr>
-        <w:t xml:space="preserve">ce que ça a donné</w:t>
-      </w:r>
-      <w:r>
-        <w:t xml:space="preserve">.</w:t>
-      </w:r>
-    </w:p>
-    <w:bookmarkStart w:id="23" w:name="étape-1--rassembler-les-données-réelles"/>
-    <w:p>
-      <w:pPr>
-        <w:pStyle w:val="Heading3"/>
-      </w:pPr>
-      <w:r>
-        <w:t xml:space="preserve">Étape 1 — Rassembler les données réelles</w:t>
-      </w:r>
-    </w:p>
-    <w:p>
-      <w:pPr>
-        <w:numPr>
-          <w:ilvl w:val="0"/>
-          <w:numId w:val="1002"/>
-        </w:numPr>
-        <w:pStyle w:val="Compact"/>
-      </w:pPr>
-      <w:r>
-        <w:rPr>
-          <w:bCs/>
-          <w:b/>
-        </w:rPr>
-        <w:t xml:space="preserve">Ce qu'on a fait :</w:t>
-      </w:r>
-      <w:r>
-        <w:t xml:space="preserve"> </w:t>
-      </w:r>
-      <w:r>
-        <w:t xml:space="preserve">on part des vrais indices Bloomberg du portefeuille AP5 (actions suisses</w:t>
-      </w:r>
-      <w:r>
-        <w:t xml:space="preserve"> </w:t>
-      </w:r>
-      <w:r>
-        <w:t xml:space="preserve">SPI/SLI/SPI Extra, actions monde MSCI, obligations suisses et mondiales, immobilier), en francs</w:t>
-      </w:r>
-      <w:r>
-        <w:t xml:space="preserve"> </w:t>
-      </w:r>
-      <w:r>
-        <w:t xml:space="preserve">suisses, mois par mois, de 2008 à 2026.</w:t>
-      </w:r>
-    </w:p>
-    <w:p>
-      <w:pPr>
-        <w:numPr>
-          <w:ilvl w:val="0"/>
-          <w:numId w:val="1002"/>
-        </w:numPr>
-        <w:pStyle w:val="Compact"/>
-      </w:pPr>
-      <w:r>
-        <w:rPr>
-          <w:bCs/>
-          <w:b/>
-        </w:rPr>
-        <w:t xml:space="preserve">Pourquoi :</w:t>
-      </w:r>
-      <w:r>
-        <w:t xml:space="preserve"> </w:t>
-      </w:r>
-      <w:r>
-        <w:t xml:space="preserve">pour que le portefeuille étudié soit</w:t>
-      </w:r>
-      <w:r>
-        <w:t xml:space="preserve"> </w:t>
-      </w:r>
-      <w:r>
-        <w:rPr>
-          <w:bCs/>
-          <w:b/>
-        </w:rPr>
-        <w:t xml:space="preserve">le vrai AP5</w:t>
-      </w:r>
-      <w:r>
-        <w:t xml:space="preserve">, pas une approximation</w:t>
-      </w:r>
-      <w:r>
-        <w:t xml:space="preserve"> </w:t>
-      </w:r>
-      <w:r>
-        <w:t xml:space="preserve">inventée.</w:t>
-      </w:r>
-    </w:p>
-    <w:p>
-      <w:pPr>
-        <w:numPr>
-          <w:ilvl w:val="0"/>
-          <w:numId w:val="1002"/>
-        </w:numPr>
-        <w:pStyle w:val="Compact"/>
-      </w:pPr>
-      <w:r>
-        <w:rPr>
-          <w:bCs/>
-          <w:b/>
-        </w:rPr>
-        <w:t xml:space="preserve">Résultat :</w:t>
-      </w:r>
-      <w:r>
-        <w:t xml:space="preserve"> </w:t>
-      </w:r>
-      <w:r>
-        <w:t xml:space="preserve">un tableau mensuel propre de tous les composants du portefeuille.</w:t>
-      </w:r>
-    </w:p>
-    <w:bookmarkEnd w:id="23"/>
-    <w:bookmarkStart w:id="24" w:name="X126e7e3074623e7c275490efadb25923de066e8"/>
-    <w:p>
-      <w:pPr>
-        <w:pStyle w:val="Heading3"/>
-      </w:pPr>
-      <w:r>
-        <w:t xml:space="preserve">Étape 2 — Reconstruire le portefeuille AP5</w:t>
+        <w:t xml:space="preserve">Pour chaque portefeuille, on regarde toujours les mêmes choses. Voici ce que chaque mot veut dire,</w:t>
+      </w:r>
+      <w:r>
+        <w:t xml:space="preserve"> </w:t>
+      </w:r>
+      <w:r>
+        <w:t xml:space="preserve">très simplement :</w:t>
       </w:r>
     </w:p>
     <w:p>
@@ -987,35 +1214,32 @@
           <w:bCs/>
           <w:b/>
         </w:rPr>
-        <w:t xml:space="preserve">Ce qu'on a fait :</w:t>
-      </w:r>
-      <w:r>
-        <w:t xml:space="preserve"> </w:t>
-      </w:r>
-      <w:r>
-        <w:t xml:space="preserve">on assemble ces indices avec les poids exacts de la fiche VZ</w:t>
-      </w:r>
-      <w:r>
-        <w:t xml:space="preserve"> </w:t>
-      </w:r>
-      <w:r>
-        <w:t xml:space="preserve">(</w:t>
-      </w:r>
-      <w:r>
-        <w:rPr>
-          <w:iCs/>
-          <w:i/>
-        </w:rPr>
-        <w:t xml:space="preserve">Kundendoku</w:t>
-      </w:r>
-      <w:r>
-        <w:t xml:space="preserve">, planche 5) : 25 % actions suisses, 25 % actions monde, 16,8 % obligations</w:t>
-      </w:r>
-      <w:r>
-        <w:t xml:space="preserve"> </w:t>
-      </w:r>
-      <w:r>
-        <w:t xml:space="preserve">suisses, 25,2 % obligations mondiales, 5 % immobilier, 3 % liquidités.</w:t>
+        <w:t xml:space="preserve">Rendement (CAGR)</w:t>
+      </w:r>
+      <w:r>
+        <w:t xml:space="preserve"> </w:t>
+      </w:r>
+      <w:r>
+        <w:t xml:space="preserve">— le gain</w:t>
+      </w:r>
+      <w:r>
+        <w:t xml:space="preserve"> </w:t>
+      </w:r>
+      <w:r>
+        <w:rPr>
+          <w:bCs/>
+          <w:b/>
+        </w:rPr>
+        <w:t xml:space="preserve">moyen par an</w:t>
+      </w:r>
+      <w:r>
+        <w:t xml:space="preserve">. Exemple : 4 % veut dire qu'en moyenne le</w:t>
+      </w:r>
+      <w:r>
+        <w:t xml:space="preserve"> </w:t>
+      </w:r>
+      <w:r>
+        <w:t xml:space="preserve">portefeuille a grandi de 4 % chaque année.</w:t>
       </w:r>
     </w:p>
     <w:p>
@@ -1031,13 +1255,26 @@
           <w:bCs/>
           <w:b/>
         </w:rPr>
-        <w:t xml:space="preserve">Pourquoi :</w:t>
-      </w:r>
-      <w:r>
-        <w:t xml:space="preserve"> </w:t>
-      </w:r>
-      <w:r>
-        <w:t xml:space="preserve">c'est le portefeuille de référence auquel on comparera tous les remplacements.</w:t>
+        <w:t xml:space="preserve">Volatilité</w:t>
+      </w:r>
+      <w:r>
+        <w:t xml:space="preserve"> </w:t>
+      </w:r>
+      <w:r>
+        <w:t xml:space="preserve">— à quel point ça</w:t>
+      </w:r>
+      <w:r>
+        <w:t xml:space="preserve"> </w:t>
+      </w:r>
+      <w:r>
+        <w:rPr>
+          <w:bCs/>
+          <w:b/>
+        </w:rPr>
+        <w:t xml:space="preserve">bouge</w:t>
+      </w:r>
+      <w:r>
+        <w:t xml:space="preserve">. Élevée = ça monte et descend fort (stressant).</w:t>
       </w:r>
     </w:p>
     <w:p>
@@ -1053,23 +1290,275 @@
           <w:bCs/>
           <w:b/>
         </w:rPr>
-        <w:t xml:space="preserve">Résultat :</w:t>
-      </w:r>
-      <w:r>
-        <w:t xml:space="preserve"> </w:t>
-      </w:r>
-      <w:r>
-        <w:t xml:space="preserve">une courbe de valeur de l'AP5 reconstitué, 2008–2026.</w:t>
-      </w:r>
-    </w:p>
-    <w:bookmarkEnd w:id="24"/>
-    <w:bookmarkStart w:id="25" w:name="X195468de201abe624335c98ddff17e74b47fb8c"/>
+        <w:t xml:space="preserve">Pire perte (drawdown)</w:t>
+      </w:r>
+      <w:r>
+        <w:t xml:space="preserve"> </w:t>
+      </w:r>
+      <w:r>
+        <w:t xml:space="preserve">— la</w:t>
+      </w:r>
+      <w:r>
+        <w:t xml:space="preserve"> </w:t>
+      </w:r>
+      <w:r>
+        <w:rPr>
+          <w:bCs/>
+          <w:b/>
+        </w:rPr>
+        <w:t xml:space="preserve">plus grosse chute</w:t>
+      </w:r>
+      <w:r>
+        <w:t xml:space="preserve"> </w:t>
+      </w:r>
+      <w:r>
+        <w:t xml:space="preserve">depuis un sommet. Exemple : −28 % veut dire</w:t>
+      </w:r>
+      <w:r>
+        <w:t xml:space="preserve"> </w:t>
+      </w:r>
+      <w:r>
+        <w:t xml:space="preserve">qu'au pire moment, on avait perdu 28 % depuis le point haut.</w:t>
+      </w:r>
+    </w:p>
+    <w:p>
+      <w:pPr>
+        <w:numPr>
+          <w:ilvl w:val="0"/>
+          <w:numId w:val="1003"/>
+        </w:numPr>
+        <w:pStyle w:val="Compact"/>
+      </w:pPr>
+      <w:r>
+        <w:rPr>
+          <w:bCs/>
+          <w:b/>
+        </w:rPr>
+        <w:t xml:space="preserve">Perte extrême (CVaR)</w:t>
+      </w:r>
+      <w:r>
+        <w:t xml:space="preserve"> </w:t>
+      </w:r>
+      <w:r>
+        <w:t xml:space="preserve">— dans les</w:t>
+      </w:r>
+      <w:r>
+        <w:t xml:space="preserve"> </w:t>
+      </w:r>
+      <w:r>
+        <w:rPr>
+          <w:bCs/>
+          <w:b/>
+        </w:rPr>
+        <w:t xml:space="preserve">pires mois</w:t>
+      </w:r>
+      <w:r>
+        <w:t xml:space="preserve"> </w:t>
+      </w:r>
+      <w:r>
+        <w:t xml:space="preserve">(les 5 % les plus mauvais), combien on perd en</w:t>
+      </w:r>
+      <w:r>
+        <w:t xml:space="preserve"> </w:t>
+      </w:r>
+      <w:r>
+        <w:t xml:space="preserve">moyenne. C'est le « risque de catastrophe ».</w:t>
+      </w:r>
+    </w:p>
+    <w:p>
+      <w:pPr>
+        <w:numPr>
+          <w:ilvl w:val="0"/>
+          <w:numId w:val="1003"/>
+        </w:numPr>
+        <w:pStyle w:val="Compact"/>
+      </w:pPr>
+      <w:r>
+        <w:rPr>
+          <w:bCs/>
+          <w:b/>
+        </w:rPr>
+        <w:t xml:space="preserve">Sharpe</w:t>
+      </w:r>
+      <w:r>
+        <w:t xml:space="preserve"> </w:t>
+      </w:r>
+      <w:r>
+        <w:t xml:space="preserve">— le chiffre le plus important : le</w:t>
+      </w:r>
+      <w:r>
+        <w:t xml:space="preserve"> </w:t>
+      </w:r>
+      <w:r>
+        <w:rPr>
+          <w:bCs/>
+          <w:b/>
+        </w:rPr>
+        <w:t xml:space="preserve">rendement rapporté au risque</w:t>
+      </w:r>
+      <w:r>
+        <w:t xml:space="preserve">. Il répond à :</w:t>
+      </w:r>
+      <w:r>
+        <w:t xml:space="preserve"> </w:t>
+      </w:r>
+      <w:r>
+        <w:rPr>
+          <w:iCs/>
+          <w:i/>
+        </w:rPr>
+        <w:t xml:space="preserve">« pour le risque que je prends, est-ce que je suis bien payé ? »</w:t>
+      </w:r>
+      <w:r>
+        <w:t xml:space="preserve"> </w:t>
+      </w:r>
+      <w:r>
+        <w:rPr>
+          <w:bCs/>
+          <w:b/>
+        </w:rPr>
+        <w:t xml:space="preserve">Plus il est haut, mieux</w:t>
+      </w:r>
+      <w:r>
+        <w:rPr>
+          <w:bCs/>
+          <w:b/>
+        </w:rPr>
+        <w:t xml:space="preserve"> </w:t>
+      </w:r>
+      <w:r>
+        <w:rPr>
+          <w:bCs/>
+          <w:b/>
+        </w:rPr>
+        <w:t xml:space="preserve">c'est.</w:t>
+      </w:r>
+      <w:r>
+        <w:t xml:space="preserve"> </w:t>
+      </w:r>
+      <w:r>
+        <w:t xml:space="preserve">Deux portefeuilles peuvent rapporter pareil, mais celui avec le Sharpe le plus élevé le</w:t>
+      </w:r>
+      <w:r>
+        <w:t xml:space="preserve"> </w:t>
+      </w:r>
+      <w:r>
+        <w:t xml:space="preserve">fait avec</w:t>
+      </w:r>
+      <w:r>
+        <w:t xml:space="preserve"> </w:t>
+      </w:r>
+      <w:r>
+        <w:rPr>
+          <w:bCs/>
+          <w:b/>
+        </w:rPr>
+        <w:t xml:space="preserve">moins de risque</w:t>
+      </w:r>
+      <w:r>
+        <w:t xml:space="preserve"> </w:t>
+      </w:r>
+      <w:r>
+        <w:t xml:space="preserve">— c'est le meilleur.</w:t>
+      </w:r>
+    </w:p>
+    <w:p>
+      <w:pPr>
+        <w:pStyle w:val="BlockText"/>
+      </w:pPr>
+      <w:r>
+        <w:t xml:space="preserve">Astuce pour Erta : si tu ne devais retenir qu'un seul chiffre, ce serait le</w:t>
+      </w:r>
+      <w:r>
+        <w:t xml:space="preserve"> </w:t>
+      </w:r>
+      <w:r>
+        <w:rPr>
+          <w:bCs/>
+          <w:b/>
+        </w:rPr>
+        <w:t xml:space="preserve">Sharpe</w:t>
+      </w:r>
+      <w:r>
+        <w:t xml:space="preserve">. Gagner</w:t>
+      </w:r>
+      <w:r>
+        <w:t xml:space="preserve"> </w:t>
+      </w:r>
+      <w:r>
+        <w:t xml:space="preserve">plus en prenant beaucoup plus de risque, ce n'est pas « mieux » — le Sharpe corrige justement</w:t>
+      </w:r>
+      <w:r>
+        <w:t xml:space="preserve"> </w:t>
+      </w:r>
+      <w:r>
+        <w:t xml:space="preserve">pour ça.</w:t>
+      </w:r>
+    </w:p>
+    <w:bookmarkEnd w:id="23"/>
+    <w:bookmarkStart w:id="35" w:name="X152d84e3d78a8d8b2c257cba817e8dffdd4a59c"/>
+    <w:p>
+      <w:pPr>
+        <w:pStyle w:val="Heading2"/>
+      </w:pPr>
+      <w:r>
+        <w:t xml:space="preserve">PARTIE 4 — Les étapes de l'analyse, une par une</w:t>
+      </w:r>
+    </w:p>
+    <w:p>
+      <w:pPr>
+        <w:pStyle w:val="FirstParagraph"/>
+      </w:pPr>
+      <w:r>
+        <w:t xml:space="preserve">Chaque étape dit :</w:t>
+      </w:r>
+      <w:r>
+        <w:t xml:space="preserve"> </w:t>
+      </w:r>
+      <w:r>
+        <w:rPr>
+          <w:bCs/>
+          <w:b/>
+        </w:rPr>
+        <w:t xml:space="preserve">ce qu'on a fait</w:t>
+      </w:r>
+      <w:r>
+        <w:t xml:space="preserve">,</w:t>
+      </w:r>
+      <w:r>
+        <w:t xml:space="preserve"> </w:t>
+      </w:r>
+      <w:r>
+        <w:rPr>
+          <w:bCs/>
+          <w:b/>
+        </w:rPr>
+        <w:t xml:space="preserve">pourquoi</w:t>
+      </w:r>
+      <w:r>
+        <w:t xml:space="preserve">,</w:t>
+      </w:r>
+      <w:r>
+        <w:t xml:space="preserve"> </w:t>
+      </w:r>
+      <w:r>
+        <w:rPr>
+          <w:bCs/>
+          <w:b/>
+        </w:rPr>
+        <w:t xml:space="preserve">ce que ça a donné</w:t>
+      </w:r>
+      <w:r>
+        <w:t xml:space="preserve">.</w:t>
+      </w:r>
+    </w:p>
+    <w:bookmarkStart w:id="24" w:name="étape-1--rassembler-les-vraies-données"/>
     <w:p>
       <w:pPr>
         <w:pStyle w:val="Heading3"/>
       </w:pPr>
       <w:r>
-        <w:t xml:space="preserve">Étape 3 — Vérifier que la reconstruction est fidèle</w:t>
+        <w:t xml:space="preserve">Étape 1 — Rassembler les vraies données</w:t>
       </w:r>
     </w:p>
     <w:p>
@@ -1085,29 +1574,19 @@
           <w:bCs/>
           <w:b/>
         </w:rPr>
-        <w:t xml:space="preserve">Ce qu'on a fait :</w:t>
-      </w:r>
-      <w:r>
-        <w:t xml:space="preserve"> </w:t>
-      </w:r>
-      <w:r>
-        <w:t xml:space="preserve">on compare notre AP5 reconstitué à la</w:t>
-      </w:r>
-      <w:r>
-        <w:t xml:space="preserve"> </w:t>
-      </w:r>
-      <w:r>
-        <w:rPr>
-          <w:bCs/>
-          <w:b/>
-        </w:rPr>
-        <w:t xml:space="preserve">vraie valeur du produit VZ</w:t>
-      </w:r>
-      <w:r>
-        <w:t xml:space="preserve"> </w:t>
-      </w:r>
-      <w:r>
-        <w:t xml:space="preserve">(données réelles 2019–2026).</w:t>
+        <w:t xml:space="preserve">Fait :</w:t>
+      </w:r>
+      <w:r>
+        <w:t xml:space="preserve"> </w:t>
+      </w:r>
+      <w:r>
+        <w:t xml:space="preserve">on récupère les vrais indices Bloomberg de chaque ingrédient du portefeuille AP5, en</w:t>
+      </w:r>
+      <w:r>
+        <w:t xml:space="preserve"> </w:t>
+      </w:r>
+      <w:r>
+        <w:t xml:space="preserve">francs suisses, mois par mois, de 2008 à 2026.</w:t>
       </w:r>
     </w:p>
     <w:p>
@@ -1129,13 +1608,23 @@
         <w:t xml:space="preserve"> </w:t>
       </w:r>
       <w:r>
-        <w:t xml:space="preserve">pour prouver que notre reconstruction ressemble vraiment au produit réel, sinon</w:t>
-      </w:r>
-      <w:r>
-        <w:t xml:space="preserve"> </w:t>
-      </w:r>
-      <w:r>
-        <w:t xml:space="preserve">toute la suite serait sur du sable.</w:t>
+        <w:t xml:space="preserve">pour travailler sur le</w:t>
+      </w:r>
+      <w:r>
+        <w:t xml:space="preserve"> </w:t>
+      </w:r>
+      <w:r>
+        <w:rPr>
+          <w:bCs/>
+          <w:b/>
+        </w:rPr>
+        <w:t xml:space="preserve">vrai</w:t>
+      </w:r>
+      <w:r>
+        <w:t xml:space="preserve"> </w:t>
+      </w:r>
+      <w:r>
+        <w:t xml:space="preserve">portefeuille, pas une version inventée.</w:t>
       </w:r>
     </w:p>
     <w:p>
@@ -1157,71 +1646,17 @@
         <w:t xml:space="preserve"> </w:t>
       </w:r>
       <w:r>
-        <w:t xml:space="preserve">très bonne correspondance —</w:t>
-      </w:r>
-      <w:r>
-        <w:t xml:space="preserve"> </w:t>
-      </w:r>
-      <w:r>
-        <w:rPr>
-          <w:bCs/>
-          <w:b/>
-        </w:rPr>
-        <w:t xml:space="preserve">corrélation 0,95</w:t>
-      </w:r>
-      <w:r>
-        <w:t xml:space="preserve">, écart de suivi ≈ 2,4 %/an. On</w:t>
-      </w:r>
-      <w:r>
-        <w:t xml:space="preserve"> </w:t>
-      </w:r>
-      <w:r>
-        <w:t xml:space="preserve">a aussi vérifié que ce résultat</w:t>
-      </w:r>
-      <w:r>
-        <w:t xml:space="preserve"> </w:t>
-      </w:r>
-      <w:r>
-        <w:rPr>
-          <w:bCs/>
-          <w:b/>
-        </w:rPr>
-        <w:t xml:space="preserve">ne dépend pas</w:t>
-      </w:r>
-      <w:r>
-        <w:t xml:space="preserve"> </w:t>
-      </w:r>
-      <w:r>
-        <w:t xml:space="preserve">des réglages techniques (voir étape 6). On</w:t>
-      </w:r>
-      <w:r>
-        <w:t xml:space="preserve"> </w:t>
-      </w:r>
-      <w:r>
-        <w:t xml:space="preserve">parle donc d'un</w:t>
-      </w:r>
-      <w:r>
-        <w:t xml:space="preserve"> </w:t>
-      </w:r>
-      <w:r>
-        <w:rPr>
-          <w:bCs/>
-          <w:b/>
-        </w:rPr>
-        <w:t xml:space="preserve">repère fidèle mais stylisé</w:t>
-      </w:r>
-      <w:r>
-        <w:t xml:space="preserve">, pas d'une copie exacte au centime près.</w:t>
-      </w:r>
-    </w:p>
-    <w:bookmarkEnd w:id="25"/>
-    <w:bookmarkStart w:id="26" w:name="X1324ea61820d38575df96edbb0f43120b0daa0d"/>
+        <w:t xml:space="preserve">un grand tableau mensuel, propre, de tous les ingrédients.</w:t>
+      </w:r>
+    </w:p>
+    <w:bookmarkEnd w:id="24"/>
+    <w:bookmarkStart w:id="25" w:name="X126e7e3074623e7c275490efadb25923de066e8"/>
     <w:p>
       <w:pPr>
         <w:pStyle w:val="Heading3"/>
       </w:pPr>
       <w:r>
-        <w:t xml:space="preserve">Étape 4 — Choisir les remplaçants (et écarter les mauvais candidats)</w:t>
+        <w:t xml:space="preserve">Étape 2 — Reconstruire le portefeuille AP5</w:t>
       </w:r>
     </w:p>
     <w:p>
@@ -1237,62 +1672,19 @@
           <w:bCs/>
           <w:b/>
         </w:rPr>
-        <w:t xml:space="preserve">Ce qu'on a fait :</w:t>
-      </w:r>
-      <w:r>
-        <w:t xml:space="preserve"> </w:t>
-      </w:r>
-      <w:r>
-        <w:t xml:space="preserve">on retient</w:t>
-      </w:r>
-      <w:r>
-        <w:t xml:space="preserve"> </w:t>
-      </w:r>
-      <w:r>
-        <w:rPr>
-          <w:bCs/>
-          <w:b/>
-        </w:rPr>
-        <w:t xml:space="preserve">six</w:t>
-      </w:r>
-      <w:r>
-        <w:t xml:space="preserve"> </w:t>
-      </w:r>
-      <w:r>
-        <w:t xml:space="preserve">actifs alternatifs qui ont tous un historique depuis</w:t>
-      </w:r>
-      <w:r>
-        <w:t xml:space="preserve"> </w:t>
-      </w:r>
-      <w:r>
-        <w:t xml:space="preserve">2008 et qu'on peut réellement acheter :</w:t>
-      </w:r>
-      <w:r>
-        <w:t xml:space="preserve"> </w:t>
-      </w:r>
-      <w:r>
-        <w:rPr>
-          <w:bCs/>
-          <w:b/>
-        </w:rPr>
-        <w:t xml:space="preserve">or, matières premières, infrastructures, managed</w:t>
-      </w:r>
-      <w:r>
-        <w:rPr>
-          <w:bCs/>
-          <w:b/>
-        </w:rPr>
-        <w:t xml:space="preserve"> </w:t>
-      </w:r>
-      <w:r>
-        <w:rPr>
-          <w:bCs/>
-          <w:b/>
-        </w:rPr>
-        <w:t xml:space="preserve">futures, obligations à haut rendement (HY), dette émergente (EM)</w:t>
-      </w:r>
-      <w:r>
-        <w:t xml:space="preserve">.</w:t>
+        <w:t xml:space="preserve">Fait :</w:t>
+      </w:r>
+      <w:r>
+        <w:t xml:space="preserve"> </w:t>
+      </w:r>
+      <w:r>
+        <w:t xml:space="preserve">on assemble ces ingrédients avec les poids exacts de la fiche officielle VZ (25 %</w:t>
+      </w:r>
+      <w:r>
+        <w:t xml:space="preserve"> </w:t>
+      </w:r>
+      <w:r>
+        <w:t xml:space="preserve">actions suisses, 25 % actions monde, 16,8 % + 25,2 % obligations, 5 % immobilier, 3 % cash).</w:t>
       </w:r>
     </w:p>
     <w:p>
@@ -1308,43 +1700,29 @@
           <w:bCs/>
           <w:b/>
         </w:rPr>
-        <w:t xml:space="preserve">Pourquoi ce filtre :</w:t>
-      </w:r>
-      <w:r>
-        <w:t xml:space="preserve"> </w:t>
-      </w:r>
-      <w:r>
-        <w:t xml:space="preserve">on n'accepte qu'un actif</w:t>
-      </w:r>
-      <w:r>
-        <w:t xml:space="preserve"> </w:t>
-      </w:r>
-      <w:r>
-        <w:rPr>
-          <w:iCs/>
-          <w:i/>
-        </w:rPr>
-        <w:t xml:space="preserve">investissable, liquide, avec un prix</w:t>
-      </w:r>
-      <w:r>
-        <w:rPr>
-          <w:iCs/>
-          <w:i/>
-        </w:rPr>
-        <w:t xml:space="preserve"> </w:t>
-      </w:r>
-      <w:r>
-        <w:rPr>
-          <w:iCs/>
-          <w:i/>
-        </w:rPr>
-        <w:t xml:space="preserve">observable et des frais calculables</w:t>
-      </w:r>
-      <w:r>
-        <w:t xml:space="preserve"> </w:t>
-      </w:r>
-      <w:r>
-        <w:t xml:space="preserve">— une exigence du directeur.</w:t>
+        <w:t xml:space="preserve">Pourquoi :</w:t>
+      </w:r>
+      <w:r>
+        <w:t xml:space="preserve"> </w:t>
+      </w:r>
+      <w:r>
+        <w:t xml:space="preserve">c'est le portefeuille de</w:t>
+      </w:r>
+      <w:r>
+        <w:t xml:space="preserve"> </w:t>
+      </w:r>
+      <w:r>
+        <w:rPr>
+          <w:bCs/>
+          <w:b/>
+        </w:rPr>
+        <w:t xml:space="preserve">référence</w:t>
+      </w:r>
+      <w:r>
+        <w:t xml:space="preserve"> </w:t>
+      </w:r>
+      <w:r>
+        <w:t xml:space="preserve">; tout sera comparé à lui.</w:t>
       </w:r>
     </w:p>
     <w:p>
@@ -1360,85 +1738,23 @@
           <w:bCs/>
           <w:b/>
         </w:rPr>
-        <w:t xml:space="preserve">Écartés, avec raison :</w:t>
-      </w:r>
-      <w:r>
-        <w:t xml:space="preserve"> </w:t>
-      </w:r>
-      <w:r>
-        <w:rPr>
-          <w:bCs/>
-          <w:b/>
-        </w:rPr>
-        <w:t xml:space="preserve">ILS</w:t>
-      </w:r>
-      <w:r>
-        <w:t xml:space="preserve"> </w:t>
-      </w:r>
-      <w:r>
-        <w:t xml:space="preserve">(pas d'historique public propre),</w:t>
-      </w:r>
-      <w:r>
-        <w:t xml:space="preserve"> </w:t>
-      </w:r>
-      <w:r>
-        <w:rPr>
-          <w:bCs/>
-          <w:b/>
-        </w:rPr>
-        <w:t xml:space="preserve">private equity/dette</w:t>
-      </w:r>
-      <w:r>
-        <w:rPr>
-          <w:bCs/>
-          <w:b/>
-        </w:rPr>
-        <w:t xml:space="preserve"> </w:t>
-      </w:r>
-      <w:r>
-        <w:rPr>
-          <w:bCs/>
-          <w:b/>
-        </w:rPr>
-        <w:t xml:space="preserve">privée</w:t>
-      </w:r>
-      <w:r>
-        <w:t xml:space="preserve"> </w:t>
-      </w:r>
-      <w:r>
-        <w:t xml:space="preserve">(illiquide, valeurs « lissées », argent bloqué),</w:t>
-      </w:r>
-      <w:r>
-        <w:t xml:space="preserve"> </w:t>
-      </w:r>
-      <w:r>
-        <w:rPr>
-          <w:bCs/>
-          <w:b/>
-        </w:rPr>
-        <w:t xml:space="preserve">fonds hypothécaires suisses</w:t>
-      </w:r>
-      <w:r>
-        <w:t xml:space="preserve"> </w:t>
-      </w:r>
-      <w:r>
-        <w:t xml:space="preserve">(pas</w:t>
-      </w:r>
-      <w:r>
-        <w:t xml:space="preserve"> </w:t>
-      </w:r>
-      <w:r>
-        <w:t xml:space="preserve">de série publique trouvée). On les cite pour montrer qu'ils ont été considérés puis écartés.</w:t>
-      </w:r>
-    </w:p>
-    <w:bookmarkEnd w:id="26"/>
-    <w:bookmarkStart w:id="27" w:name="Xcd12958a2cec00559a8e40bac88638c5a0ea81a"/>
+        <w:t xml:space="preserve">Résultat :</w:t>
+      </w:r>
+      <w:r>
+        <w:t xml:space="preserve"> </w:t>
+      </w:r>
+      <w:r>
+        <w:t xml:space="preserve">la courbe de valeur de l'AP5 « reconstitué », 2008–2026.</w:t>
+      </w:r>
+    </w:p>
+    <w:bookmarkEnd w:id="25"/>
+    <w:bookmarkStart w:id="26" w:name="Xa7e1129ccaab8b6452e0559e7cf6c2ab06fcfbe"/>
     <w:p>
       <w:pPr>
         <w:pStyle w:val="Heading3"/>
       </w:pPr>
       <w:r>
-        <w:t xml:space="preserve">Étape 5 — Enlever les frais (pour comparer honnêtement)</w:t>
+        <w:t xml:space="preserve">Étape 3 — Vérifier que notre reconstruction est fidèle</w:t>
       </w:r>
     </w:p>
     <w:p>
@@ -1454,45 +1770,35 @@
           <w:bCs/>
           <w:b/>
         </w:rPr>
-        <w:t xml:space="preserve">Ce qu'on a fait :</w:t>
-      </w:r>
-      <w:r>
-        <w:t xml:space="preserve"> </w:t>
-      </w:r>
-      <w:r>
-        <w:t xml:space="preserve">on applique à</w:t>
-      </w:r>
-      <w:r>
-        <w:t xml:space="preserve"> </w:t>
-      </w:r>
-      <w:r>
-        <w:rPr>
-          <w:bCs/>
-          <w:b/>
-        </w:rPr>
-        <w:t xml:space="preserve">tous</w:t>
-      </w:r>
-      <w:r>
-        <w:t xml:space="preserve"> </w:t>
-      </w:r>
-      <w:r>
-        <w:t xml:space="preserve">les portefeuilles les mêmes frais VZ :</w:t>
-      </w:r>
-      <w:r>
-        <w:t xml:space="preserve"> </w:t>
-      </w:r>
-      <w:r>
-        <w:rPr>
-          <w:bCs/>
-          <w:b/>
-        </w:rPr>
-        <w:t xml:space="preserve">1,37 %/an</w:t>
-      </w:r>
-      <w:r>
-        <w:t xml:space="preserve"> </w:t>
-      </w:r>
-      <w:r>
-        <w:t xml:space="preserve">(0,12 % produit + 1,25 % gestion), convenus avec le directeur.</w:t>
+        <w:t xml:space="preserve">Fait :</w:t>
+      </w:r>
+      <w:r>
+        <w:t xml:space="preserve"> </w:t>
+      </w:r>
+      <w:r>
+        <w:t xml:space="preserve">on compare notre AP5 reconstitué au</w:t>
+      </w:r>
+      <w:r>
+        <w:t xml:space="preserve"> </w:t>
+      </w:r>
+      <w:r>
+        <w:rPr>
+          <w:bCs/>
+          <w:b/>
+        </w:rPr>
+        <w:t xml:space="preserve">vrai produit VZ</w:t>
+      </w:r>
+      <w:r>
+        <w:t xml:space="preserve"> </w:t>
+      </w:r>
+      <w:r>
+        <w:t xml:space="preserve">(dont on a les vraies valeurs</w:t>
+      </w:r>
+      <w:r>
+        <w:t xml:space="preserve"> </w:t>
+      </w:r>
+      <w:r>
+        <w:t xml:space="preserve">2019–2026).</w:t>
       </w:r>
     </w:p>
     <w:p>
@@ -1514,26 +1820,26 @@
         <w:t xml:space="preserve"> </w:t>
       </w:r>
       <w:r>
-        <w:t xml:space="preserve">comparer AP5 et remplacements</w:t>
-      </w:r>
-      <w:r>
-        <w:t xml:space="preserve"> </w:t>
-      </w:r>
-      <w:r>
-        <w:rPr>
-          <w:bCs/>
-          <w:b/>
-        </w:rPr>
-        <w:t xml:space="preserve">après frais</w:t>
-      </w:r>
-      <w:r>
-        <w:t xml:space="preserve">, comme un vrai client les vivrait,</w:t>
-      </w:r>
-      <w:r>
-        <w:t xml:space="preserve"> </w:t>
-      </w:r>
-      <w:r>
-        <w:t xml:space="preserve">et à armes égales.</w:t>
+        <w:t xml:space="preserve">si notre copie ne ressemblait pas à l'original, toute la suite serait fausse. Il</w:t>
+      </w:r>
+      <w:r>
+        <w:t xml:space="preserve"> </w:t>
+      </w:r>
+      <w:r>
+        <w:t xml:space="preserve">faut le</w:t>
+      </w:r>
+      <w:r>
+        <w:t xml:space="preserve"> </w:t>
+      </w:r>
+      <w:r>
+        <w:rPr>
+          <w:bCs/>
+          <w:b/>
+        </w:rPr>
+        <w:t xml:space="preserve">prouver</w:t>
+      </w:r>
+      <w:r>
+        <w:t xml:space="preserve">.</w:t>
       </w:r>
     </w:p>
     <w:p>
@@ -1555,17 +1861,49 @@
         <w:t xml:space="preserve"> </w:t>
       </w:r>
       <w:r>
-        <w:t xml:space="preserve">toutes les courbes sont « nettes de frais ».</w:t>
-      </w:r>
-    </w:p>
-    <w:bookmarkEnd w:id="27"/>
-    <w:bookmarkStart w:id="28" w:name="Xcc75dc4e5f15057230c2d3a7ee1fdd2c929326b"/>
+        <w:t xml:space="preserve">très bonne ressemblance (</w:t>
+      </w:r>
+      <w:r>
+        <w:rPr>
+          <w:bCs/>
+          <w:b/>
+        </w:rPr>
+        <w:t xml:space="preserve">corrélation 0,95</w:t>
+      </w:r>
+      <w:r>
+        <w:t xml:space="preserve"> </w:t>
+      </w:r>
+      <w:r>
+        <w:t xml:space="preserve">— proche de 1 = quasi identique). On</w:t>
+      </w:r>
+      <w:r>
+        <w:t xml:space="preserve"> </w:t>
+      </w:r>
+      <w:r>
+        <w:t xml:space="preserve">a même vérifié que ce résultat tient quel que soit le réglage technique. On parle donc d'un</w:t>
+      </w:r>
+      <w:r>
+        <w:t xml:space="preserve"> </w:t>
+      </w:r>
+      <w:r>
+        <w:rPr>
+          <w:bCs/>
+          <w:b/>
+        </w:rPr>
+        <w:t xml:space="preserve">repère fidèle mais stylisé</w:t>
+      </w:r>
+      <w:r>
+        <w:t xml:space="preserve">, pas d'une copie au centime près (honnête).</w:t>
+      </w:r>
+    </w:p>
+    <w:bookmarkEnd w:id="26"/>
+    <w:bookmarkStart w:id="27" w:name="Xa6bb31f2264d2e323d13f1f181281a5d761ee64"/>
     <w:p>
       <w:pPr>
         <w:pStyle w:val="Heading3"/>
       </w:pPr>
       <w:r>
-        <w:t xml:space="preserve">Étape 6 — Rééquilibrer le portefeuille comme le fait VZ</w:t>
+        <w:t xml:space="preserve">Étape 4 — Choisir les remplaçants (et écarter les mauvais)</w:t>
       </w:r>
     </w:p>
     <w:p>
@@ -1581,108 +1919,35 @@
           <w:bCs/>
           <w:b/>
         </w:rPr>
-        <w:t xml:space="preserve">Ce qu'on a fait :</w:t>
-      </w:r>
-      <w:r>
-        <w:t xml:space="preserve"> </w:t>
-      </w:r>
-      <w:r>
-        <w:t xml:space="preserve">VZ ne rééquilibre pas à date fixe ; il surveille des</w:t>
-      </w:r>
-      <w:r>
-        <w:t xml:space="preserve"> </w:t>
-      </w:r>
-      <w:r>
-        <w:rPr>
-          <w:bCs/>
-          <w:b/>
-        </w:rPr>
-        <w:t xml:space="preserve">bandes</w:t>
-      </w:r>
-      <w:r>
-        <w:t xml:space="preserve"> </w:t>
-      </w:r>
-      <w:r>
-        <w:t xml:space="preserve">autour de</w:t>
-      </w:r>
-      <w:r>
-        <w:t xml:space="preserve"> </w:t>
-      </w:r>
-      <w:r>
-        <w:t xml:space="preserve">la cible et ne rééquilibre que si un</w:t>
-      </w:r>
-      <w:r>
-        <w:t xml:space="preserve"> </w:t>
-      </w:r>
-      <w:r>
-        <w:rPr>
-          <w:bCs/>
-          <w:b/>
-        </w:rPr>
-        <w:t xml:space="preserve">groupe d'actifs</w:t>
-      </w:r>
-      <w:r>
-        <w:t xml:space="preserve"> </w:t>
-      </w:r>
-      <w:r>
-        <w:t xml:space="preserve">(catégorie) sort de sa bande. On</w:t>
-      </w:r>
-      <w:r>
-        <w:t xml:space="preserve"> </w:t>
-      </w:r>
-      <w:r>
-        <w:t xml:space="preserve">reproduit ça avec une bande de</w:t>
-      </w:r>
-      <w:r>
-        <w:t xml:space="preserve"> </w:t>
-      </w:r>
-      <w:r>
-        <w:rPr>
-          <w:bCs/>
-          <w:b/>
-        </w:rPr>
-        <w:t xml:space="preserve">±8 %</w:t>
-      </w:r>
-      <w:r>
-        <w:t xml:space="preserve"> </w:t>
-      </w:r>
-      <w:r>
-        <w:t xml:space="preserve">au</w:t>
-      </w:r>
-      <w:r>
-        <w:t xml:space="preserve"> </w:t>
-      </w:r>
-      <w:r>
-        <w:rPr>
-          <w:bCs/>
-          <w:b/>
-        </w:rPr>
-        <w:t xml:space="preserve">niveau des catégories</w:t>
-      </w:r>
-      <w:r>
-        <w:t xml:space="preserve"> </w:t>
-      </w:r>
-      <w:r>
-        <w:t xml:space="preserve">(les six alternatives</w:t>
-      </w:r>
-      <w:r>
-        <w:t xml:space="preserve"> </w:t>
-      </w:r>
-      <w:r>
-        <w:t xml:space="preserve">formant</w:t>
-      </w:r>
-      <w:r>
-        <w:t xml:space="preserve"> </w:t>
-      </w:r>
-      <w:r>
-        <w:rPr>
-          <w:bCs/>
-          <w:b/>
-        </w:rPr>
-        <w:t xml:space="preserve">une seule poche</w:t>
-      </w:r>
-      <w:r>
-        <w:t xml:space="preserve">).</w:t>
+        <w:t xml:space="preserve">Fait :</w:t>
+      </w:r>
+      <w:r>
+        <w:t xml:space="preserve"> </w:t>
+      </w:r>
+      <w:r>
+        <w:t xml:space="preserve">on retient les</w:t>
+      </w:r>
+      <w:r>
+        <w:t xml:space="preserve"> </w:t>
+      </w:r>
+      <w:r>
+        <w:rPr>
+          <w:bCs/>
+          <w:b/>
+        </w:rPr>
+        <w:t xml:space="preserve">six</w:t>
+      </w:r>
+      <w:r>
+        <w:t xml:space="preserve"> </w:t>
+      </w:r>
+      <w:r>
+        <w:t xml:space="preserve">alternatives de la Partie 2, et on écarte les autres avec des</w:t>
+      </w:r>
+      <w:r>
+        <w:t xml:space="preserve"> </w:t>
+      </w:r>
+      <w:r>
+        <w:t xml:space="preserve">raisons.</w:t>
       </w:r>
     </w:p>
     <w:p>
@@ -1698,41 +1963,40 @@
           <w:bCs/>
           <w:b/>
         </w:rPr>
-        <w:t xml:space="preserve">Pourquoi le niveau « catégorie » :</w:t>
-      </w:r>
-      <w:r>
-        <w:t xml:space="preserve"> </w:t>
-      </w:r>
-      <w:r>
-        <w:t xml:space="preserve">la question est de remplacer la</w:t>
-      </w:r>
-      <w:r>
-        <w:t xml:space="preserve"> </w:t>
-      </w:r>
-      <w:r>
-        <w:rPr>
-          <w:bCs/>
-          <w:b/>
-        </w:rPr>
-        <w:t xml:space="preserve">poche</w:t>
-      </w:r>
-      <w:r>
-        <w:t xml:space="preserve"> </w:t>
-      </w:r>
-      <w:r>
-        <w:t xml:space="preserve">obligataire,</w:t>
-      </w:r>
-      <w:r>
-        <w:t xml:space="preserve"> </w:t>
-      </w:r>
-      <w:r>
-        <w:t xml:space="preserve">pas d'inventer un système de micro-gestion actif par actif. C'est aussi ce que décrit la</w:t>
-      </w:r>
-      <w:r>
-        <w:t xml:space="preserve"> </w:t>
-      </w:r>
-      <w:r>
-        <w:t xml:space="preserve">documentation VZ.</w:t>
+        <w:t xml:space="preserve">Pourquoi :</w:t>
+      </w:r>
+      <w:r>
+        <w:t xml:space="preserve"> </w:t>
+      </w:r>
+      <w:r>
+        <w:t xml:space="preserve">on n'accepte qu'un placement</w:t>
+      </w:r>
+      <w:r>
+        <w:t xml:space="preserve"> </w:t>
+      </w:r>
+      <w:r>
+        <w:rPr>
+          <w:iCs/>
+          <w:i/>
+        </w:rPr>
+        <w:t xml:space="preserve">qu'on peut vraiment acheter, revendre vite, et dont</w:t>
+      </w:r>
+      <w:r>
+        <w:rPr>
+          <w:iCs/>
+          <w:i/>
+        </w:rPr>
+        <w:t xml:space="preserve"> </w:t>
+      </w:r>
+      <w:r>
+        <w:rPr>
+          <w:iCs/>
+          <w:i/>
+        </w:rPr>
+        <w:t xml:space="preserve">on peut calculer le rendement après frais</w:t>
+      </w:r>
+      <w:r>
+        <w:t xml:space="preserve">.</w:t>
       </w:r>
     </w:p>
     <w:p>
@@ -1748,72 +2012,23 @@
           <w:bCs/>
           <w:b/>
         </w:rPr>
-        <w:t xml:space="preserve">Vérification :</w:t>
-      </w:r>
-      <w:r>
-        <w:t xml:space="preserve"> </w:t>
-      </w:r>
-      <w:r>
-        <w:t xml:space="preserve">on a refait le calcul en surveillant</w:t>
-      </w:r>
-      <w:r>
-        <w:t xml:space="preserve"> </w:t>
-      </w:r>
-      <w:r>
-        <w:rPr>
-          <w:bCs/>
-          <w:b/>
-        </w:rPr>
-        <w:t xml:space="preserve">chaque</w:t>
-      </w:r>
-      <w:r>
-        <w:t xml:space="preserve"> </w:t>
-      </w:r>
-      <w:r>
-        <w:t xml:space="preserve">actif individuellement — ça</w:t>
-      </w:r>
-      <w:r>
-        <w:t xml:space="preserve"> </w:t>
-      </w:r>
-      <w:r>
-        <w:t xml:space="preserve">déclenche beaucoup plus de transactions (≈ 61–96 contre ≈ 36–37) mais</w:t>
-      </w:r>
-      <w:r>
-        <w:t xml:space="preserve"> </w:t>
-      </w:r>
-      <w:r>
-        <w:rPr>
-          <w:bCs/>
-          <w:b/>
-        </w:rPr>
-        <w:t xml:space="preserve">donne quasiment les</w:t>
-      </w:r>
-      <w:r>
-        <w:rPr>
-          <w:bCs/>
-          <w:b/>
-        </w:rPr>
-        <w:t xml:space="preserve"> </w:t>
-      </w:r>
-      <w:r>
-        <w:rPr>
-          <w:bCs/>
-          <w:b/>
-        </w:rPr>
-        <w:t xml:space="preserve">mêmes résultats</w:t>
-      </w:r>
-      <w:r>
-        <w:t xml:space="preserve">. La conclusion ne dépend donc pas de ce choix technique.</w:t>
-      </w:r>
-    </w:p>
-    <w:bookmarkEnd w:id="28"/>
-    <w:bookmarkStart w:id="29" w:name="X29c5d120e4bb3d30855a3789c47a73662667033"/>
+        <w:t xml:space="preserve">Résultat :</w:t>
+      </w:r>
+      <w:r>
+        <w:t xml:space="preserve"> </w:t>
+      </w:r>
+      <w:r>
+        <w:t xml:space="preserve">une liste honnête et défendable de candidats.</w:t>
+      </w:r>
+    </w:p>
+    <w:bookmarkEnd w:id="27"/>
+    <w:bookmarkStart w:id="28" w:name="X21ed710ef78ca6a8dbe8f90d3f43aa35355837c"/>
     <w:p>
       <w:pPr>
         <w:pStyle w:val="Heading3"/>
       </w:pPr>
       <w:r>
-        <w:t xml:space="preserve">Étape 7 — Remplacer les obligations par paliers de 10 %</w:t>
+        <w:t xml:space="preserve">Étape 5 — Enlever les frais (pour comparer juste)</w:t>
       </w:r>
     </w:p>
     <w:p>
@@ -1829,35 +2044,42 @@
           <w:bCs/>
           <w:b/>
         </w:rPr>
-        <w:t xml:space="preserve">Ce qu'on a fait :</w:t>
-      </w:r>
-      <w:r>
-        <w:t xml:space="preserve"> </w:t>
-      </w:r>
-      <w:r>
-        <w:t xml:space="preserve">on remplace la poche obligataire</w:t>
-      </w:r>
-      <w:r>
-        <w:t xml:space="preserve"> </w:t>
-      </w:r>
-      <w:r>
-        <w:rPr>
-          <w:bCs/>
-          <w:b/>
-        </w:rPr>
-        <w:t xml:space="preserve">par tranches</w:t>
-      </w:r>
-      <w:r>
-        <w:t xml:space="preserve"> </w:t>
-      </w:r>
-      <w:r>
-        <w:t xml:space="preserve">: 0 % (= AP5), 10 %,</w:t>
-      </w:r>
-      <w:r>
-        <w:t xml:space="preserve"> </w:t>
-      </w:r>
-      <w:r>
-        <w:t xml:space="preserve">20 %, … jusqu'à 100 %, en répartissant à parts égales entre les six alternatives.</w:t>
+        <w:t xml:space="preserve">Fait :</w:t>
+      </w:r>
+      <w:r>
+        <w:t xml:space="preserve"> </w:t>
+      </w:r>
+      <w:r>
+        <w:t xml:space="preserve">on retire à</w:t>
+      </w:r>
+      <w:r>
+        <w:t xml:space="preserve"> </w:t>
+      </w:r>
+      <w:r>
+        <w:rPr>
+          <w:bCs/>
+          <w:b/>
+        </w:rPr>
+        <w:t xml:space="preserve">tous</w:t>
+      </w:r>
+      <w:r>
+        <w:t xml:space="preserve"> </w:t>
+      </w:r>
+      <w:r>
+        <w:t xml:space="preserve">les portefeuilles les mêmes frais VZ :</w:t>
+      </w:r>
+      <w:r>
+        <w:t xml:space="preserve"> </w:t>
+      </w:r>
+      <w:r>
+        <w:rPr>
+          <w:bCs/>
+          <w:b/>
+        </w:rPr>
+        <w:t xml:space="preserve">1,37 % par an</w:t>
+      </w:r>
+      <w:r>
+        <w:t xml:space="preserve">.</w:t>
       </w:r>
     </w:p>
     <w:p>
@@ -1873,35 +2095,26 @@
           <w:bCs/>
           <w:b/>
         </w:rPr>
-        <w:t xml:space="preserve">Pourquoi les paliers :</w:t>
-      </w:r>
-      <w:r>
-        <w:t xml:space="preserve"> </w:t>
-      </w:r>
-      <w:r>
-        <w:t xml:space="preserve">pour voir</w:t>
-      </w:r>
-      <w:r>
-        <w:t xml:space="preserve"> </w:t>
-      </w:r>
-      <w:r>
-        <w:rPr>
-          <w:bCs/>
-          <w:b/>
-        </w:rPr>
-        <w:t xml:space="preserve">une courbe</w:t>
-      </w:r>
-      <w:r>
-        <w:t xml:space="preserve"> </w:t>
-      </w:r>
-      <w:r>
-        <w:t xml:space="preserve">(l'effet augmente-t-il doucement ?) plutôt</w:t>
-      </w:r>
-      <w:r>
-        <w:t xml:space="preserve"> </w:t>
-      </w:r>
-      <w:r>
-        <w:t xml:space="preserve">que trois points isolés — c'est plus informatif et plus honnête.</w:t>
+        <w:t xml:space="preserve">Pourquoi :</w:t>
+      </w:r>
+      <w:r>
+        <w:t xml:space="preserve"> </w:t>
+      </w:r>
+      <w:r>
+        <w:t xml:space="preserve">comparer ce qu'un vrai client toucherait</w:t>
+      </w:r>
+      <w:r>
+        <w:t xml:space="preserve"> </w:t>
+      </w:r>
+      <w:r>
+        <w:rPr>
+          <w:iCs/>
+          <w:i/>
+        </w:rPr>
+        <w:t xml:space="preserve">après frais</w:t>
+      </w:r>
+      <w:r>
+        <w:t xml:space="preserve">, et à armes égales.</w:t>
       </w:r>
     </w:p>
     <w:p>
@@ -1923,23 +2136,17 @@
         <w:t xml:space="preserve"> </w:t>
       </w:r>
       <w:r>
-        <w:t xml:space="preserve">onze portefeuilles comparables, de « AP5 intact » à « obligations entièrement</w:t>
-      </w:r>
-      <w:r>
-        <w:t xml:space="preserve"> </w:t>
-      </w:r>
-      <w:r>
-        <w:t xml:space="preserve">remplacées ».</w:t>
-      </w:r>
-    </w:p>
-    <w:bookmarkEnd w:id="29"/>
-    <w:bookmarkStart w:id="30" w:name="étape-8--mesurer-rendement-et-risque"/>
+        <w:t xml:space="preserve">toutes les courbes sont « nettes de frais ».</w:t>
+      </w:r>
+    </w:p>
+    <w:bookmarkEnd w:id="28"/>
+    <w:bookmarkStart w:id="29" w:name="étape-6--rééquilibrer-comme-le-fait-vz"/>
     <w:p>
       <w:pPr>
         <w:pStyle w:val="Heading3"/>
       </w:pPr>
       <w:r>
-        <w:t xml:space="preserve">Étape 8 — Mesurer rendement ET risque</w:t>
+        <w:t xml:space="preserve">Étape 6 — Rééquilibrer comme le fait VZ</w:t>
       </w:r>
     </w:p>
     <w:p>
@@ -1955,35 +2162,51 @@
           <w:bCs/>
           <w:b/>
         </w:rPr>
-        <w:t xml:space="preserve">Ce qu'on a fait :</w:t>
-      </w:r>
-      <w:r>
-        <w:t xml:space="preserve"> </w:t>
-      </w:r>
-      <w:r>
-        <w:t xml:space="preserve">pour chaque palier, on calcule le rendement (CAGR), la volatilité, la pire</w:t>
-      </w:r>
-      <w:r>
-        <w:t xml:space="preserve"> </w:t>
-      </w:r>
-      <w:r>
-        <w:t xml:space="preserve">baisse (drawdown), la perte extrême (CVaR) et le</w:t>
-      </w:r>
-      <w:r>
-        <w:t xml:space="preserve"> </w:t>
-      </w:r>
-      <w:r>
-        <w:rPr>
-          <w:bCs/>
-          <w:b/>
-        </w:rPr>
-        <w:t xml:space="preserve">Sharpe</w:t>
-      </w:r>
-      <w:r>
-        <w:t xml:space="preserve"> </w:t>
-      </w:r>
-      <w:r>
-        <w:t xml:space="preserve">(rendement rapporté au risque).</w:t>
+        <w:t xml:space="preserve">Fait :</w:t>
+      </w:r>
+      <w:r>
+        <w:t xml:space="preserve"> </w:t>
+      </w:r>
+      <w:r>
+        <w:t xml:space="preserve">VZ ne rééquilibre pas à date fixe ; il</w:t>
+      </w:r>
+      <w:r>
+        <w:t xml:space="preserve"> </w:t>
+      </w:r>
+      <w:r>
+        <w:rPr>
+          <w:bCs/>
+          <w:b/>
+        </w:rPr>
+        <w:t xml:space="preserve">surveille des marges</w:t>
+      </w:r>
+      <w:r>
+        <w:t xml:space="preserve"> </w:t>
+      </w:r>
+      <w:r>
+        <w:t xml:space="preserve">autour de la cible et</w:t>
+      </w:r>
+      <w:r>
+        <w:t xml:space="preserve"> </w:t>
+      </w:r>
+      <w:r>
+        <w:t xml:space="preserve">ne rééquilibre que si un</w:t>
+      </w:r>
+      <w:r>
+        <w:t xml:space="preserve"> </w:t>
+      </w:r>
+      <w:r>
+        <w:rPr>
+          <w:bCs/>
+          <w:b/>
+        </w:rPr>
+        <w:t xml:space="preserve">groupe</w:t>
+      </w:r>
+      <w:r>
+        <w:t xml:space="preserve"> </w:t>
+      </w:r>
+      <w:r>
+        <w:t xml:space="preserve">d'actifs sort de sa marge (±8 %). On reproduit ça.</w:t>
       </w:r>
     </w:p>
     <w:p>
@@ -2005,20 +2228,29 @@
         <w:t xml:space="preserve"> </w:t>
       </w:r>
       <w:r>
-        <w:t xml:space="preserve">un rendement plus élevé ne vaut rien s'il coûte trop de risque ; il faut regarder</w:t>
-      </w:r>
-      <w:r>
-        <w:t xml:space="preserve"> </w:t>
-      </w:r>
-      <w:r>
-        <w:rPr>
-          <w:bCs/>
-          <w:b/>
-        </w:rPr>
-        <w:t xml:space="preserve">les deux ensemble</w:t>
-      </w:r>
-      <w:r>
-        <w:t xml:space="preserve">.</w:t>
+        <w:t xml:space="preserve">on veut imiter le</w:t>
+      </w:r>
+      <w:r>
+        <w:t xml:space="preserve"> </w:t>
+      </w:r>
+      <w:r>
+        <w:rPr>
+          <w:bCs/>
+          <w:b/>
+        </w:rPr>
+        <w:t xml:space="preserve">vrai</w:t>
+      </w:r>
+      <w:r>
+        <w:t xml:space="preserve"> </w:t>
+      </w:r>
+      <w:r>
+        <w:t xml:space="preserve">fonctionnement du produit, pas un rééquilibrage</w:t>
+      </w:r>
+      <w:r>
+        <w:t xml:space="preserve"> </w:t>
+      </w:r>
+      <w:r>
+        <w:t xml:space="preserve">artificiel.</w:t>
       </w:r>
     </w:p>
     <w:p>
@@ -2034,83 +2266,64 @@
           <w:bCs/>
           <w:b/>
         </w:rPr>
-        <w:t xml:space="preserve">Résultat (le cœur de l'étude) :</w:t>
-      </w:r>
-      <w:r>
-        <w:t xml:space="preserve"> </w:t>
-      </w:r>
-      <w:r>
-        <w:t xml:space="preserve">plus on remplace,</w:t>
-      </w:r>
-      <w:r>
-        <w:t xml:space="preserve"> </w:t>
-      </w:r>
-      <w:r>
-        <w:rPr>
-          <w:bCs/>
-          <w:b/>
-        </w:rPr>
-        <w:t xml:space="preserve">plus le rendement monte</w:t>
-      </w:r>
-      <w:r>
-        <w:t xml:space="preserve"> </w:t>
-      </w:r>
-      <w:r>
-        <w:t xml:space="preserve">(de 3,55 % à</w:t>
-      </w:r>
-      <w:r>
-        <w:t xml:space="preserve"> </w:t>
-      </w:r>
-      <w:r>
-        <w:t xml:space="preserve">4,28 %/an),</w:t>
-      </w:r>
-      <w:r>
-        <w:t xml:space="preserve"> </w:t>
-      </w:r>
-      <w:r>
-        <w:rPr>
-          <w:bCs/>
-          <w:b/>
-        </w:rPr>
-        <w:t xml:space="preserve">mais</w:t>
-      </w:r>
-      <w:r>
-        <w:t xml:space="preserve"> </w:t>
-      </w:r>
-      <w:r>
-        <w:t xml:space="preserve">la volatilité et les pertes augmentent aussi (pire baisse de −20 % à −28 %),</w:t>
-      </w:r>
-      <w:r>
-        <w:t xml:space="preserve"> </w:t>
-      </w:r>
-      <w:r>
-        <w:t xml:space="preserve">et le</w:t>
-      </w:r>
-      <w:r>
-        <w:t xml:space="preserve"> </w:t>
-      </w:r>
-      <w:r>
-        <w:rPr>
-          <w:bCs/>
-          <w:b/>
-        </w:rPr>
-        <w:t xml:space="preserve">Sharpe ne s'améliore jamais</w:t>
-      </w:r>
-      <w:r>
-        <w:t xml:space="preserve"> </w:t>
-      </w:r>
-      <w:r>
-        <w:t xml:space="preserve">(≈ 0,48 stable jusqu'à ~50 %, puis il baisse).</w:t>
-      </w:r>
-    </w:p>
-    <w:bookmarkEnd w:id="30"/>
-    <w:bookmarkStart w:id="31" w:name="étape-9--découper-par-régime-de-taux-bns"/>
+        <w:t xml:space="preserve">Résultat + vérification :</w:t>
+      </w:r>
+      <w:r>
+        <w:t xml:space="preserve"> </w:t>
+      </w:r>
+      <w:r>
+        <w:t xml:space="preserve">on a aussi testé en surveillant</w:t>
+      </w:r>
+      <w:r>
+        <w:t xml:space="preserve"> </w:t>
+      </w:r>
+      <w:r>
+        <w:rPr>
+          <w:bCs/>
+          <w:b/>
+        </w:rPr>
+        <w:t xml:space="preserve">chaque</w:t>
+      </w:r>
+      <w:r>
+        <w:t xml:space="preserve"> </w:t>
+      </w:r>
+      <w:r>
+        <w:t xml:space="preserve">actif un par un — ça</w:t>
+      </w:r>
+      <w:r>
+        <w:t xml:space="preserve"> </w:t>
+      </w:r>
+      <w:r>
+        <w:t xml:space="preserve">déclenche beaucoup plus d'opérations mais</w:t>
+      </w:r>
+      <w:r>
+        <w:t xml:space="preserve"> </w:t>
+      </w:r>
+      <w:r>
+        <w:rPr>
+          <w:bCs/>
+          <w:b/>
+        </w:rPr>
+        <w:t xml:space="preserve">change à peine les résultats</w:t>
+      </w:r>
+      <w:r>
+        <w:t xml:space="preserve">. Donc notre choix ne</w:t>
+      </w:r>
+      <w:r>
+        <w:t xml:space="preserve"> </w:t>
+      </w:r>
+      <w:r>
+        <w:t xml:space="preserve">fausse rien.</w:t>
+      </w:r>
+    </w:p>
+    <w:bookmarkEnd w:id="29"/>
+    <w:bookmarkStart w:id="30" w:name="X14f9b65884e79d069e977c8d8d1d1499dec73a1"/>
     <w:p>
       <w:pPr>
         <w:pStyle w:val="Heading3"/>
       </w:pPr>
       <w:r>
-        <w:t xml:space="preserve">Étape 9 — Découper par régime de taux (BNS)</w:t>
+        <w:t xml:space="preserve">Étape 7 — Remplacer les obligations par doses de 10 %</w:t>
       </w:r>
     </w:p>
     <w:p>
@@ -2126,35 +2339,29 @@
           <w:bCs/>
           <w:b/>
         </w:rPr>
-        <w:t xml:space="preserve">Ce qu'on a fait :</w:t>
-      </w:r>
-      <w:r>
-        <w:t xml:space="preserve"> </w:t>
-      </w:r>
-      <w:r>
-        <w:t xml:space="preserve">on coupe la période en</w:t>
-      </w:r>
-      <w:r>
-        <w:t xml:space="preserve"> </w:t>
-      </w:r>
-      <w:r>
-        <w:rPr>
-          <w:bCs/>
-          <w:b/>
-        </w:rPr>
-        <w:t xml:space="preserve">quatre régimes</w:t>
-      </w:r>
-      <w:r>
-        <w:t xml:space="preserve"> </w:t>
-      </w:r>
-      <w:r>
-        <w:t xml:space="preserve">de la BNS : R1 taux bas positifs</w:t>
-      </w:r>
-      <w:r>
-        <w:t xml:space="preserve"> </w:t>
-      </w:r>
-      <w:r>
-        <w:t xml:space="preserve">(2008–14), R2 taux négatifs (2015–22), R3 hausses (2022–24), R4 assouplissement (2024–26).</w:t>
+        <w:t xml:space="preserve">Fait :</w:t>
+      </w:r>
+      <w:r>
+        <w:t xml:space="preserve"> </w:t>
+      </w:r>
+      <w:r>
+        <w:t xml:space="preserve">on remplace les obligations</w:t>
+      </w:r>
+      <w:r>
+        <w:t xml:space="preserve"> </w:t>
+      </w:r>
+      <w:r>
+        <w:rPr>
+          <w:bCs/>
+          <w:b/>
+        </w:rPr>
+        <w:t xml:space="preserve">par tranches</w:t>
+      </w:r>
+      <w:r>
+        <w:t xml:space="preserve"> </w:t>
+      </w:r>
+      <w:r>
+        <w:t xml:space="preserve">: 0 % (= AP5), 10 %, 20 %… jusqu'à 100 %.</w:t>
       </w:r>
     </w:p>
     <w:p>
@@ -2176,29 +2383,29 @@
         <w:t xml:space="preserve"> </w:t>
       </w:r>
       <w:r>
-        <w:t xml:space="preserve">répond à la</w:t>
-      </w:r>
-      <w:r>
-        <w:t xml:space="preserve"> </w:t>
-      </w:r>
-      <w:r>
-        <w:rPr>
-          <w:bCs/>
-          <w:b/>
-        </w:rPr>
-        <w:t xml:space="preserve">Question 3</w:t>
-      </w:r>
-      <w:r>
-        <w:t xml:space="preserve"> </w:t>
-      </w:r>
-      <w:r>
-        <w:t xml:space="preserve">et évite un seuil « taux bas » arbitraire ; on lit</w:t>
-      </w:r>
-      <w:r>
-        <w:t xml:space="preserve"> </w:t>
-      </w:r>
-      <w:r>
-        <w:t xml:space="preserve">directement comment chaque régime se comporte.</w:t>
+        <w:t xml:space="preserve">pour voir une</w:t>
+      </w:r>
+      <w:r>
+        <w:t xml:space="preserve"> </w:t>
+      </w:r>
+      <w:r>
+        <w:rPr>
+          <w:bCs/>
+          <w:b/>
+        </w:rPr>
+        <w:t xml:space="preserve">courbe</w:t>
+      </w:r>
+      <w:r>
+        <w:t xml:space="preserve"> </w:t>
+      </w:r>
+      <w:r>
+        <w:t xml:space="preserve">(l'effet augmente-t-il doucement ?), pas seulement</w:t>
+      </w:r>
+      <w:r>
+        <w:t xml:space="preserve"> </w:t>
+      </w:r>
+      <w:r>
+        <w:t xml:space="preserve">quelques points isolés.</w:t>
       </w:r>
     </w:p>
     <w:p>
@@ -2220,87 +2427,17 @@
         <w:t xml:space="preserve"> </w:t>
       </w:r>
       <w:r>
-        <w:t xml:space="preserve">le remplacement</w:t>
-      </w:r>
-      <w:r>
-        <w:t xml:space="preserve"> </w:t>
-      </w:r>
-      <w:r>
-        <w:rPr>
-          <w:bCs/>
-          <w:b/>
-        </w:rPr>
-        <w:t xml:space="preserve">coûte</w:t>
-      </w:r>
-      <w:r>
-        <w:t xml:space="preserve"> </w:t>
-      </w:r>
-      <w:r>
-        <w:t xml:space="preserve">quand les obligations sont fortes (R1) et</w:t>
-      </w:r>
-      <w:r>
-        <w:t xml:space="preserve"> </w:t>
-      </w:r>
-      <w:r>
-        <w:rPr>
-          <w:bCs/>
-          <w:b/>
-        </w:rPr>
-        <w:t xml:space="preserve">rapporte</w:t>
-      </w:r>
-      <w:r>
-        <w:t xml:space="preserve"> </w:t>
-      </w:r>
-      <w:r>
-        <w:t xml:space="preserve">quand elles souffrent (R2, R4). On note aussi que les obligations</w:t>
-      </w:r>
-      <w:r>
-        <w:t xml:space="preserve"> </w:t>
-      </w:r>
-      <w:r>
-        <w:rPr>
-          <w:bCs/>
-          <w:b/>
-        </w:rPr>
-        <w:t xml:space="preserve">mondiales</w:t>
-      </w:r>
-      <w:r>
-        <w:t xml:space="preserve"> </w:t>
-      </w:r>
-      <w:r>
-        <w:t xml:space="preserve">ont beaucoup</w:t>
-      </w:r>
-      <w:r>
-        <w:t xml:space="preserve"> </w:t>
-      </w:r>
-      <w:r>
-        <w:t xml:space="preserve">souffert des hausses de 2022–24 (−2,9 %/an) alors que les</w:t>
-      </w:r>
-      <w:r>
-        <w:t xml:space="preserve"> </w:t>
-      </w:r>
-      <w:r>
-        <w:rPr>
-          <w:bCs/>
-          <w:b/>
-        </w:rPr>
-        <w:t xml:space="preserve">suisses</w:t>
-      </w:r>
-      <w:r>
-        <w:t xml:space="preserve"> </w:t>
-      </w:r>
-      <w:r>
-        <w:t xml:space="preserve">sont restées positives.</w:t>
-      </w:r>
-    </w:p>
-    <w:bookmarkEnd w:id="31"/>
-    <w:bookmarkStart w:id="32" w:name="étape-10--tester-la-solidité-robustesse"/>
+        <w:t xml:space="preserve">onze portefeuilles comparables.</w:t>
+      </w:r>
+    </w:p>
+    <w:bookmarkEnd w:id="30"/>
+    <w:bookmarkStart w:id="31" w:name="étape-8--mesurer-rendement-et-risque"/>
     <w:p>
       <w:pPr>
         <w:pStyle w:val="Heading3"/>
       </w:pPr>
       <w:r>
-        <w:t xml:space="preserve">Étape 10 — Tester la solidité (robustesse)</w:t>
+        <w:t xml:space="preserve">Étape 8 — Mesurer rendement ET risque</w:t>
       </w:r>
     </w:p>
     <w:p>
@@ -2316,79 +2453,13 @@
           <w:bCs/>
           <w:b/>
         </w:rPr>
-        <w:t xml:space="preserve">Ce qu'on a fait :</w:t>
-      </w:r>
-      <w:r>
-        <w:t xml:space="preserve"> </w:t>
-      </w:r>
-      <w:r>
-        <w:t xml:space="preserve">on vérifie que la conclusion</w:t>
-      </w:r>
-      <w:r>
-        <w:t xml:space="preserve"> </w:t>
-      </w:r>
-      <w:r>
-        <w:rPr>
-          <w:bCs/>
-          <w:b/>
-        </w:rPr>
-        <w:t xml:space="preserve">tient</w:t>
-      </w:r>
-      <w:r>
-        <w:t xml:space="preserve"> </w:t>
-      </w:r>
-      <w:r>
-        <w:t xml:space="preserve">quand on change les hypothèses :</w:t>
-      </w:r>
-      <w:r>
-        <w:t xml:space="preserve"> </w:t>
-      </w:r>
-      <w:r>
-        <w:t xml:space="preserve">taille de bande (±5/8/10/15/20 %), coûts de transaction (0–50 pb), couverture de change des</w:t>
-      </w:r>
-      <w:r>
-        <w:t xml:space="preserve"> </w:t>
-      </w:r>
-      <w:r>
-        <w:t xml:space="preserve">HY/EM, période (avec/sans 2008–09). On ajoute un</w:t>
-      </w:r>
-      <w:r>
-        <w:t xml:space="preserve"> </w:t>
-      </w:r>
-      <w:r>
-        <w:rPr>
-          <w:bCs/>
-          <w:b/>
-        </w:rPr>
-        <w:t xml:space="preserve">bootstrap</w:t>
-      </w:r>
-      <w:r>
-        <w:t xml:space="preserve"> </w:t>
-      </w:r>
-      <w:r>
-        <w:t xml:space="preserve">— une technique qui rejoue</w:t>
-      </w:r>
-      <w:r>
-        <w:t xml:space="preserve"> </w:t>
-      </w:r>
-      <w:r>
-        <w:t xml:space="preserve">l'histoire des milliers de fois en mélangeant les mois — pour savoir si les écarts sont</w:t>
-      </w:r>
-      <w:r>
-        <w:t xml:space="preserve"> </w:t>
-      </w:r>
-      <w:r>
-        <w:rPr>
-          <w:bCs/>
-          <w:b/>
-        </w:rPr>
-        <w:t xml:space="preserve">réels</w:t>
-      </w:r>
-      <w:r>
-        <w:t xml:space="preserve"> </w:t>
-      </w:r>
-      <w:r>
-        <w:t xml:space="preserve">ou dus au hasard.</w:t>
+        <w:t xml:space="preserve">Fait :</w:t>
+      </w:r>
+      <w:r>
+        <w:t xml:space="preserve"> </w:t>
+      </w:r>
+      <w:r>
+        <w:t xml:space="preserve">pour chaque dose, on calcule rendement, volatilité, pire perte, perte extrême, Sharpe.</w:t>
       </w:r>
     </w:p>
     <w:p>
@@ -2410,13 +2481,34 @@
         <w:t xml:space="preserve"> </w:t>
       </w:r>
       <w:r>
-        <w:t xml:space="preserve">un bon résultat doit survivre à des choix raisonnables différents ; sinon il est</w:t>
-      </w:r>
-      <w:r>
-        <w:t xml:space="preserve"> </w:t>
-      </w:r>
-      <w:r>
-        <w:t xml:space="preserve">fragile.</w:t>
+        <w:t xml:space="preserve">un rendement plus élevé ne vaut rien s'il coûte trop de risque. On regarde</w:t>
+      </w:r>
+      <w:r>
+        <w:t xml:space="preserve"> </w:t>
+      </w:r>
+      <w:r>
+        <w:rPr>
+          <w:bCs/>
+          <w:b/>
+        </w:rPr>
+        <w:t xml:space="preserve">les</w:t>
+      </w:r>
+      <w:r>
+        <w:rPr>
+          <w:bCs/>
+          <w:b/>
+        </w:rPr>
+        <w:t xml:space="preserve"> </w:t>
+      </w:r>
+      <w:r>
+        <w:rPr>
+          <w:bCs/>
+          <w:b/>
+        </w:rPr>
+        <w:t xml:space="preserve">deux ensemble</w:t>
+      </w:r>
+      <w:r>
+        <w:t xml:space="preserve">.</w:t>
       </w:r>
     </w:p>
     <w:p>
@@ -2432,39 +2524,82 @@
           <w:bCs/>
           <w:b/>
         </w:rPr>
-        <w:t xml:space="preserve">Résultat :</w:t>
-      </w:r>
-      <w:r>
-        <w:t xml:space="preserve"> </w:t>
-      </w:r>
-      <w:r>
-        <w:t xml:space="preserve">le remplacement</w:t>
-      </w:r>
-      <w:r>
-        <w:t xml:space="preserve"> </w:t>
-      </w:r>
-      <w:r>
-        <w:rPr>
-          <w:bCs/>
-          <w:b/>
-        </w:rPr>
-        <w:t xml:space="preserve">intégral aggrave la perte extrême dans tous les cas testés</w:t>
-      </w:r>
-      <w:r>
-        <w:t xml:space="preserve"> </w:t>
-      </w:r>
-      <w:r>
-        <w:t xml:space="preserve">(probabilité ≈ 99–100 %). Aucun niveau de remplacement n'améliore le Sharpe de façon fiable.</w:t>
-      </w:r>
-    </w:p>
-    <w:bookmarkEnd w:id="32"/>
-    <w:bookmarkStart w:id="33" w:name="Xc6ed2a4bcad386bb2413631d0ab0dcd36f713cc"/>
+        <w:t xml:space="preserve">Résultat (le cœur) :</w:t>
+      </w:r>
+      <w:r>
+        <w:t xml:space="preserve"> </w:t>
+      </w:r>
+      <w:r>
+        <w:t xml:space="preserve">plus on remplace,</w:t>
+      </w:r>
+      <w:r>
+        <w:t xml:space="preserve"> </w:t>
+      </w:r>
+      <w:r>
+        <w:rPr>
+          <w:bCs/>
+          <w:b/>
+        </w:rPr>
+        <w:t xml:space="preserve">plus le rendement monte</w:t>
+      </w:r>
+      <w:r>
+        <w:t xml:space="preserve"> </w:t>
+      </w:r>
+      <w:r>
+        <w:t xml:space="preserve">(3,55 % → 4,28 %),</w:t>
+      </w:r>
+      <w:r>
+        <w:t xml:space="preserve"> </w:t>
+      </w:r>
+      <w:r>
+        <w:rPr>
+          <w:bCs/>
+          <w:b/>
+        </w:rPr>
+        <w:t xml:space="preserve">mais</w:t>
+      </w:r>
+      <w:r>
+        <w:rPr>
+          <w:bCs/>
+          <w:b/>
+        </w:rPr>
+        <w:t xml:space="preserve"> </w:t>
+      </w:r>
+      <w:r>
+        <w:rPr>
+          <w:bCs/>
+          <w:b/>
+        </w:rPr>
+        <w:t xml:space="preserve">le risque aussi</w:t>
+      </w:r>
+      <w:r>
+        <w:t xml:space="preserve"> </w:t>
+      </w:r>
+      <w:r>
+        <w:t xml:space="preserve">(pire perte −20 % → −28 %), et le</w:t>
+      </w:r>
+      <w:r>
+        <w:t xml:space="preserve"> </w:t>
+      </w:r>
+      <w:r>
+        <w:rPr>
+          <w:bCs/>
+          <w:b/>
+        </w:rPr>
+        <w:t xml:space="preserve">Sharpe ne s'améliore jamais</w:t>
+      </w:r>
+      <w:r>
+        <w:t xml:space="preserve">.</w:t>
+      </w:r>
+    </w:p>
+    <w:bookmarkEnd w:id="31"/>
+    <w:bookmarkStart w:id="32" w:name="Xf56244582c242eb875fa7a805acc34da04913dc"/>
     <w:p>
       <w:pPr>
         <w:pStyle w:val="Heading3"/>
       </w:pPr>
       <w:r>
-        <w:t xml:space="preserve">Étape 11 — Regarder les crises (2020 vs 2022)</w:t>
+        <w:t xml:space="preserve">Étape 9 — Regarder chaque époque (régime de taux)</w:t>
       </w:r>
     </w:p>
     <w:p>
@@ -2480,19 +2615,29 @@
           <w:bCs/>
           <w:b/>
         </w:rPr>
-        <w:t xml:space="preserve">Ce qu'on a fait :</w:t>
-      </w:r>
-      <w:r>
-        <w:t xml:space="preserve"> </w:t>
-      </w:r>
-      <w:r>
-        <w:t xml:space="preserve">on compare deux crises opposées : le krach déflationniste de 2020 (COVID)</w:t>
-      </w:r>
-      <w:r>
-        <w:t xml:space="preserve"> </w:t>
-      </w:r>
-      <w:r>
-        <w:t xml:space="preserve">et le choc de taux de 2022.</w:t>
+        <w:t xml:space="preserve">Fait :</w:t>
+      </w:r>
+      <w:r>
+        <w:t xml:space="preserve"> </w:t>
+      </w:r>
+      <w:r>
+        <w:t xml:space="preserve">on découpe 2008–2026 en</w:t>
+      </w:r>
+      <w:r>
+        <w:t xml:space="preserve"> </w:t>
+      </w:r>
+      <w:r>
+        <w:rPr>
+          <w:bCs/>
+          <w:b/>
+        </w:rPr>
+        <w:t xml:space="preserve">quatre périodes</w:t>
+      </w:r>
+      <w:r>
+        <w:t xml:space="preserve"> </w:t>
+      </w:r>
+      <w:r>
+        <w:t xml:space="preserve">selon la politique de la BNS.</w:t>
       </w:r>
     </w:p>
     <w:p>
@@ -2514,34 +2659,7 @@
         <w:t xml:space="preserve"> </w:t>
       </w:r>
       <w:r>
-        <w:t xml:space="preserve">montrer que le remplacement ne supprime pas le risque — il en</w:t>
-      </w:r>
-      <w:r>
-        <w:t xml:space="preserve"> </w:t>
-      </w:r>
-      <w:r>
-        <w:rPr>
-          <w:bCs/>
-          <w:b/>
-        </w:rPr>
-        <w:t xml:space="preserve">change la</w:t>
-      </w:r>
-      <w:r>
-        <w:rPr>
-          <w:bCs/>
-          <w:b/>
-        </w:rPr>
-        <w:t xml:space="preserve"> </w:t>
-      </w:r>
-      <w:r>
-        <w:rPr>
-          <w:bCs/>
-          <w:b/>
-        </w:rPr>
-        <w:t xml:space="preserve">nature</w:t>
-      </w:r>
-      <w:r>
-        <w:t xml:space="preserve">.</w:t>
+        <w:t xml:space="preserve">répond à la Question 3 ; évite un seuil « taux bas » arbitraire.</w:t>
       </w:r>
     </w:p>
     <w:p>
@@ -2563,205 +2681,68 @@
         <w:t xml:space="preserve"> </w:t>
       </w:r>
       <w:r>
-        <w:t xml:space="preserve">en 2020, remplacer a</w:t>
-      </w:r>
-      <w:r>
-        <w:t xml:space="preserve"> </w:t>
-      </w:r>
-      <w:r>
-        <w:rPr>
-          <w:bCs/>
-          <w:b/>
-        </w:rPr>
-        <w:t xml:space="preserve">nui</w:t>
-      </w:r>
-      <w:r>
-        <w:t xml:space="preserve"> </w:t>
-      </w:r>
-      <w:r>
-        <w:t xml:space="preserve">(les obligations protégeaient) ; en 2022, remplacer</w:t>
-      </w:r>
-      <w:r>
-        <w:t xml:space="preserve"> </w:t>
-      </w:r>
-      <w:r>
-        <w:t xml:space="preserve">a</w:t>
-      </w:r>
-      <w:r>
-        <w:t xml:space="preserve"> </w:t>
-      </w:r>
-      <w:r>
-        <w:rPr>
-          <w:bCs/>
-          <w:b/>
-        </w:rPr>
-        <w:t xml:space="preserve">aidé</w:t>
-      </w:r>
-      <w:r>
-        <w:t xml:space="preserve"> </w:t>
-      </w:r>
-      <w:r>
-        <w:t xml:space="preserve">(obligations et actions baissaient ensemble).</w:t>
-      </w:r>
-      <w:r>
-        <w:t xml:space="preserve"> </w:t>
-      </w:r>
-      <w:r>
-        <w:rPr>
-          <w:iCs/>
-          <w:i/>
-        </w:rPr>
-        <w:t xml:space="preserve">Le remplacement change contre quelle</w:t>
-      </w:r>
-      <w:r>
-        <w:rPr>
-          <w:iCs/>
-          <w:i/>
-        </w:rPr>
-        <w:t xml:space="preserve"> </w:t>
-      </w:r>
-      <w:r>
-        <w:rPr>
-          <w:iCs/>
-          <w:i/>
-        </w:rPr>
-        <w:t xml:space="preserve">crise on est protégé.</w:t>
-      </w:r>
-    </w:p>
-    <w:bookmarkEnd w:id="33"/>
-    <w:bookmarkEnd w:id="34"/>
-    <w:bookmarkStart w:id="35" w:name="Xc7a847ecb0b2c56cb8e31591e5fbbdb03dc3fd0"/>
-    <w:p>
-      <w:pPr>
-        <w:pStyle w:val="Heading2"/>
-      </w:pPr>
-      <w:r>
-        <w:t xml:space="preserve">5. Le résultat principal, en clair</w:t>
-      </w:r>
-    </w:p>
-    <w:p>
-      <w:pPr>
-        <w:pStyle w:val="BlockText"/>
-      </w:pPr>
-      <w:r>
-        <w:rPr>
-          <w:bCs/>
-          <w:b/>
-        </w:rPr>
-        <w:t xml:space="preserve">Remplacer les obligations augmente le rendement, mais augmente aussi la volatilité et les</w:t>
-      </w:r>
-      <w:r>
-        <w:rPr>
-          <w:bCs/>
-          <w:b/>
-        </w:rPr>
-        <w:t xml:space="preserve"> </w:t>
-      </w:r>
-      <w:r>
-        <w:rPr>
-          <w:bCs/>
-          <w:b/>
-        </w:rPr>
-        <w:t xml:space="preserve">pertes extrêmes, sans améliorer la performance ajustée au risque.</w:t>
-      </w:r>
-    </w:p>
-    <w:p>
-      <w:pPr>
-        <w:pStyle w:val="BlockText"/>
-      </w:pPr>
-      <w:r>
-        <w:t xml:space="preserve">Ce n'est donc</w:t>
-      </w:r>
-      <w:r>
-        <w:t xml:space="preserve"> </w:t>
-      </w:r>
-      <w:r>
-        <w:rPr>
-          <w:bCs/>
-          <w:b/>
-        </w:rPr>
-        <w:t xml:space="preserve">pas</w:t>
-      </w:r>
-      <w:r>
-        <w:t xml:space="preserve"> </w:t>
-      </w:r>
-      <w:r>
-        <w:t xml:space="preserve">la découverte d'un « meilleur actif » que les obligations : c'est un</w:t>
-      </w:r>
-      <w:r>
-        <w:t xml:space="preserve"> </w:t>
-      </w:r>
-      <w:r>
-        <w:rPr>
-          <w:bCs/>
-          <w:b/>
-        </w:rPr>
-        <w:t xml:space="preserve">choix de budget de risque</w:t>
-      </w:r>
-      <w:r>
-        <w:t xml:space="preserve">. On ne remplace pas « les obligations », mais</w:t>
-      </w:r>
-      <w:r>
-        <w:t xml:space="preserve"> </w:t>
-      </w:r>
-      <w:r>
-        <w:rPr>
-          <w:bCs/>
-          <w:b/>
-        </w:rPr>
-        <w:t xml:space="preserve">une partie de ce</w:t>
-      </w:r>
-      <w:r>
-        <w:rPr>
-          <w:bCs/>
-          <w:b/>
-        </w:rPr>
-        <w:t xml:space="preserve"> </w:t>
-      </w:r>
-      <w:r>
-        <w:rPr>
-          <w:bCs/>
-          <w:b/>
-        </w:rPr>
-        <w:t xml:space="preserve">qu'elles font</w:t>
-      </w:r>
-      <w:r>
-        <w:t xml:space="preserve"> </w:t>
-      </w:r>
-      <w:r>
-        <w:t xml:space="preserve">(le portage, un peu de diversification) —</w:t>
-      </w:r>
-      <w:r>
-        <w:t xml:space="preserve"> </w:t>
-      </w:r>
-      <w:r>
-        <w:rPr>
-          <w:bCs/>
-          <w:b/>
-        </w:rPr>
-        <w:t xml:space="preserve">pas</w:t>
-      </w:r>
-      <w:r>
-        <w:t xml:space="preserve"> </w:t>
-      </w:r>
-      <w:r>
-        <w:t xml:space="preserve">la protection en cas de crise</w:t>
-      </w:r>
-      <w:r>
-        <w:t xml:space="preserve"> </w:t>
-      </w:r>
-      <w:r>
-        <w:t xml:space="preserve">ni la duration. C'est pour cela que le risque de perte extrême empire.</w:t>
-      </w:r>
-    </w:p>
-    <w:bookmarkEnd w:id="35"/>
-    <w:bookmarkStart w:id="36" w:name="X3e8860e47044fd115947ec2528523183c3e7f71"/>
-    <w:p>
-      <w:pPr>
-        <w:pStyle w:val="Heading2"/>
-      </w:pPr>
-      <w:r>
-        <w:t xml:space="preserve">6. La recommandation</w:t>
+        <w:t xml:space="preserve">remplacer</w:t>
+      </w:r>
+      <w:r>
+        <w:t xml:space="preserve"> </w:t>
+      </w:r>
+      <w:r>
+        <w:rPr>
+          <w:bCs/>
+          <w:b/>
+        </w:rPr>
+        <w:t xml:space="preserve">coûte</w:t>
+      </w:r>
+      <w:r>
+        <w:t xml:space="preserve"> </w:t>
+      </w:r>
+      <w:r>
+        <w:t xml:space="preserve">quand les obligations sont fortes, et</w:t>
+      </w:r>
+      <w:r>
+        <w:t xml:space="preserve"> </w:t>
+      </w:r>
+      <w:r>
+        <w:rPr>
+          <w:bCs/>
+          <w:b/>
+        </w:rPr>
+        <w:t xml:space="preserve">rapporte</w:t>
+      </w:r>
+      <w:r>
+        <w:t xml:space="preserve"> </w:t>
+      </w:r>
+      <w:r>
+        <w:t xml:space="preserve">quand elles</w:t>
+      </w:r>
+      <w:r>
+        <w:t xml:space="preserve"> </w:t>
+      </w:r>
+      <w:r>
+        <w:t xml:space="preserve">souffrent. C'est un</w:t>
+      </w:r>
+      <w:r>
+        <w:t xml:space="preserve"> </w:t>
+      </w:r>
+      <w:r>
+        <w:rPr>
+          <w:bCs/>
+          <w:b/>
+        </w:rPr>
+        <w:t xml:space="preserve">pari sur l'époque</w:t>
+      </w:r>
+      <w:r>
+        <w:t xml:space="preserve">.</w:t>
+      </w:r>
+    </w:p>
+    <w:bookmarkEnd w:id="32"/>
+    <w:bookmarkStart w:id="33" w:name="X692c5daa624efbc624b02bb10508c7d5d0729c5"/>
+    <w:p>
+      <w:pPr>
+        <w:pStyle w:val="Heading3"/>
+      </w:pPr>
+      <w:r>
+        <w:t xml:space="preserve">Étape 10 — Vérifier la solidité (robustesse)</w:t>
       </w:r>
     </w:p>
     <w:p>
@@ -2777,19 +2758,73 @@
           <w:bCs/>
           <w:b/>
         </w:rPr>
-        <w:t xml:space="preserve">Éviter le remplacement intégral</w:t>
-      </w:r>
-      <w:r>
-        <w:t xml:space="preserve"> </w:t>
-      </w:r>
-      <w:r>
-        <w:t xml:space="preserve">: il aggrave nettement les pertes extrêmes sans gain de</w:t>
-      </w:r>
-      <w:r>
-        <w:t xml:space="preserve"> </w:t>
-      </w:r>
-      <w:r>
-        <w:t xml:space="preserve">Sharpe fiable, et supprime la protection de type 2020.</w:t>
+        <w:t xml:space="preserve">Fait :</w:t>
+      </w:r>
+      <w:r>
+        <w:t xml:space="preserve"> </w:t>
+      </w:r>
+      <w:r>
+        <w:t xml:space="preserve">on refait tout en changeant les hypothèses (marges, frais, couverture, période), et on</w:t>
+      </w:r>
+      <w:r>
+        <w:t xml:space="preserve"> </w:t>
+      </w:r>
+      <w:r>
+        <w:t xml:space="preserve">utilise un</w:t>
+      </w:r>
+      <w:r>
+        <w:t xml:space="preserve"> </w:t>
+      </w:r>
+      <w:r>
+        <w:rPr>
+          <w:bCs/>
+          <w:b/>
+        </w:rPr>
+        <w:t xml:space="preserve">bootstrap</w:t>
+      </w:r>
+      <w:r>
+        <w:t xml:space="preserve"> </w:t>
+      </w:r>
+      <w:r>
+        <w:t xml:space="preserve">— une technique qui</w:t>
+      </w:r>
+      <w:r>
+        <w:t xml:space="preserve"> </w:t>
+      </w:r>
+      <w:r>
+        <w:rPr>
+          <w:bCs/>
+          <w:b/>
+        </w:rPr>
+        <w:t xml:space="preserve">rejoue l'histoire des milliers de fois</w:t>
+      </w:r>
+      <w:r>
+        <w:t xml:space="preserve"> </w:t>
+      </w:r>
+      <w:r>
+        <w:t xml:space="preserve">en</w:t>
+      </w:r>
+      <w:r>
+        <w:t xml:space="preserve"> </w:t>
+      </w:r>
+      <w:r>
+        <w:t xml:space="preserve">mélangeant les mois, pour voir si un résultat est</w:t>
+      </w:r>
+      <w:r>
+        <w:t xml:space="preserve"> </w:t>
+      </w:r>
+      <w:r>
+        <w:rPr>
+          <w:bCs/>
+          <w:b/>
+        </w:rPr>
+        <w:t xml:space="preserve">vrai</w:t>
+      </w:r>
+      <w:r>
+        <w:t xml:space="preserve"> </w:t>
+      </w:r>
+      <w:r>
+        <w:t xml:space="preserve">ou dû à la chance.</w:t>
       </w:r>
     </w:p>
     <w:p>
@@ -2805,51 +2840,29 @@
           <w:bCs/>
           <w:b/>
         </w:rPr>
-        <w:t xml:space="preserve">Un remplacement partiel</w:t>
-      </w:r>
-      <w:r>
-        <w:t xml:space="preserve"> </w:t>
-      </w:r>
-      <w:r>
-        <w:t xml:space="preserve">est un</w:t>
-      </w:r>
-      <w:r>
-        <w:t xml:space="preserve"> </w:t>
-      </w:r>
-      <w:r>
-        <w:rPr>
-          <w:bCs/>
-          <w:b/>
-        </w:rPr>
-        <w:t xml:space="preserve">compromis</w:t>
-      </w:r>
-      <w:r>
-        <w:t xml:space="preserve"> </w:t>
-      </w:r>
-      <w:r>
-        <w:t xml:space="preserve">défendable (plus de rendement à Sharpe quasi</w:t>
-      </w:r>
-      <w:r>
-        <w:t xml:space="preserve"> </w:t>
-      </w:r>
-      <w:r>
-        <w:t xml:space="preserve">constant),</w:t>
-      </w:r>
-      <w:r>
-        <w:t xml:space="preserve"> </w:t>
-      </w:r>
-      <w:r>
-        <w:rPr>
-          <w:bCs/>
-          <w:b/>
-        </w:rPr>
-        <w:t xml:space="preserve">pas</w:t>
-      </w:r>
-      <w:r>
-        <w:t xml:space="preserve"> </w:t>
-      </w:r>
-      <w:r>
-        <w:t xml:space="preserve">un optimum : les données ne désignent aucun pourcentage « idéal ».</w:t>
+        <w:t xml:space="preserve">Pourquoi :</w:t>
+      </w:r>
+      <w:r>
+        <w:t xml:space="preserve"> </w:t>
+      </w:r>
+      <w:r>
+        <w:t xml:space="preserve">un bon résultat doit</w:t>
+      </w:r>
+      <w:r>
+        <w:t xml:space="preserve"> </w:t>
+      </w:r>
+      <w:r>
+        <w:rPr>
+          <w:bCs/>
+          <w:b/>
+        </w:rPr>
+        <w:t xml:space="preserve">survivre</w:t>
+      </w:r>
+      <w:r>
+        <w:t xml:space="preserve"> </w:t>
+      </w:r>
+      <w:r>
+        <w:t xml:space="preserve">à des choix différents.</w:t>
       </w:r>
     </w:p>
     <w:p>
@@ -2865,104 +2878,52 @@
           <w:bCs/>
           <w:b/>
         </w:rPr>
-        <w:t xml:space="preserve">Conserver la structure obligataire</w:t>
-      </w:r>
-      <w:r>
-        <w:t xml:space="preserve"> </w:t>
-      </w:r>
-      <w:r>
-        <w:t xml:space="preserve">(suisses + mondiales, longues + courtes).</w:t>
-      </w:r>
-    </w:p>
-    <w:p>
-      <w:pPr>
-        <w:numPr>
-          <w:ilvl w:val="0"/>
-          <w:numId w:val="1013"/>
-        </w:numPr>
-        <w:pStyle w:val="Compact"/>
-      </w:pPr>
-      <w:r>
-        <w:t xml:space="preserve">Le</w:t>
-      </w:r>
-      <w:r>
-        <w:t xml:space="preserve"> </w:t>
-      </w:r>
-      <w:r>
-        <w:rPr>
-          <w:bCs/>
-          <w:b/>
-        </w:rPr>
-        <w:t xml:space="preserve">choix des instruments</w:t>
-      </w:r>
-      <w:r>
-        <w:t xml:space="preserve"> </w:t>
-      </w:r>
-      <w:r>
-        <w:t xml:space="preserve">compte (un panier trié fait un peu mieux), mais c'est un constat</w:t>
-      </w:r>
-      <w:r>
-        <w:t xml:space="preserve"> </w:t>
-      </w:r>
-      <w:r>
-        <w:rPr>
-          <w:iCs/>
-          <w:i/>
-        </w:rPr>
-        <w:t xml:space="preserve">après coup</w:t>
-      </w:r>
-      <w:r>
-        <w:t xml:space="preserve">, à valider hors échantillon — ce n'est pas la recommandation.</w:t>
-      </w:r>
-    </w:p>
-    <w:bookmarkEnd w:id="36"/>
-    <w:bookmarkStart w:id="37" w:name="X9fba23d67f166803b7da739af1a76c67ef555eb"/>
-    <w:p>
-      <w:pPr>
-        <w:pStyle w:val="Heading2"/>
-      </w:pPr>
-      <w:r>
-        <w:t xml:space="preserve">7. Ce qui reste à faire (le travail de rédaction)</w:t>
-      </w:r>
-    </w:p>
-    <w:p>
-      <w:pPr>
-        <w:pStyle w:val="FirstParagraph"/>
-      </w:pPr>
-      <w:r>
-        <w:t xml:space="preserve">L'analyse empirique (les chiffres, les graphiques, les tests) est</w:t>
-      </w:r>
-      <w:r>
-        <w:t xml:space="preserve"> </w:t>
-      </w:r>
-      <w:r>
-        <w:rPr>
-          <w:bCs/>
-          <w:b/>
-        </w:rPr>
-        <w:t xml:space="preserve">terminée et verrouillée</w:t>
-      </w:r>
-      <w:r>
-        <w:t xml:space="preserve">. Ce</w:t>
-      </w:r>
-      <w:r>
-        <w:t xml:space="preserve"> </w:t>
-      </w:r>
-      <w:r>
-        <w:t xml:space="preserve">qui reste relève de la</w:t>
-      </w:r>
-      <w:r>
-        <w:t xml:space="preserve"> </w:t>
-      </w:r>
-      <w:r>
-        <w:rPr>
-          <w:bCs/>
-          <w:b/>
-        </w:rPr>
-        <w:t xml:space="preserve">rédaction du mémoire</w:t>
-      </w:r>
-      <w:r>
-        <w:t xml:space="preserve">, à écrire par l'étudiante :</w:t>
+        <w:t xml:space="preserve">Résultat :</w:t>
+      </w:r>
+      <w:r>
+        <w:t xml:space="preserve"> </w:t>
+      </w:r>
+      <w:r>
+        <w:t xml:space="preserve">le remplacement total</w:t>
+      </w:r>
+      <w:r>
+        <w:t xml:space="preserve"> </w:t>
+      </w:r>
+      <w:r>
+        <w:rPr>
+          <w:bCs/>
+          <w:b/>
+        </w:rPr>
+        <w:t xml:space="preserve">aggrave la perte extrême dans presque 100 % des cas</w:t>
+      </w:r>
+      <w:r>
+        <w:t xml:space="preserve">, et</w:t>
+      </w:r>
+      <w:r>
+        <w:t xml:space="preserve"> </w:t>
+      </w:r>
+      <w:r>
+        <w:rPr>
+          <w:bCs/>
+          <w:b/>
+        </w:rPr>
+        <w:t xml:space="preserve">aucune</w:t>
+      </w:r>
+      <w:r>
+        <w:t xml:space="preserve"> </w:t>
+      </w:r>
+      <w:r>
+        <w:t xml:space="preserve">dose n'améliore le Sharpe de façon fiable.</w:t>
+      </w:r>
+    </w:p>
+    <w:bookmarkEnd w:id="33"/>
+    <w:bookmarkStart w:id="34" w:name="X474f4ccf3868724278d02fd075d38c5ed5f25ce"/>
+    <w:p>
+      <w:pPr>
+        <w:pStyle w:val="Heading3"/>
+      </w:pPr>
+      <w:r>
+        <w:t xml:space="preserve">Étape 11 — Regarder les crises (2020 contre 2022)</w:t>
       </w:r>
     </w:p>
     <w:p>
@@ -2974,23 +2935,17 @@
         <w:pStyle w:val="Compact"/>
       </w:pPr>
       <w:r>
-        <w:t xml:space="preserve">la</w:t>
-      </w:r>
-      <w:r>
-        <w:t xml:space="preserve"> </w:t>
-      </w:r>
-      <w:r>
-        <w:rPr>
-          <w:bCs/>
-          <w:b/>
-        </w:rPr>
-        <w:t xml:space="preserve">revue de littérature</w:t>
-      </w:r>
-      <w:r>
-        <w:t xml:space="preserve"> </w:t>
-      </w:r>
-      <w:r>
-        <w:t xml:space="preserve">;</w:t>
+        <w:rPr>
+          <w:bCs/>
+          <w:b/>
+        </w:rPr>
+        <w:t xml:space="preserve">Fait :</w:t>
+      </w:r>
+      <w:r>
+        <w:t xml:space="preserve"> </w:t>
+      </w:r>
+      <w:r>
+        <w:t xml:space="preserve">on compare deux crises opposées.</w:t>
       </w:r>
     </w:p>
     <w:p>
@@ -3002,39 +2957,30 @@
         <w:pStyle w:val="Compact"/>
       </w:pPr>
       <w:r>
-        <w:t xml:space="preserve">le</w:t>
-      </w:r>
-      <w:r>
-        <w:t xml:space="preserve"> </w:t>
-      </w:r>
-      <w:r>
-        <w:rPr>
-          <w:bCs/>
-          <w:b/>
-        </w:rPr>
-        <w:t xml:space="preserve">cadre théorique</w:t>
-      </w:r>
-      <w:r>
-        <w:t xml:space="preserve"> </w:t>
-      </w:r>
-      <w:r>
-        <w:t xml:space="preserve">et les</w:t>
-      </w:r>
-      <w:r>
-        <w:t xml:space="preserve"> </w:t>
-      </w:r>
-      <w:r>
-        <w:rPr>
-          <w:bCs/>
-          <w:b/>
-        </w:rPr>
-        <w:t xml:space="preserve">références</w:t>
-      </w:r>
-      <w:r>
-        <w:t xml:space="preserve"> </w:t>
-      </w:r>
-      <w:r>
-        <w:t xml:space="preserve">;</w:t>
+        <w:rPr>
+          <w:bCs/>
+          <w:b/>
+        </w:rPr>
+        <w:t xml:space="preserve">Pourquoi :</w:t>
+      </w:r>
+      <w:r>
+        <w:t xml:space="preserve"> </w:t>
+      </w:r>
+      <w:r>
+        <w:t xml:space="preserve">montrer que le remplacement ne supprime pas le risque, il en</w:t>
+      </w:r>
+      <w:r>
+        <w:t xml:space="preserve"> </w:t>
+      </w:r>
+      <w:r>
+        <w:rPr>
+          <w:bCs/>
+          <w:b/>
+        </w:rPr>
+        <w:t xml:space="preserve">change la nature</w:t>
+      </w:r>
+      <w:r>
+        <w:t xml:space="preserve">.</w:t>
       </w:r>
     </w:p>
     <w:p>
@@ -3046,29 +2992,1071 @@
         <w:pStyle w:val="Compact"/>
       </w:pPr>
       <w:r>
-        <w:t xml:space="preserve">l'introduction, la discussion et la conclusion rédigées ;</w:t>
+        <w:rPr>
+          <w:bCs/>
+          <w:b/>
+        </w:rPr>
+        <w:t xml:space="preserve">Résultat :</w:t>
+      </w:r>
+      <w:r>
+        <w:t xml:space="preserve"> </w:t>
+      </w:r>
+      <w:r>
+        <w:t xml:space="preserve">en</w:t>
+      </w:r>
+      <w:r>
+        <w:t xml:space="preserve"> </w:t>
+      </w:r>
+      <w:r>
+        <w:rPr>
+          <w:bCs/>
+          <w:b/>
+        </w:rPr>
+        <w:t xml:space="preserve">2020</w:t>
+      </w:r>
+      <w:r>
+        <w:t xml:space="preserve"> </w:t>
+      </w:r>
+      <w:r>
+        <w:t xml:space="preserve">(COVID), remplacer a</w:t>
+      </w:r>
+      <w:r>
+        <w:t xml:space="preserve"> </w:t>
+      </w:r>
+      <w:r>
+        <w:rPr>
+          <w:bCs/>
+          <w:b/>
+        </w:rPr>
+        <w:t xml:space="preserve">nui</w:t>
+      </w:r>
+      <w:r>
+        <w:t xml:space="preserve"> </w:t>
+      </w:r>
+      <w:r>
+        <w:t xml:space="preserve">(les obligations protégeaient) ; en</w:t>
+      </w:r>
+      <w:r>
+        <w:t xml:space="preserve"> </w:t>
+      </w:r>
+      <w:r>
+        <w:rPr>
+          <w:bCs/>
+          <w:b/>
+        </w:rPr>
+        <w:t xml:space="preserve">2022</w:t>
+      </w:r>
+      <w:r>
+        <w:t xml:space="preserve"> </w:t>
+      </w:r>
+      <w:r>
+        <w:t xml:space="preserve">(choc de taux), remplacer a</w:t>
+      </w:r>
+      <w:r>
+        <w:t xml:space="preserve"> </w:t>
+      </w:r>
+      <w:r>
+        <w:rPr>
+          <w:bCs/>
+          <w:b/>
+        </w:rPr>
+        <w:t xml:space="preserve">aidé</w:t>
+      </w:r>
+      <w:r>
+        <w:t xml:space="preserve"> </w:t>
+      </w:r>
+      <w:r>
+        <w:t xml:space="preserve">(obligations et actions baissaient ensemble).</w:t>
+      </w:r>
+    </w:p>
+    <w:bookmarkEnd w:id="34"/>
+    <w:bookmarkEnd w:id="35"/>
+    <w:bookmarkStart w:id="39" w:name="X91378b60f38697f9fb3040dfddadcbba5504bfb"/>
+    <w:p>
+      <w:pPr>
+        <w:pStyle w:val="Heading2"/>
+      </w:pPr>
+      <w:r>
+        <w:t xml:space="preserve">PARTIE 5 — Les trois façons de remplacer (le cœur des résultats)</w:t>
+      </w:r>
+    </w:p>
+    <w:p>
+      <w:pPr>
+        <w:pStyle w:val="FirstParagraph"/>
+      </w:pPr>
+      <w:r>
+        <w:t xml:space="preserve">C'est la partie la plus importante à réexpliquer. Trois approches, de la plus simple à la plus</w:t>
+      </w:r>
+      <w:r>
+        <w:t xml:space="preserve"> </w:t>
+      </w:r>
+      <w:r>
+        <w:t xml:space="preserve">avancée.</w:t>
+      </w:r>
+    </w:p>
+    <w:bookmarkStart w:id="36" w:name="Xcde72c8644ae805c933a662d031be99aec55567"/>
+    <w:p>
+      <w:pPr>
+        <w:pStyle w:val="Heading3"/>
+      </w:pPr>
+      <w:r>
+        <w:t xml:space="preserve">Approche A — une seule alternative à la fois</w:t>
+      </w:r>
+    </w:p>
+    <w:p>
+      <w:pPr>
+        <w:pStyle w:val="FirstParagraph"/>
+      </w:pPr>
+      <w:r>
+        <w:t xml:space="preserve">On remplace</w:t>
+      </w:r>
+      <w:r>
+        <w:t xml:space="preserve"> </w:t>
+      </w:r>
+      <w:r>
+        <w:rPr>
+          <w:bCs/>
+          <w:b/>
+        </w:rPr>
+        <w:t xml:space="preserve">toutes</w:t>
+      </w:r>
+      <w:r>
+        <w:t xml:space="preserve"> </w:t>
+      </w:r>
+      <w:r>
+        <w:t xml:space="preserve">les obligations par</w:t>
+      </w:r>
+      <w:r>
+        <w:t xml:space="preserve"> </w:t>
+      </w:r>
+      <w:r>
+        <w:rPr>
+          <w:bCs/>
+          <w:b/>
+        </w:rPr>
+        <w:t xml:space="preserve">un seul</w:t>
+      </w:r>
+      <w:r>
+        <w:t xml:space="preserve"> </w:t>
+      </w:r>
+      <w:r>
+        <w:t xml:space="preserve">ingrédient, et on compare (</w:t>
+      </w:r>
+      <w:r>
+        <w:rPr>
+          <w:bCs/>
+          <w:b/>
+        </w:rPr>
+        <w:t xml:space="preserve">figure T1</w:t>
+      </w:r>
+      <w:r>
+        <w:t xml:space="preserve">).</w:t>
+      </w:r>
+      <w:r>
+        <w:t xml:space="preserve"> </w:t>
+      </w:r>
+      <w:r>
+        <w:t xml:space="preserve">Résultat clair :</w:t>
+      </w:r>
+      <w:r>
+        <w:t xml:space="preserve"> </w:t>
+      </w:r>
+      <w:r>
+        <w:rPr>
+          <w:bCs/>
+          <w:b/>
+        </w:rPr>
+        <w:t xml:space="preserve">seul l'or</w:t>
+      </w:r>
+      <w:r>
+        <w:t xml:space="preserve">, tout seul, fait mieux que l'AP5 (Sharpe 0,60 contre 0,48). Le haut</w:t>
+      </w:r>
+      <w:r>
+        <w:t xml:space="preserve"> </w:t>
+      </w:r>
+      <w:r>
+        <w:t xml:space="preserve">rendement et la dette émergente font pareil que l'AP5 mais avec de plus grosses chutes. Les</w:t>
+      </w:r>
+      <w:r>
+        <w:t xml:space="preserve"> </w:t>
+      </w:r>
+      <w:r>
+        <w:t xml:space="preserve">matières premières et les managed futures ont carrément</w:t>
+      </w:r>
+      <w:r>
+        <w:t xml:space="preserve"> </w:t>
+      </w:r>
+      <w:r>
+        <w:rPr>
+          <w:bCs/>
+          <w:b/>
+        </w:rPr>
+        <w:t xml:space="preserve">perdu de l'argent</w:t>
+      </w:r>
+      <w:r>
+        <w:t xml:space="preserve">.</w:t>
+      </w:r>
+    </w:p>
+    <w:p>
+      <w:pPr>
+        <w:pStyle w:val="BlockText"/>
+      </w:pPr>
+      <w:r>
+        <w:t xml:space="preserve">À retenir : parmi six alternatives,</w:t>
+      </w:r>
+      <w:r>
+        <w:t xml:space="preserve"> </w:t>
+      </w:r>
+      <w:r>
+        <w:rPr>
+          <w:bCs/>
+          <w:b/>
+        </w:rPr>
+        <w:t xml:space="preserve">une seule</w:t>
+      </w:r>
+      <w:r>
+        <w:t xml:space="preserve"> </w:t>
+      </w:r>
+      <w:r>
+        <w:t xml:space="preserve">(l'or) est meilleure toute seule. Ce n'est pas</w:t>
+      </w:r>
+      <w:r>
+        <w:t xml:space="preserve"> </w:t>
+      </w:r>
+      <w:r>
+        <w:t xml:space="preserve">évident au départ — d'où l'intérêt de tester une par une.</w:t>
+      </w:r>
+    </w:p>
+    <w:bookmarkEnd w:id="36"/>
+    <w:bookmarkStart w:id="37" w:name="X49f533080340ed0077fd7d9440d1b362470df2e"/>
+    <w:p>
+      <w:pPr>
+        <w:pStyle w:val="Heading3"/>
+      </w:pPr>
+      <w:r>
+        <w:t xml:space="preserve">Approche B — un mélange (et pourquoi ce mélange)</w:t>
+      </w:r>
+    </w:p>
+    <w:p>
+      <w:pPr>
+        <w:pStyle w:val="FirstParagraph"/>
+      </w:pPr>
+      <w:r>
+        <w:t xml:space="preserve">Mettre 42 % dans un seul actif, c'est dangereux (tous les œufs dans le même panier). Donc on</w:t>
+      </w:r>
+      <w:r>
+        <w:t xml:space="preserve"> </w:t>
+      </w:r>
+      <w:r>
+        <w:t xml:space="preserve">mélange. Mais</w:t>
+      </w:r>
+      <w:r>
+        <w:t xml:space="preserve"> </w:t>
+      </w:r>
+      <w:r>
+        <w:rPr>
+          <w:bCs/>
+          <w:b/>
+        </w:rPr>
+        <w:t xml:space="preserve">quel</w:t>
+      </w:r>
+      <w:r>
+        <w:t xml:space="preserve"> </w:t>
+      </w:r>
+      <w:r>
+        <w:t xml:space="preserve">mélange ?</w:t>
       </w:r>
     </w:p>
     <w:p>
       <w:pPr>
         <w:numPr>
           <w:ilvl w:val="0"/>
-          <w:numId w:val="1014"/>
+          <w:numId w:val="1015"/>
         </w:numPr>
         <w:pStyle w:val="Compact"/>
       </w:pPr>
       <w:r>
-        <w:t xml:space="preserve">la mise en forme finale.</w:t>
+        <w:rPr>
+          <w:bCs/>
+          <w:b/>
+        </w:rPr>
+        <w:t xml:space="preserve">Mélange équipondéré</w:t>
+      </w:r>
+      <w:r>
+        <w:t xml:space="preserve"> </w:t>
+      </w:r>
+      <w:r>
+        <w:t xml:space="preserve">(parts égales des six) : Sharpe</w:t>
+      </w:r>
+      <w:r>
+        <w:t xml:space="preserve"> </w:t>
+      </w:r>
+      <w:r>
+        <w:rPr>
+          <w:bCs/>
+          <w:b/>
+        </w:rPr>
+        <w:t xml:space="preserve">0,46</w:t>
+      </w:r>
+      <w:r>
+        <w:t xml:space="preserve"> </w:t>
+      </w:r>
+      <w:r>
+        <w:t xml:space="preserve">—</w:t>
+      </w:r>
+      <w:r>
+        <w:t xml:space="preserve"> </w:t>
+      </w:r>
+      <w:r>
+        <w:rPr>
+          <w:iCs/>
+          <w:i/>
+        </w:rPr>
+        <w:t xml:space="preserve">moins bien que l'AP5</w:t>
+      </w:r>
+      <w:r>
+        <w:t xml:space="preserve"> </w:t>
+      </w:r>
+      <w:r>
+        <w:t xml:space="preserve">!</w:t>
+      </w:r>
+      <w:r>
+        <w:t xml:space="preserve"> </w:t>
+      </w:r>
+      <w:r>
+        <w:t xml:space="preserve">Pourquoi ? Parce qu'il inclut les deux perdants (matières premières, managed futures).</w:t>
+      </w:r>
+    </w:p>
+    <w:p>
+      <w:pPr>
+        <w:numPr>
+          <w:ilvl w:val="0"/>
+          <w:numId w:val="1015"/>
+        </w:numPr>
+        <w:pStyle w:val="Compact"/>
+      </w:pPr>
+      <w:r>
+        <w:rPr>
+          <w:bCs/>
+          <w:b/>
+        </w:rPr>
+        <w:t xml:space="preserve">Mélange trié</w:t>
+      </w:r>
+      <w:r>
+        <w:t xml:space="preserve"> </w:t>
+      </w:r>
+      <w:r>
+        <w:t xml:space="preserve">(on garde les bons, on jette les perdants : haut rendement 35 %, dette émergente</w:t>
+      </w:r>
+      <w:r>
+        <w:t xml:space="preserve"> </w:t>
+      </w:r>
+      <w:r>
+        <w:t xml:space="preserve">30 %, or 20 %, infrastructures 15 %) : Sharpe</w:t>
+      </w:r>
+      <w:r>
+        <w:t xml:space="preserve"> </w:t>
+      </w:r>
+      <w:r>
+        <w:rPr>
+          <w:bCs/>
+          <w:b/>
+        </w:rPr>
+        <w:t xml:space="preserve">0,52</w:t>
+      </w:r>
+      <w:r>
+        <w:t xml:space="preserve"> </w:t>
+      </w:r>
+      <w:r>
+        <w:t xml:space="preserve">— mieux que l'AP5.</w:t>
+      </w:r>
+    </w:p>
+    <w:p>
+      <w:pPr>
+        <w:pStyle w:val="BlockText"/>
+      </w:pPr>
+      <w:r>
+        <w:t xml:space="preserve">La leçon : un mélange « bête » (tout à parts égales) est</w:t>
+      </w:r>
+      <w:r>
+        <w:t xml:space="preserve"> </w:t>
+      </w:r>
+      <w:r>
+        <w:rPr>
+          <w:bCs/>
+          <w:b/>
+        </w:rPr>
+        <w:t xml:space="preserve">moins bon</w:t>
+      </w:r>
+      <w:r>
+        <w:t xml:space="preserve"> </w:t>
+      </w:r>
+      <w:r>
+        <w:t xml:space="preserve">que de garder les</w:t>
+      </w:r>
+      <w:r>
+        <w:t xml:space="preserve"> </w:t>
+      </w:r>
+      <w:r>
+        <w:t xml:space="preserve">obligations. Il faut</w:t>
+      </w:r>
+      <w:r>
+        <w:t xml:space="preserve"> </w:t>
+      </w:r>
+      <w:r>
+        <w:rPr>
+          <w:bCs/>
+          <w:b/>
+        </w:rPr>
+        <w:t xml:space="preserve">choisir</w:t>
+      </w:r>
+      <w:r>
+        <w:t xml:space="preserve"> </w:t>
+      </w:r>
+      <w:r>
+        <w:t xml:space="preserve">les ingrédients — et ce choix est justifié par l'Approche A.</w:t>
+      </w:r>
+      <w:r>
+        <w:t xml:space="preserve"> </w:t>
+      </w:r>
+      <w:r>
+        <w:t xml:space="preserve">Attention honnête : ce mélange trié est choisi</w:t>
+      </w:r>
+      <w:r>
+        <w:t xml:space="preserve"> </w:t>
+      </w:r>
+      <w:r>
+        <w:rPr>
+          <w:iCs/>
+          <w:i/>
+        </w:rPr>
+        <w:t xml:space="preserve">après avoir vu les résultats</w:t>
+      </w:r>
+      <w:r>
+        <w:t xml:space="preserve">, donc c'est une</w:t>
+      </w:r>
+      <w:r>
+        <w:t xml:space="preserve"> </w:t>
+      </w:r>
+      <w:r>
+        <w:rPr>
+          <w:bCs/>
+          <w:b/>
+        </w:rPr>
+        <w:t xml:space="preserve">illustration</w:t>
+      </w:r>
+      <w:r>
+        <w:t xml:space="preserve">, pas une promesse.</w:t>
       </w:r>
     </w:p>
     <w:bookmarkEnd w:id="37"/>
-    <w:bookmarkStart w:id="38" w:name="X23b8994008f2a0d34e8e1e6ac737a50415ac397"/>
+    <w:bookmarkStart w:id="38" w:name="X8642b9b847e648ac740ddf276ddba27dbab70d5"/>
+    <w:p>
+      <w:pPr>
+        <w:pStyle w:val="Heading3"/>
+      </w:pPr>
+      <w:r>
+        <w:t xml:space="preserve">Approche C — laisser un ordinateur optimiser</w:t>
+      </w:r>
+    </w:p>
+    <w:p>
+      <w:pPr>
+        <w:pStyle w:val="FirstParagraph"/>
+      </w:pPr>
+      <w:r>
+        <w:t xml:space="preserve">On laisse un</w:t>
+      </w:r>
+      <w:r>
+        <w:t xml:space="preserve"> </w:t>
+      </w:r>
+      <w:r>
+        <w:rPr>
+          <w:bCs/>
+          <w:b/>
+        </w:rPr>
+        <w:t xml:space="preserve">optimiseur</w:t>
+      </w:r>
+      <w:r>
+        <w:t xml:space="preserve"> </w:t>
+      </w:r>
+      <w:r>
+        <w:t xml:space="preserve">(un programme) choisir les meilleurs poids possibles, en regardant tout</w:t>
+      </w:r>
+      <w:r>
+        <w:t xml:space="preserve"> </w:t>
+      </w:r>
+      <w:r>
+        <w:t xml:space="preserve">l'historique. Résultat frappant : même</w:t>
+      </w:r>
+      <w:r>
+        <w:t xml:space="preserve"> </w:t>
+      </w:r>
+      <w:r>
+        <w:rPr>
+          <w:bCs/>
+          <w:b/>
+        </w:rPr>
+        <w:t xml:space="preserve">libre de tout enlever</w:t>
+      </w:r>
+      <w:r>
+        <w:t xml:space="preserve">, il</w:t>
+      </w:r>
+      <w:r>
+        <w:t xml:space="preserve"> </w:t>
+      </w:r>
+      <w:r>
+        <w:rPr>
+          <w:bCs/>
+          <w:b/>
+        </w:rPr>
+        <w:t xml:space="preserve">garde la plupart des</w:t>
+      </w:r>
+      <w:r>
+        <w:rPr>
+          <w:bCs/>
+          <w:b/>
+        </w:rPr>
+        <w:t xml:space="preserve"> </w:t>
+      </w:r>
+      <w:r>
+        <w:rPr>
+          <w:bCs/>
+          <w:b/>
+        </w:rPr>
+        <w:t xml:space="preserve">obligations</w:t>
+      </w:r>
+      <w:r>
+        <w:t xml:space="preserve"> </w:t>
+      </w:r>
+      <w:r>
+        <w:t xml:space="preserve">et ajoute seulement</w:t>
+      </w:r>
+      <w:r>
+        <w:t xml:space="preserve"> </w:t>
+      </w:r>
+      <w:r>
+        <w:rPr>
+          <w:bCs/>
+          <w:b/>
+        </w:rPr>
+        <w:t xml:space="preserve">un peu d'or</w:t>
+      </w:r>
+      <w:r>
+        <w:t xml:space="preserve">. Il ne remplace</w:t>
+      </w:r>
+      <w:r>
+        <w:t xml:space="preserve"> </w:t>
+      </w:r>
+      <w:r>
+        <w:rPr>
+          <w:bCs/>
+          <w:b/>
+        </w:rPr>
+        <w:t xml:space="preserve">jamais</w:t>
+      </w:r>
+      <w:r>
+        <w:t xml:space="preserve"> </w:t>
+      </w:r>
+      <w:r>
+        <w:t xml:space="preserve">tout.</w:t>
+      </w:r>
+    </w:p>
+    <w:p>
+      <w:pPr>
+        <w:pStyle w:val="BlockText"/>
+      </w:pPr>
+      <w:r>
+        <w:t xml:space="preserve">Trois méthodes différentes (une par une, mélange, optimiseur) disent</w:t>
+      </w:r>
+      <w:r>
+        <w:t xml:space="preserve"> </w:t>
+      </w:r>
+      <w:r>
+        <w:rPr>
+          <w:bCs/>
+          <w:b/>
+        </w:rPr>
+        <w:t xml:space="preserve">la même chose</w:t>
+      </w:r>
+      <w:r>
+        <w:t xml:space="preserve"> </w:t>
+      </w:r>
+      <w:r>
+        <w:t xml:space="preserve">: garder</w:t>
+      </w:r>
+      <w:r>
+        <w:t xml:space="preserve"> </w:t>
+      </w:r>
+      <w:r>
+        <w:t xml:space="preserve">les obligations, ajouter au plus un peu d'or.</w:t>
+      </w:r>
+    </w:p>
+    <w:bookmarkEnd w:id="38"/>
+    <w:bookmarkEnd w:id="39"/>
+    <w:bookmarkStart w:id="40" w:name="X36a64de22db965c79888c9bc99fb621c05c7c57"/>
     <w:p>
       <w:pPr>
         <w:pStyle w:val="Heading2"/>
       </w:pPr>
       <w:r>
-        <w:t xml:space="preserve">8. Où trouver chaque chose dans le dépôt</w:t>
+        <w:t xml:space="preserve">PARTIE 6 — La conclusion, en langage simple</w:t>
+      </w:r>
+    </w:p>
+    <w:p>
+      <w:pPr>
+        <w:pStyle w:val="BlockText"/>
+      </w:pPr>
+      <w:r>
+        <w:rPr>
+          <w:bCs/>
+          <w:b/>
+        </w:rPr>
+        <w:t xml:space="preserve">Remplacer les obligations fait gagner un peu plus, mais fait aussi risquer beaucoup plus — sans</w:t>
+      </w:r>
+      <w:r>
+        <w:rPr>
+          <w:bCs/>
+          <w:b/>
+        </w:rPr>
+        <w:t xml:space="preserve"> </w:t>
+      </w:r>
+      <w:r>
+        <w:rPr>
+          <w:bCs/>
+          <w:b/>
+        </w:rPr>
+        <w:t xml:space="preserve">être mieux payé pour ce risque.</w:t>
+      </w:r>
+    </w:p>
+    <w:p>
+      <w:pPr>
+        <w:pStyle w:val="FirstParagraph"/>
+      </w:pPr>
+      <w:r>
+        <w:t xml:space="preserve">Autrement dit : on ne trouve</w:t>
+      </w:r>
+      <w:r>
+        <w:t xml:space="preserve"> </w:t>
+      </w:r>
+      <w:r>
+        <w:rPr>
+          <w:bCs/>
+          <w:b/>
+        </w:rPr>
+        <w:t xml:space="preserve">pas</w:t>
+      </w:r>
+      <w:r>
+        <w:t xml:space="preserve"> </w:t>
+      </w:r>
+      <w:r>
+        <w:t xml:space="preserve">un placement « meilleur que les obligations ». On</w:t>
+      </w:r>
+      <w:r>
+        <w:t xml:space="preserve"> </w:t>
+      </w:r>
+      <w:r>
+        <w:rPr>
+          <w:bCs/>
+          <w:b/>
+        </w:rPr>
+        <w:t xml:space="preserve">change le</w:t>
+      </w:r>
+      <w:r>
+        <w:rPr>
+          <w:bCs/>
+          <w:b/>
+        </w:rPr>
+        <w:t xml:space="preserve"> </w:t>
+      </w:r>
+      <w:r>
+        <w:rPr>
+          <w:bCs/>
+          <w:b/>
+        </w:rPr>
+        <w:t xml:space="preserve">niveau de risque</w:t>
+      </w:r>
+      <w:r>
+        <w:t xml:space="preserve"> </w:t>
+      </w:r>
+      <w:r>
+        <w:t xml:space="preserve">du portefeuille. C'est un choix, pas une amélioration gratuite.</w:t>
+      </w:r>
+    </w:p>
+    <w:p>
+      <w:pPr>
+        <w:pStyle w:val="BodyText"/>
+      </w:pPr>
+      <w:r>
+        <w:t xml:space="preserve">Ce qu'on peut réellement dire :</w:t>
+      </w:r>
+    </w:p>
+    <w:p>
+      <w:pPr>
+        <w:numPr>
+          <w:ilvl w:val="0"/>
+          <w:numId w:val="1016"/>
+        </w:numPr>
+        <w:pStyle w:val="Compact"/>
+      </w:pPr>
+      <w:r>
+        <w:rPr>
+          <w:bCs/>
+          <w:b/>
+        </w:rPr>
+        <w:t xml:space="preserve">Ne pas tout remplacer</w:t>
+      </w:r>
+      <w:r>
+        <w:t xml:space="preserve"> </w:t>
+      </w:r>
+      <w:r>
+        <w:t xml:space="preserve">: ça aggrave les grosses pertes sans meilleur Sharpe.</w:t>
+      </w:r>
+    </w:p>
+    <w:p>
+      <w:pPr>
+        <w:numPr>
+          <w:ilvl w:val="0"/>
+          <w:numId w:val="1016"/>
+        </w:numPr>
+        <w:pStyle w:val="Compact"/>
+      </w:pPr>
+      <w:r>
+        <w:rPr>
+          <w:bCs/>
+          <w:b/>
+        </w:rPr>
+        <w:t xml:space="preserve">Le seul ajout utile</w:t>
+      </w:r>
+      <w:r>
+        <w:t xml:space="preserve"> </w:t>
+      </w:r>
+      <w:r>
+        <w:t xml:space="preserve">historiquement, c'est</w:t>
+      </w:r>
+      <w:r>
+        <w:t xml:space="preserve"> </w:t>
+      </w:r>
+      <w:r>
+        <w:rPr>
+          <w:bCs/>
+          <w:b/>
+        </w:rPr>
+        <w:t xml:space="preserve">un peu d'or, à côté des obligations</w:t>
+      </w:r>
+      <w:r>
+        <w:t xml:space="preserve"> </w:t>
+      </w:r>
+      <w:r>
+        <w:t xml:space="preserve">(pas à leur</w:t>
+      </w:r>
+      <w:r>
+        <w:t xml:space="preserve"> </w:t>
+      </w:r>
+      <w:r>
+        <w:t xml:space="preserve">place) — et encore, c'est un pari concentré sur une période où l'or a bien marché.</w:t>
+      </w:r>
+    </w:p>
+    <w:p>
+      <w:pPr>
+        <w:numPr>
+          <w:ilvl w:val="0"/>
+          <w:numId w:val="1016"/>
+        </w:numPr>
+        <w:pStyle w:val="Compact"/>
+      </w:pPr>
+      <w:r>
+        <w:rPr>
+          <w:bCs/>
+          <w:b/>
+        </w:rPr>
+        <w:t xml:space="preserve">Garder les obligations</w:t>
+      </w:r>
+      <w:r>
+        <w:t xml:space="preserve"> </w:t>
+      </w:r>
+      <w:r>
+        <w:t xml:space="preserve">(suisses + mondiales, longues + courtes) : elles se comportent</w:t>
+      </w:r>
+      <w:r>
+        <w:t xml:space="preserve"> </w:t>
+      </w:r>
+      <w:r>
+        <w:t xml:space="preserve">différemment selon les époques et se complètent.</w:t>
+      </w:r>
+    </w:p>
+    <w:bookmarkEnd w:id="40"/>
+    <w:bookmarkStart w:id="41" w:name="Xfc93d099ac0ee1347c45c87fe0035d668092982"/>
+    <w:p>
+      <w:pPr>
+        <w:pStyle w:val="Heading2"/>
+      </w:pPr>
+      <w:r>
+        <w:t xml:space="preserve">PARTIE 7 — Les questions qu'Erta pourrait poser (et les réponses)</w:t>
+      </w:r>
+    </w:p>
+    <w:p>
+      <w:pPr>
+        <w:numPr>
+          <w:ilvl w:val="0"/>
+          <w:numId w:val="1017"/>
+        </w:numPr>
+        <w:pStyle w:val="Compact"/>
+      </w:pPr>
+      <w:r>
+        <w:rPr>
+          <w:iCs/>
+          <w:i/>
+        </w:rPr>
+        <w:t xml:space="preserve">« Pourquoi 2008 et pas avant ? »</w:t>
+      </w:r>
+      <w:r>
+        <w:t xml:space="preserve"> </w:t>
+      </w:r>
+      <w:r>
+        <w:t xml:space="preserve">— Parce que l'un des ingrédients (la dette émergente) commence</w:t>
+      </w:r>
+      <w:r>
+        <w:t xml:space="preserve"> </w:t>
+      </w:r>
+      <w:r>
+        <w:t xml:space="preserve">en février 2008. Pour comparer tous les portefeuilles sur</w:t>
+      </w:r>
+      <w:r>
+        <w:t xml:space="preserve"> </w:t>
+      </w:r>
+      <w:r>
+        <w:rPr>
+          <w:bCs/>
+          <w:b/>
+        </w:rPr>
+        <w:t xml:space="preserve">exactement la même période</w:t>
+      </w:r>
+      <w:r>
+        <w:t xml:space="preserve">, on part</w:t>
+      </w:r>
+      <w:r>
+        <w:t xml:space="preserve"> </w:t>
+      </w:r>
+      <w:r>
+        <w:t xml:space="preserve">de là.</w:t>
+      </w:r>
+    </w:p>
+    <w:p>
+      <w:pPr>
+        <w:numPr>
+          <w:ilvl w:val="0"/>
+          <w:numId w:val="1017"/>
+        </w:numPr>
+        <w:pStyle w:val="Compact"/>
+      </w:pPr>
+      <w:r>
+        <w:rPr>
+          <w:iCs/>
+          <w:i/>
+        </w:rPr>
+        <w:t xml:space="preserve">« Pourquoi des proxys (ETF) et pas les vrais fonds VZ ? »</w:t>
+      </w:r>
+      <w:r>
+        <w:t xml:space="preserve"> </w:t>
+      </w:r>
+      <w:r>
+        <w:t xml:space="preserve">— Parce qu'il faut un historique long,</w:t>
+      </w:r>
+      <w:r>
+        <w:t xml:space="preserve"> </w:t>
+      </w:r>
+      <w:r>
+        <w:t xml:space="preserve">public et net de frais. Les ETF/indices le fournissent ; on le dit clairement.</w:t>
+      </w:r>
+    </w:p>
+    <w:p>
+      <w:pPr>
+        <w:numPr>
+          <w:ilvl w:val="0"/>
+          <w:numId w:val="1017"/>
+        </w:numPr>
+        <w:pStyle w:val="Compact"/>
+      </w:pPr>
+      <w:r>
+        <w:rPr>
+          <w:iCs/>
+          <w:i/>
+        </w:rPr>
+        <w:t xml:space="preserve">« L'or à 0,60, pourquoi ne pas tout mettre en or ? »</w:t>
+      </w:r>
+      <w:r>
+        <w:t xml:space="preserve"> </w:t>
+      </w:r>
+      <w:r>
+        <w:t xml:space="preserve">— Parce que c'est</w:t>
+      </w:r>
+      <w:r>
+        <w:t xml:space="preserve"> </w:t>
+      </w:r>
+      <w:r>
+        <w:rPr>
+          <w:bCs/>
+          <w:b/>
+        </w:rPr>
+        <w:t xml:space="preserve">un seul actif</w:t>
+      </w:r>
+      <w:r>
+        <w:t xml:space="preserve">, très</w:t>
+      </w:r>
+      <w:r>
+        <w:t xml:space="preserve"> </w:t>
+      </w:r>
+      <w:r>
+        <w:t xml:space="preserve">volatil, sans aucun revenu, et le beau résultat vient d'une période</w:t>
+      </w:r>
+      <w:r>
+        <w:t xml:space="preserve"> </w:t>
+      </w:r>
+      <w:r>
+        <w:rPr>
+          <w:bCs/>
+          <w:b/>
+        </w:rPr>
+        <w:t xml:space="preserve">favorable</w:t>
+      </w:r>
+      <w:r>
+        <w:t xml:space="preserve"> </w:t>
+      </w:r>
+      <w:r>
+        <w:t xml:space="preserve">à l'or. Mettre</w:t>
+      </w:r>
+      <w:r>
+        <w:t xml:space="preserve"> </w:t>
+      </w:r>
+      <w:r>
+        <w:t xml:space="preserve">42 % du portefeuille sur un seul pari, c'est imprudent.</w:t>
+      </w:r>
+    </w:p>
+    <w:p>
+      <w:pPr>
+        <w:numPr>
+          <w:ilvl w:val="0"/>
+          <w:numId w:val="1017"/>
+        </w:numPr>
+        <w:pStyle w:val="Compact"/>
+      </w:pPr>
+      <w:r>
+        <w:rPr>
+          <w:iCs/>
+          <w:i/>
+        </w:rPr>
+        <w:t xml:space="preserve">« Le résultat est-il sûr ? »</w:t>
+      </w:r>
+      <w:r>
+        <w:t xml:space="preserve"> </w:t>
+      </w:r>
+      <w:r>
+        <w:t xml:space="preserve">— Le côté « le remplacement total aggrave les grosses pertes » est</w:t>
+      </w:r>
+      <w:r>
+        <w:t xml:space="preserve"> </w:t>
+      </w:r>
+      <w:r>
+        <w:rPr>
+          <w:bCs/>
+          <w:b/>
+        </w:rPr>
+        <w:t xml:space="preserve">très solide</w:t>
+      </w:r>
+      <w:r>
+        <w:t xml:space="preserve"> </w:t>
+      </w:r>
+      <w:r>
+        <w:t xml:space="preserve">(survit à tous les tests). Le petit avantage d'un remplacement partiel, lui,</w:t>
+      </w:r>
+      <w:r>
+        <w:t xml:space="preserve"> </w:t>
+      </w:r>
+      <w:r>
+        <w:rPr>
+          <w:bCs/>
+          <w:b/>
+        </w:rPr>
+        <w:t xml:space="preserve">dépend des hypothèses</w:t>
+      </w:r>
+      <w:r>
+        <w:t xml:space="preserve"> </w:t>
+      </w:r>
+      <w:r>
+        <w:t xml:space="preserve">— on est honnête là-dessus.</w:t>
+      </w:r>
+    </w:p>
+    <w:p>
+      <w:pPr>
+        <w:numPr>
+          <w:ilvl w:val="0"/>
+          <w:numId w:val="1017"/>
+        </w:numPr>
+        <w:pStyle w:val="Compact"/>
+      </w:pPr>
+      <w:r>
+        <w:rPr>
+          <w:iCs/>
+          <w:i/>
+        </w:rPr>
+        <w:t xml:space="preserve">« Est-ce que la thèse est finie ? »</w:t>
+      </w:r>
+      <w:r>
+        <w:t xml:space="preserve"> </w:t>
+      </w:r>
+      <w:r>
+        <w:t xml:space="preserve">— L'</w:t>
+      </w:r>
+      <w:r>
+        <w:rPr>
+          <w:bCs/>
+          <w:b/>
+        </w:rPr>
+        <w:t xml:space="preserve">analyse</w:t>
+      </w:r>
+      <w:r>
+        <w:t xml:space="preserve"> </w:t>
+      </w:r>
+      <w:r>
+        <w:t xml:space="preserve">(chiffres, graphiques, tests) est finie. Il</w:t>
+      </w:r>
+      <w:r>
+        <w:t xml:space="preserve"> </w:t>
+      </w:r>
+      <w:r>
+        <w:t xml:space="preserve">reste à</w:t>
+      </w:r>
+      <w:r>
+        <w:t xml:space="preserve"> </w:t>
+      </w:r>
+      <w:r>
+        <w:rPr>
+          <w:bCs/>
+          <w:b/>
+        </w:rPr>
+        <w:t xml:space="preserve">écrire</w:t>
+      </w:r>
+      <w:r>
+        <w:t xml:space="preserve"> </w:t>
+      </w:r>
+      <w:r>
+        <w:t xml:space="preserve">le mémoire : revue de littérature, cadre théorique, références, introduction,</w:t>
+      </w:r>
+      <w:r>
+        <w:t xml:space="preserve"> </w:t>
+      </w:r>
+      <w:r>
+        <w:t xml:space="preserve">discussion, conclusion. Ça, c'est le travail de rédaction de l'étudiante.</w:t>
+      </w:r>
+    </w:p>
+    <w:bookmarkEnd w:id="41"/>
+    <w:bookmarkStart w:id="42" w:name="partie-8--où-se-trouve-chaque-chose"/>
+    <w:p>
+      <w:pPr>
+        <w:pStyle w:val="Heading2"/>
+      </w:pPr>
+      <w:r>
+        <w:t xml:space="preserve">PARTIE 8 — Où se trouve chaque chose</w:t>
       </w:r>
     </w:p>
     <w:tbl>
@@ -3094,7 +4082,7 @@
               <w:jc w:val="left"/>
             </w:pPr>
             <w:r>
-              <w:t xml:space="preserve">Vous voulez…</w:t>
+              <w:t xml:space="preserve">Tu veux…</w:t>
             </w:r>
           </w:p>
         </w:tc>
@@ -3107,6 +4095,64 @@
             </w:pPr>
             <w:r>
               <w:t xml:space="preserve">Fichier</w:t>
+            </w:r>
+          </w:p>
+        </w:tc>
+      </w:tr>
+      <w:tr>
+        <w:tc>
+          <w:tcPr/>
+          <w:p>
+            <w:pPr>
+              <w:pStyle w:val="Compact"/>
+              <w:jc w:val="left"/>
+            </w:pPr>
+            <w:r>
+              <w:t xml:space="preserve">La version principale de la thèse (FR)</w:t>
+            </w:r>
+          </w:p>
+        </w:tc>
+        <w:tc>
+          <w:tcPr/>
+          <w:p>
+            <w:pPr>
+              <w:pStyle w:val="Compact"/>
+              <w:jc w:val="left"/>
+            </w:pPr>
+            <w:r>
+              <w:rPr>
+                <w:rStyle w:val="VerbatimChar"/>
+              </w:rPr>
+              <w:t xml:space="preserve">reports/these_principale_FR.md</w:t>
+            </w:r>
+          </w:p>
+        </w:tc>
+      </w:tr>
+      <w:tr>
+        <w:tc>
+          <w:tcPr/>
+          <w:p>
+            <w:pPr>
+              <w:pStyle w:val="Compact"/>
+              <w:jc w:val="left"/>
+            </w:pPr>
+            <w:r>
+              <w:t xml:space="preserve">Ce guide simple</w:t>
+            </w:r>
+          </w:p>
+        </w:tc>
+        <w:tc>
+          <w:tcPr/>
+          <w:p>
+            <w:pPr>
+              <w:pStyle w:val="Compact"/>
+              <w:jc w:val="left"/>
+            </w:pPr>
+            <w:r>
+              <w:rPr>
+                <w:rStyle w:val="VerbatimChar"/>
+              </w:rPr>
+              <w:t xml:space="preserve">reports/guide_pas_a_pas.md</w:t>
             </w:r>
           </w:p>
         </w:tc>
@@ -3166,70 +4212,6 @@
               </w:rPr>
               <w:t xml:space="preserve">docs/methodology.md</w:t>
             </w:r>
-            <w:r>
-              <w:t xml:space="preserve"> </w:t>
-            </w:r>
-            <w:r>
-              <w:t xml:space="preserve">(avec le tableau « toutes les hypothèses en un coup d'œil »)</w:t>
-            </w:r>
-          </w:p>
-        </w:tc>
-      </w:tr>
-      <w:tr>
-        <w:tc>
-          <w:tcPr/>
-          <w:p>
-            <w:pPr>
-              <w:pStyle w:val="Compact"/>
-              <w:jc w:val="left"/>
-            </w:pPr>
-            <w:r>
-              <w:t xml:space="preserve">Le rapport complet (EN)</w:t>
-            </w:r>
-          </w:p>
-        </w:tc>
-        <w:tc>
-          <w:tcPr/>
-          <w:p>
-            <w:pPr>
-              <w:pStyle w:val="Compact"/>
-              <w:jc w:val="left"/>
-            </w:pPr>
-            <w:r>
-              <w:rPr>
-                <w:rStyle w:val="VerbatimChar"/>
-              </w:rPr>
-              <w:t xml:space="preserve">reports/thesis_report.md</w:t>
-            </w:r>
-          </w:p>
-        </w:tc>
-      </w:tr>
-      <w:tr>
-        <w:tc>
-          <w:tcPr/>
-          <w:p>
-            <w:pPr>
-              <w:pStyle w:val="Compact"/>
-              <w:jc w:val="left"/>
-            </w:pPr>
-            <w:r>
-              <w:t xml:space="preserve">Le résumé exécutif (FR)</w:t>
-            </w:r>
-          </w:p>
-        </w:tc>
-        <w:tc>
-          <w:tcPr/>
-          <w:p>
-            <w:pPr>
-              <w:pStyle w:val="Compact"/>
-              <w:jc w:val="left"/>
-            </w:pPr>
-            <w:r>
-              <w:rPr>
-                <w:rStyle w:val="VerbatimChar"/>
-              </w:rPr>
-              <w:t xml:space="preserve">reports/resume_executif.md</w:t>
-            </w:r>
           </w:p>
         </w:tc>
       </w:tr>
@@ -3257,28 +4239,13 @@
               <w:rPr>
                 <w:rStyle w:val="VerbatimChar"/>
               </w:rPr>
-              <w:t xml:space="preserve">reports/figures/</w:t>
-            </w:r>
-            <w:r>
-              <w:t xml:space="preserve"> </w:t>
-            </w:r>
-            <w:r>
-              <w:t xml:space="preserve">(EN) et</w:t>
-            </w:r>
-            <w:r>
-              <w:t xml:space="preserve"> </w:t>
-            </w:r>
-            <w:r>
-              <w:rPr>
-                <w:rStyle w:val="VerbatimChar"/>
-              </w:rPr>
               <w:t xml:space="preserve">reports/figures_fr/</w:t>
             </w:r>
             <w:r>
               <w:t xml:space="preserve"> </w:t>
             </w:r>
             <w:r>
-              <w:t xml:space="preserve">(FR, 300 dpi)</w:t>
+              <w:t xml:space="preserve">(dont T1–T4, les nouveaux)</w:t>
             </w:r>
           </w:p>
         </w:tc>
@@ -3292,8 +4259,8 @@
         <w:t xml:space="preserve">\newpage</w:t>
       </w:r>
     </w:p>
-    <w:bookmarkEnd w:id="38"/>
-    <w:bookmarkStart w:id="54" w:name="figures-illustrations"/>
+    <w:bookmarkEnd w:id="42"/>
+    <w:bookmarkStart w:id="58" w:name="figures-illustrations"/>
     <w:p>
       <w:pPr>
         <w:pStyle w:val="Heading2"/>
@@ -3323,18 +4290,18 @@
           <wp:inline>
             <wp:extent cx="5334000" cy="2807368"/>
             <wp:effectExtent b="0" l="0" r="0" t="0"/>
-            <wp:docPr descr="" title="" id="40" name="Picture"/>
+            <wp:docPr descr="" title="" id="44" name="Picture"/>
             <a:graphic>
               <a:graphicData uri="http://schemas.openxmlformats.org/drawingml/2006/picture">
                 <pic:pic>
                   <pic:nvPicPr>
-                    <pic:cNvPr descr="/home/user/bond_replacement_analysis/reports/figures_fr/01_rendement_cumule.png" id="41" name="Picture"/>
+                    <pic:cNvPr descr="/home/user/bond_replacement_analysis/reports/figures_fr/01_rendement_cumule.png" id="45" name="Picture"/>
                     <pic:cNvPicPr>
                       <a:picLocks noChangeArrowheads="1" noChangeAspect="1"/>
                     </pic:cNvPicPr>
                   </pic:nvPicPr>
                   <pic:blipFill>
-                    <a:blip r:embed="rId39"/>
+                    <a:blip r:embed="rId43"/>
                     <a:stretch>
                       <a:fillRect/>
                     </a:stretch>
@@ -3382,18 +4349,18 @@
           <wp:inline>
             <wp:extent cx="5334000" cy="2844799"/>
             <wp:effectExtent b="0" l="0" r="0" t="0"/>
-            <wp:docPr descr="" title="" id="43" name="Picture"/>
+            <wp:docPr descr="" title="" id="47" name="Picture"/>
             <a:graphic>
               <a:graphicData uri="http://schemas.openxmlformats.org/drawingml/2006/picture">
                 <pic:pic>
                   <pic:nvPicPr>
-                    <pic:cNvPr descr="/home/user/bond_replacement_analysis/reports/figures_fr/02_validation.png" id="44" name="Picture"/>
+                    <pic:cNvPr descr="/home/user/bond_replacement_analysis/reports/figures_fr/02_validation.png" id="48" name="Picture"/>
                     <pic:cNvPicPr>
                       <a:picLocks noChangeArrowheads="1" noChangeAspect="1"/>
                     </pic:cNvPicPr>
                   </pic:nvPicPr>
                   <pic:blipFill>
-                    <a:blip r:embed="rId42"/>
+                    <a:blip r:embed="rId46"/>
                     <a:stretch>
                       <a:fillRect/>
                     </a:stretch>
@@ -3441,18 +4408,18 @@
           <wp:inline>
             <wp:extent cx="5334000" cy="2807368"/>
             <wp:effectExtent b="0" l="0" r="0" t="0"/>
-            <wp:docPr descr="" title="" id="46" name="Picture"/>
+            <wp:docPr descr="" title="" id="50" name="Picture"/>
             <a:graphic>
               <a:graphicData uri="http://schemas.openxmlformats.org/drawingml/2006/picture">
                 <pic:pic>
                   <pic:nvPicPr>
-                    <pic:cNvPr descr="/home/user/bond_replacement_analysis/reports/figures_fr/04_rendement_par_regime.png" id="47" name="Picture"/>
+                    <pic:cNvPr descr="/home/user/bond_replacement_analysis/reports/figures_fr/04_rendement_par_regime.png" id="51" name="Picture"/>
                     <pic:cNvPicPr>
                       <a:picLocks noChangeArrowheads="1" noChangeAspect="1"/>
                     </pic:cNvPicPr>
                   </pic:nvPicPr>
                   <pic:blipFill>
-                    <a:blip r:embed="rId45"/>
+                    <a:blip r:embed="rId49"/>
                     <a:stretch>
                       <a:fillRect/>
                     </a:stretch>
@@ -3500,18 +4467,18 @@
           <wp:inline>
             <wp:extent cx="5334000" cy="2807368"/>
             <wp:effectExtent b="0" l="0" r="0" t="0"/>
-            <wp:docPr descr="" title="" id="49" name="Picture"/>
+            <wp:docPr descr="" title="" id="53" name="Picture"/>
             <a:graphic>
               <a:graphicData uri="http://schemas.openxmlformats.org/drawingml/2006/picture">
                 <pic:pic>
                   <pic:nvPicPr>
-                    <pic:cNvPr descr="/home/user/bond_replacement_analysis/reports/figures_fr/05_obligations_par_regime.png" id="50" name="Picture"/>
+                    <pic:cNvPr descr="/home/user/bond_replacement_analysis/reports/figures_fr/05_obligations_par_regime.png" id="54" name="Picture"/>
                     <pic:cNvPicPr>
                       <a:picLocks noChangeArrowheads="1" noChangeAspect="1"/>
                     </pic:cNvPicPr>
                   </pic:nvPicPr>
                   <pic:blipFill>
-                    <a:blip r:embed="rId48"/>
+                    <a:blip r:embed="rId52"/>
                     <a:stretch>
                       <a:fillRect/>
                     </a:stretch>
@@ -3559,18 +4526,18 @@
           <wp:inline>
             <wp:extent cx="5334000" cy="2807368"/>
             <wp:effectExtent b="0" l="0" r="0" t="0"/>
-            <wp:docPr descr="" title="" id="52" name="Picture"/>
+            <wp:docPr descr="" title="" id="56" name="Picture"/>
             <a:graphic>
               <a:graphicData uri="http://schemas.openxmlformats.org/drawingml/2006/picture">
                 <pic:pic>
                   <pic:nvPicPr>
-                    <pic:cNvPr descr="/home/user/bond_replacement_analysis/reports/figures_fr/08_curated_vs_naif.png" id="53" name="Picture"/>
+                    <pic:cNvPr descr="/home/user/bond_replacement_analysis/reports/figures_fr/08_curated_vs_naif.png" id="57" name="Picture"/>
                     <pic:cNvPicPr>
                       <a:picLocks noChangeArrowheads="1" noChangeAspect="1"/>
                     </pic:cNvPicPr>
                   </pic:nvPicPr>
                   <pic:blipFill>
-                    <a:blip r:embed="rId51"/>
+                    <a:blip r:embed="rId55"/>
                     <a:stretch>
                       <a:fillRect/>
                     </a:stretch>
@@ -3597,8 +4564,8 @@
         </w:drawing>
       </w:r>
     </w:p>
-    <w:bookmarkEnd w:id="54"/>
-    <w:bookmarkEnd w:id="55"/>
+    <w:bookmarkEnd w:id="58"/>
+    <w:bookmarkEnd w:id="59"/>
     <w:sectPr/>
   </w:body>
 </w:document>
@@ -3705,6 +4672,82 @@
       </w:pPr>
     </w:lvl>
   </w:abstractNum>
+  <w:abstractNum w:abstractNumId="991">
+    <w:nsid w:val="A991"/>
+    <w:multiLevelType w:val="multilevel"/>
+    <w:lvl w:ilvl="0">
+      <w:numFmt w:val="bullet"/>
+      <w:lvlText w:val="•"/>
+      <w:lvlJc w:val="left"/>
+      <w:pPr>
+        <w:ind w:left="720" w:hanging="480"/>
+      </w:pPr>
+    </w:lvl>
+    <w:lvl w:ilvl="1">
+      <w:numFmt w:val="bullet"/>
+      <w:lvlText w:val="–"/>
+      <w:lvlJc w:val="left"/>
+      <w:pPr>
+        <w:ind w:left="1440" w:hanging="480"/>
+      </w:pPr>
+    </w:lvl>
+    <w:lvl w:ilvl="2">
+      <w:numFmt w:val="bullet"/>
+      <w:lvlText w:val="•"/>
+      <w:lvlJc w:val="left"/>
+      <w:pPr>
+        <w:ind w:left="2160" w:hanging="480"/>
+      </w:pPr>
+    </w:lvl>
+    <w:lvl w:ilvl="3">
+      <w:numFmt w:val="bullet"/>
+      <w:lvlText w:val="–"/>
+      <w:lvlJc w:val="left"/>
+      <w:pPr>
+        <w:ind w:left="2880" w:hanging="480"/>
+      </w:pPr>
+    </w:lvl>
+    <w:lvl w:ilvl="4">
+      <w:numFmt w:val="bullet"/>
+      <w:lvlText w:val="•"/>
+      <w:lvlJc w:val="left"/>
+      <w:pPr>
+        <w:ind w:left="3600" w:hanging="480"/>
+      </w:pPr>
+    </w:lvl>
+    <w:lvl w:ilvl="5">
+      <w:numFmt w:val="bullet"/>
+      <w:lvlText w:val="–"/>
+      <w:lvlJc w:val="left"/>
+      <w:pPr>
+        <w:ind w:left="4320" w:hanging="480"/>
+      </w:pPr>
+    </w:lvl>
+    <w:lvl w:ilvl="6">
+      <w:numFmt w:val="bullet"/>
+      <w:lvlText w:val="•"/>
+      <w:lvlJc w:val="left"/>
+      <w:pPr>
+        <w:ind w:left="5040" w:hanging="480"/>
+      </w:pPr>
+    </w:lvl>
+    <w:lvl w:ilvl="7">
+      <w:numFmt w:val="bullet"/>
+      <w:lvlText w:val="–"/>
+      <w:lvlJc w:val="left"/>
+      <w:pPr>
+        <w:ind w:left="5760" w:hanging="480"/>
+      </w:pPr>
+    </w:lvl>
+    <w:lvl w:ilvl="8">
+      <w:numFmt w:val="bullet"/>
+      <w:lvlText w:val="•"/>
+      <w:lvlJc w:val="left"/>
+      <w:pPr>
+        <w:ind w:left="6480" w:hanging="480"/>
+      </w:pPr>
+    </w:lvl>
+  </w:abstractNum>
   <w:abstractNum w:abstractNumId="99411">
     <w:nsid w:val="A99411"/>
     <w:multiLevelType w:val="multilevel"/>
@@ -3790,86 +4833,13 @@
       </w:pPr>
     </w:lvl>
   </w:abstractNum>
-  <w:abstractNum w:abstractNumId="991">
-    <w:nsid w:val="A991"/>
-    <w:multiLevelType w:val="multilevel"/>
-    <w:lvl w:ilvl="0">
-      <w:numFmt w:val="bullet"/>
-      <w:lvlText w:val="•"/>
-      <w:lvlJc w:val="left"/>
-      <w:pPr>
-        <w:ind w:left="720" w:hanging="480"/>
-      </w:pPr>
-    </w:lvl>
-    <w:lvl w:ilvl="1">
-      <w:numFmt w:val="bullet"/>
-      <w:lvlText w:val="–"/>
-      <w:lvlJc w:val="left"/>
-      <w:pPr>
-        <w:ind w:left="1440" w:hanging="480"/>
-      </w:pPr>
-    </w:lvl>
-    <w:lvl w:ilvl="2">
-      <w:numFmt w:val="bullet"/>
-      <w:lvlText w:val="•"/>
-      <w:lvlJc w:val="left"/>
-      <w:pPr>
-        <w:ind w:left="2160" w:hanging="480"/>
-      </w:pPr>
-    </w:lvl>
-    <w:lvl w:ilvl="3">
-      <w:numFmt w:val="bullet"/>
-      <w:lvlText w:val="–"/>
-      <w:lvlJc w:val="left"/>
-      <w:pPr>
-        <w:ind w:left="2880" w:hanging="480"/>
-      </w:pPr>
-    </w:lvl>
-    <w:lvl w:ilvl="4">
-      <w:numFmt w:val="bullet"/>
-      <w:lvlText w:val="•"/>
-      <w:lvlJc w:val="left"/>
-      <w:pPr>
-        <w:ind w:left="3600" w:hanging="480"/>
-      </w:pPr>
-    </w:lvl>
-    <w:lvl w:ilvl="5">
-      <w:numFmt w:val="bullet"/>
-      <w:lvlText w:val="–"/>
-      <w:lvlJc w:val="left"/>
-      <w:pPr>
-        <w:ind w:left="4320" w:hanging="480"/>
-      </w:pPr>
-    </w:lvl>
-    <w:lvl w:ilvl="6">
-      <w:numFmt w:val="bullet"/>
-      <w:lvlText w:val="•"/>
-      <w:lvlJc w:val="left"/>
-      <w:pPr>
-        <w:ind w:left="5040" w:hanging="480"/>
-      </w:pPr>
-    </w:lvl>
-    <w:lvl w:ilvl="7">
-      <w:numFmt w:val="bullet"/>
-      <w:lvlText w:val="–"/>
-      <w:lvlJc w:val="left"/>
-      <w:pPr>
-        <w:ind w:left="5760" w:hanging="480"/>
-      </w:pPr>
-    </w:lvl>
-    <w:lvl w:ilvl="8">
-      <w:numFmt w:val="bullet"/>
-      <w:lvlText w:val="•"/>
-      <w:lvlJc w:val="left"/>
-      <w:pPr>
-        <w:ind w:left="6480" w:hanging="480"/>
-      </w:pPr>
-    </w:lvl>
-  </w:abstractNum>
   <w:num w:numId="1000">
     <w:abstractNumId w:val="990"/>
   </w:num>
   <w:num w:numId="1001">
+    <w:abstractNumId w:val="991"/>
+  </w:num>
+  <w:num w:numId="1002">
     <w:abstractNumId w:val="99411"/>
     <w:lvlOverride w:ilvl="0">
       <w:startOverride w:val="1"/>
@@ -3898,9 +4868,6 @@
     <w:lvlOverride w:ilvl="8">
       <w:startOverride w:val="1"/>
     </w:lvlOverride>
-  </w:num>
-  <w:num w:numId="1002">
-    <w:abstractNumId w:val="991"/>
   </w:num>
   <w:num w:numId="1003">
     <w:abstractNumId w:val="991"/>
@@ -3936,6 +4903,15 @@
     <w:abstractNumId w:val="991"/>
   </w:num>
   <w:num w:numId="1014">
+    <w:abstractNumId w:val="991"/>
+  </w:num>
+  <w:num w:numId="1015">
+    <w:abstractNumId w:val="991"/>
+  </w:num>
+  <w:num w:numId="1016">
+    <w:abstractNumId w:val="991"/>
+  </w:num>
+  <w:num w:numId="1017">
     <w:abstractNumId w:val="991"/>
   </w:num>
 </w:numbering>

--- a/reports/docx/Guide_pas_a_pas_FR.docx
+++ b/reports/docx/Guide_pas_a_pas_FR.docx
@@ -4211,6 +4211,39 @@
                 <w:rStyle w:val="VerbatimChar"/>
               </w:rPr>
               <w:t xml:space="preserve">docs/methodology.md</w:t>
+            </w:r>
+          </w:p>
+        </w:tc>
+      </w:tr>
+      <w:tr>
+        <w:tc>
+          <w:tcPr/>
+          <w:p>
+            <w:pPr>
+              <w:pStyle w:val="Compact"/>
+              <w:jc w:val="left"/>
+            </w:pPr>
+            <w:r>
+              <w:rPr>
+                <w:bCs/>
+                <w:b/>
+              </w:rPr>
+              <w:t xml:space="preserve">Où se trouve chaque calcul dans le code (lignes exactes)</w:t>
+            </w:r>
+          </w:p>
+        </w:tc>
+        <w:tc>
+          <w:tcPr/>
+          <w:p>
+            <w:pPr>
+              <w:pStyle w:val="Compact"/>
+              <w:jc w:val="left"/>
+            </w:pPr>
+            <w:r>
+              <w:rPr>
+                <w:rStyle w:val="VerbatimChar"/>
+              </w:rPr>
+              <w:t xml:space="preserve">reports/tracabilite_code_FR.md</w:t>
             </w:r>
           </w:p>
         </w:tc>
